--- a/docs/legal-research/forms/残土処分請負契約書.docx
+++ b/docs/legal-research/forms/残土処分請負契約書.docx
@@ -26,6 +26,8 @@
       <w:r>
         <w:rPr>
           <w:rFonts w:ascii="ＭＳ ゴシック" w:eastAsia="ＭＳ ゴシック" w:hAnsi="ＭＳ ゴシック"/>
+          <w:b w:val="false"/>
+          <w:bCs w:val="false"/>
           <w:sz w:val="19"/>
           <w:szCs w:val="19"/>
         </w:rPr>
@@ -40,1048 +42,12 @@
       <w:r>
         <w:rPr>
           <w:rFonts w:ascii="ＭＳ 明朝" w:eastAsia="ＭＳ 明朝" w:hAnsi="ＭＳ 明朝"/>
+          <w:b w:val="false"/>
+          <w:bCs w:val="false"/>
           <w:sz w:val="21"/>
           <w:szCs w:val="21"/>
         </w:rPr>
-        <w:t xml:space="preserve">　　　　　　　　　　　　　　　　　　（以下「甲」という。）と　　　　　　　　　　　　　　　　　　（以下「乙」という。）は、甲が施工する建設工事に伴い発生する残土の処分について、次のとおり請負契約を締結する。</w:t>
-      </w:r>
-    </w:p>
-    <w:p>
-      <w:pPr>
-        <w:keepNext/>
-        <w:spacing w:after="80" w:before="220" w:line="300" w:lineRule="auto"/>
-      </w:pPr>
-      <w:r>
-        <w:rPr>
-          <w:rFonts w:ascii="ＭＳ ゴシック" w:eastAsia="ＭＳ ゴシック" w:hAnsi="ＭＳ ゴシック"/>
-          <w:b/>
-          <w:bCs/>
-          <w:sz w:val="22"/>
-          <w:szCs w:val="22"/>
-        </w:rPr>
-        <w:t xml:space="preserve">第１条（目的）</w:t>
-      </w:r>
-    </w:p>
-    <w:p>
-      <w:pPr>
-        <w:spacing w:after="0" w:before="0" w:line="300" w:lineRule="auto"/>
-        <w:ind w:left="210" w:hanging="0"/>
-      </w:pPr>
-      <w:r>
-        <w:rPr>
-          <w:rFonts w:ascii="ＭＳ 明朝" w:eastAsia="ＭＳ 明朝" w:hAnsi="ＭＳ 明朝"/>
-          <w:sz w:val="21"/>
-          <w:szCs w:val="21"/>
-        </w:rPr>
-        <w:t xml:space="preserve">本契約は、乙が、甲の施工に係る建設工事において発生する残土（以下「本件残土」という。）を乙の処分地に受け入れ、埋戻し及び整地を行うことにより、本件残土の処分を完成することを目的とする。</w:t>
-      </w:r>
-    </w:p>
-    <w:p>
-      <w:pPr>
-        <w:spacing w:after="0" w:before="0" w:line="300" w:lineRule="auto"/>
-        <w:ind w:left="210" w:hanging="210"/>
-      </w:pPr>
-      <w:r>
-        <w:rPr>
-          <w:rFonts w:ascii="ＭＳ 明朝" w:eastAsia="ＭＳ 明朝" w:hAnsi="ＭＳ 明朝"/>
-          <w:sz w:val="21"/>
-          <w:szCs w:val="21"/>
-        </w:rPr>
-        <w:t xml:space="preserve">２　本契約は、本件残土の処分を目的とする請負契約であり、本件残土の運搬を目的とするものではない。運搬は、前項の処分を完成するために乙が自らの手段として行う工程の一部である。</w:t>
-      </w:r>
-    </w:p>
-    <w:p>
-      <w:pPr>
-        <w:keepNext/>
-        <w:spacing w:after="80" w:before="220" w:line="300" w:lineRule="auto"/>
-      </w:pPr>
-      <w:r>
-        <w:rPr>
-          <w:rFonts w:ascii="ＭＳ ゴシック" w:eastAsia="ＭＳ ゴシック" w:hAnsi="ＭＳ ゴシック"/>
-          <w:b/>
-          <w:bCs/>
-          <w:sz w:val="22"/>
-          <w:szCs w:val="22"/>
-        </w:rPr>
-        <w:t xml:space="preserve">第２条（業務の範囲）</w:t>
-      </w:r>
-    </w:p>
-    <w:p>
-      <w:pPr>
-        <w:spacing w:after="0" w:before="0" w:line="300" w:lineRule="auto"/>
-        <w:ind w:left="210" w:hanging="0"/>
-      </w:pPr>
-      <w:r>
-        <w:rPr>
-          <w:rFonts w:ascii="ＭＳ 明朝" w:eastAsia="ＭＳ 明朝" w:hAnsi="ＭＳ 明朝"/>
-          <w:sz w:val="21"/>
-          <w:szCs w:val="21"/>
-        </w:rPr>
-        <w:t xml:space="preserve">乙は、前条の目的を達成するため、次の各工程を一体のものとして自ら行う。</w:t>
-      </w:r>
-    </w:p>
-    <w:p>
-      <w:pPr>
-        <w:spacing w:after="0" w:before="0" w:line="300" w:lineRule="auto"/>
-        <w:ind w:left="420" w:hanging="210"/>
-      </w:pPr>
-      <w:r>
-        <w:rPr>
-          <w:rFonts w:ascii="ＭＳ 明朝" w:eastAsia="ＭＳ 明朝" w:hAnsi="ＭＳ 明朝"/>
-          <w:sz w:val="20"/>
-          <w:szCs w:val="20"/>
-        </w:rPr>
-        <w:t xml:space="preserve">一　甲の工事現場における本件残土の積込み</w:t>
-      </w:r>
-    </w:p>
-    <w:p>
-      <w:pPr>
-        <w:spacing w:after="0" w:before="0" w:line="300" w:lineRule="auto"/>
-        <w:ind w:left="420" w:hanging="210"/>
-      </w:pPr>
-      <w:r>
-        <w:rPr>
-          <w:rFonts w:ascii="ＭＳ 明朝" w:eastAsia="ＭＳ 明朝" w:hAnsi="ＭＳ 明朝"/>
-          <w:sz w:val="20"/>
-          <w:szCs w:val="20"/>
-        </w:rPr>
-        <w:t xml:space="preserve">二　乙の処分地までの運搬</w:t>
-      </w:r>
-    </w:p>
-    <w:p>
-      <w:pPr>
-        <w:spacing w:after="0" w:before="0" w:line="300" w:lineRule="auto"/>
-        <w:ind w:left="420" w:hanging="210"/>
-      </w:pPr>
-      <w:r>
-        <w:rPr>
-          <w:rFonts w:ascii="ＭＳ 明朝" w:eastAsia="ＭＳ 明朝" w:hAnsi="ＭＳ 明朝"/>
-          <w:sz w:val="20"/>
-          <w:szCs w:val="20"/>
-        </w:rPr>
-        <w:t xml:space="preserve">三　処分地における受入れ及び荷卸し</w:t>
-      </w:r>
-    </w:p>
-    <w:p>
-      <w:pPr>
-        <w:spacing w:after="0" w:before="0" w:line="300" w:lineRule="auto"/>
-        <w:ind w:left="420" w:hanging="210"/>
-      </w:pPr>
-      <w:r>
-        <w:rPr>
-          <w:rFonts w:ascii="ＭＳ 明朝" w:eastAsia="ＭＳ 明朝" w:hAnsi="ＭＳ 明朝"/>
-          <w:sz w:val="20"/>
-          <w:szCs w:val="20"/>
-        </w:rPr>
-        <w:t xml:space="preserve">四　敷均し、転圧及び埋戻し</w:t>
-      </w:r>
-    </w:p>
-    <w:p>
-      <w:pPr>
-        <w:spacing w:after="0" w:before="0" w:line="300" w:lineRule="auto"/>
-        <w:ind w:left="420" w:hanging="210"/>
-      </w:pPr>
-      <w:r>
-        <w:rPr>
-          <w:rFonts w:ascii="ＭＳ 明朝" w:eastAsia="ＭＳ 明朝" w:hAnsi="ＭＳ 明朝"/>
-          <w:sz w:val="20"/>
-          <w:szCs w:val="20"/>
-        </w:rPr>
-        <w:t xml:space="preserve">五　埋戻し後の整地及び法面の処理</w:t>
-      </w:r>
-    </w:p>
-    <w:p>
-      <w:pPr>
-        <w:spacing w:after="0" w:before="0" w:line="300" w:lineRule="auto"/>
-        <w:ind w:left="420" w:hanging="210"/>
-      </w:pPr>
-      <w:r>
-        <w:rPr>
-          <w:rFonts w:ascii="ＭＳ 明朝" w:eastAsia="ＭＳ 明朝" w:hAnsi="ＭＳ 明朝"/>
-          <w:sz w:val="20"/>
-          <w:szCs w:val="20"/>
-        </w:rPr>
-        <w:t xml:space="preserve">六　前各号に付随する一切の作業</w:t>
-      </w:r>
-    </w:p>
-    <w:p>
-      <w:pPr>
-        <w:spacing w:after="0" w:before="0" w:line="300" w:lineRule="auto"/>
-        <w:ind w:left="210" w:hanging="210"/>
-      </w:pPr>
-      <w:r>
-        <w:rPr>
-          <w:rFonts w:ascii="ＭＳ 明朝" w:eastAsia="ＭＳ 明朝" w:hAnsi="ＭＳ 明朝"/>
-          <w:sz w:val="21"/>
-          <w:szCs w:val="21"/>
-        </w:rPr>
-        <w:t xml:space="preserve">２　乙は、前項の業務を第三者に再委託しない。ただし、あらかじめ甲の書面による承諾を得た場合は、この限りでない。</w:t>
-      </w:r>
-    </w:p>
-    <w:p>
-      <w:pPr>
-        <w:keepNext/>
-        <w:spacing w:after="80" w:before="220" w:line="300" w:lineRule="auto"/>
-      </w:pPr>
-      <w:r>
-        <w:rPr>
-          <w:rFonts w:ascii="ＭＳ ゴシック" w:eastAsia="ＭＳ ゴシック" w:hAnsi="ＭＳ ゴシック"/>
-          <w:b/>
-          <w:bCs/>
-          <w:sz w:val="22"/>
-          <w:szCs w:val="22"/>
-        </w:rPr>
-        <w:t xml:space="preserve">第３条（処分地）</w:t>
-      </w:r>
-    </w:p>
-    <w:p>
-      <w:pPr>
-        <w:spacing w:after="0" w:before="0" w:line="300" w:lineRule="auto"/>
-        <w:ind w:left="210" w:hanging="0"/>
-      </w:pPr>
-      <w:r>
-        <w:rPr>
-          <w:rFonts w:ascii="ＭＳ 明朝" w:eastAsia="ＭＳ 明朝" w:hAnsi="ＭＳ 明朝"/>
-          <w:sz w:val="21"/>
-          <w:szCs w:val="21"/>
-        </w:rPr>
-        <w:t xml:space="preserve">処分地は、別紙２に表示する土地とする。</w:t>
-      </w:r>
-    </w:p>
-    <w:p>
-      <w:pPr>
-        <w:spacing w:after="0" w:before="0" w:line="300" w:lineRule="auto"/>
-        <w:ind w:left="210" w:hanging="210"/>
-      </w:pPr>
-      <w:r>
-        <w:rPr>
-          <w:rFonts w:ascii="ＭＳ 明朝" w:eastAsia="ＭＳ 明朝" w:hAnsi="ＭＳ 明朝"/>
-          <w:sz w:val="21"/>
-          <w:szCs w:val="21"/>
-        </w:rPr>
-        <w:t xml:space="preserve">２　乙は、処分地について所有権、賃借権その他の使用及び収益を目的とする権利を有していることを甲に対して保証する。</w:t>
-      </w:r>
-    </w:p>
-    <w:p>
-      <w:pPr>
-        <w:spacing w:after="0" w:before="0" w:line="300" w:lineRule="auto"/>
-        <w:ind w:left="210" w:hanging="210"/>
-      </w:pPr>
-      <w:r>
-        <w:rPr>
-          <w:rFonts w:ascii="ＭＳ 明朝" w:eastAsia="ＭＳ 明朝" w:hAnsi="ＭＳ 明朝"/>
-          <w:sz w:val="21"/>
-          <w:szCs w:val="21"/>
-        </w:rPr>
-        <w:t xml:space="preserve">３　処分地の確保、維持及び管理は、乙の責任と費用において行う。</w:t>
-      </w:r>
-    </w:p>
-    <w:p>
-      <w:pPr>
-        <w:spacing w:after="0" w:before="0" w:line="300" w:lineRule="auto"/>
-        <w:ind w:left="210" w:hanging="210"/>
-      </w:pPr>
-      <w:r>
-        <w:rPr>
-          <w:rFonts w:ascii="ＭＳ 明朝" w:eastAsia="ＭＳ 明朝" w:hAnsi="ＭＳ 明朝"/>
-          <w:sz w:val="21"/>
-          <w:szCs w:val="21"/>
-        </w:rPr>
-        <w:t xml:space="preserve">４　乙は、処分地を別紙２に表示する土地以外の土地に変更しようとするときは、あらかじめ甲の書面による承諾を得る。</w:t>
-      </w:r>
-    </w:p>
-    <w:p>
-      <w:pPr>
-        <w:keepNext/>
-        <w:spacing w:after="80" w:before="220" w:line="300" w:lineRule="auto"/>
-      </w:pPr>
-      <w:r>
-        <w:rPr>
-          <w:rFonts w:ascii="ＭＳ ゴシック" w:eastAsia="ＭＳ ゴシック" w:hAnsi="ＭＳ ゴシック"/>
-          <w:b/>
-          <w:bCs/>
-          <w:sz w:val="22"/>
-          <w:szCs w:val="22"/>
-        </w:rPr>
-        <w:t xml:space="preserve">第４条（本件残土の性状）</w:t>
-      </w:r>
-    </w:p>
-    <w:p>
-      <w:pPr>
-        <w:spacing w:after="0" w:before="0" w:line="300" w:lineRule="auto"/>
-        <w:ind w:left="210" w:hanging="0"/>
-      </w:pPr>
-      <w:r>
-        <w:rPr>
-          <w:rFonts w:ascii="ＭＳ 明朝" w:eastAsia="ＭＳ 明朝" w:hAnsi="ＭＳ 明朝"/>
-          <w:sz w:val="21"/>
-          <w:szCs w:val="21"/>
-        </w:rPr>
-        <w:t xml:space="preserve">本契約の対象となる本件残土は、建設工事に伴い発生する土砂であって、廃棄物の処理及び清掃に関する法律第２条に規定する廃棄物に該当しないものに限る。</w:t>
-      </w:r>
-    </w:p>
-    <w:p>
-      <w:pPr>
-        <w:spacing w:after="0" w:before="0" w:line="300" w:lineRule="auto"/>
-        <w:ind w:left="210" w:hanging="210"/>
-      </w:pPr>
-      <w:r>
-        <w:rPr>
-          <w:rFonts w:ascii="ＭＳ 明朝" w:eastAsia="ＭＳ 明朝" w:hAnsi="ＭＳ 明朝"/>
-          <w:sz w:val="21"/>
-          <w:szCs w:val="21"/>
-        </w:rPr>
-        <w:t xml:space="preserve">２　甲は、本件残土にコンクリート塊、アスファルト・コンクリート塊、木くず、廃プラスチック類その他の廃棄物が混入していないこと、及び土壌汚染対策法に規定する特定有害物質により汚染されていないことを保証する。</w:t>
-      </w:r>
-    </w:p>
-    <w:p>
-      <w:pPr>
-        <w:spacing w:after="0" w:before="0" w:line="300" w:lineRule="auto"/>
-        <w:ind w:left="210" w:hanging="210"/>
-      </w:pPr>
-      <w:r>
-        <w:rPr>
-          <w:rFonts w:ascii="ＭＳ 明朝" w:eastAsia="ＭＳ 明朝" w:hAnsi="ＭＳ 明朝"/>
-          <w:sz w:val="21"/>
-          <w:szCs w:val="21"/>
-        </w:rPr>
-        <w:t xml:space="preserve">３　前項に反する本件残土が搬入されたことが判明したときは、乙は直ちにその受入れを中止して甲に通知し、甲は自己の責任と費用により当該残土を引き取る。この場合において乙に生じた費用及び損害は、甲の負担とする。</w:t>
-      </w:r>
-    </w:p>
-    <w:p>
-      <w:pPr>
-        <w:keepNext/>
-        <w:spacing w:after="80" w:before="220" w:line="300" w:lineRule="auto"/>
-      </w:pPr>
-      <w:r>
-        <w:rPr>
-          <w:rFonts w:ascii="ＭＳ ゴシック" w:eastAsia="ＭＳ ゴシック" w:hAnsi="ＭＳ ゴシック"/>
-          <w:b/>
-          <w:bCs/>
-          <w:sz w:val="22"/>
-          <w:szCs w:val="22"/>
-        </w:rPr>
-        <w:t xml:space="preserve">第５条（請負代金）</w:t>
-      </w:r>
-    </w:p>
-    <w:p>
-      <w:pPr>
-        <w:spacing w:after="0" w:before="0" w:line="300" w:lineRule="auto"/>
-        <w:ind w:left="210" w:hanging="0"/>
-      </w:pPr>
-      <w:r>
-        <w:rPr>
-          <w:rFonts w:ascii="ＭＳ 明朝" w:eastAsia="ＭＳ 明朝" w:hAnsi="ＭＳ 明朝"/>
-          <w:sz w:val="21"/>
-          <w:szCs w:val="21"/>
-        </w:rPr>
-        <w:t xml:space="preserve">請負代金は、別紙１のとおりとし、乙が受け入れた本件残土の数量に処分単価を乗じて得た額とする。</w:t>
-      </w:r>
-    </w:p>
-    <w:p>
-      <w:pPr>
-        <w:spacing w:after="0" w:before="0" w:line="300" w:lineRule="auto"/>
-        <w:ind w:left="210" w:hanging="210"/>
-      </w:pPr>
-      <w:r>
-        <w:rPr>
-          <w:rFonts w:ascii="ＭＳ 明朝" w:eastAsia="ＭＳ 明朝" w:hAnsi="ＭＳ 明朝"/>
-          <w:sz w:val="21"/>
-          <w:szCs w:val="21"/>
-        </w:rPr>
-        <w:t xml:space="preserve">２　処分単価は、第２条第１項各号の工程の全部を含む処分一式の対価であり、運搬それ自体の対価を含まない。</w:t>
-      </w:r>
-    </w:p>
-    <w:p>
-      <w:pPr>
-        <w:spacing w:after="0" w:before="0" w:line="300" w:lineRule="auto"/>
-        <w:ind w:left="210" w:hanging="210"/>
-      </w:pPr>
-      <w:r>
-        <w:rPr>
-          <w:rFonts w:ascii="ＭＳ 明朝" w:eastAsia="ＭＳ 明朝" w:hAnsi="ＭＳ 明朝"/>
-          <w:sz w:val="21"/>
-          <w:szCs w:val="21"/>
-        </w:rPr>
-        <w:t xml:space="preserve">３　甲及び乙は、本契約及び別紙１において、運賃、運搬費、横持ち費、車両費、回送費その他名目の如何を問わず、運搬を独立した対価の対象として計上しない。</w:t>
-      </w:r>
-    </w:p>
-    <w:p>
-      <w:pPr>
-        <w:spacing w:after="0" w:before="0" w:line="300" w:lineRule="auto"/>
-        <w:ind w:left="210" w:hanging="210"/>
-      </w:pPr>
-      <w:r>
-        <w:rPr>
-          <w:rFonts w:ascii="ＭＳ 明朝" w:eastAsia="ＭＳ 明朝" w:hAnsi="ＭＳ 明朝"/>
-          <w:sz w:val="21"/>
-          <w:szCs w:val="21"/>
-        </w:rPr>
-        <w:t xml:space="preserve">４　処分単価は、甲の工事現場と処分地との距離、運搬の回数又は使用する車両の台数に応じて定めるものではない。</w:t>
-      </w:r>
-    </w:p>
-    <w:p>
-      <w:pPr>
-        <w:keepNext/>
-        <w:spacing w:after="80" w:before="220" w:line="300" w:lineRule="auto"/>
-      </w:pPr>
-      <w:r>
-        <w:rPr>
-          <w:rFonts w:ascii="ＭＳ ゴシック" w:eastAsia="ＭＳ ゴシック" w:hAnsi="ＭＳ ゴシック"/>
-          <w:b/>
-          <w:bCs/>
-          <w:sz w:val="22"/>
-          <w:szCs w:val="22"/>
-        </w:rPr>
-        <w:t xml:space="preserve">第６条（数量の確認）</w:t>
-      </w:r>
-    </w:p>
-    <w:p>
-      <w:pPr>
-        <w:spacing w:after="0" w:before="0" w:line="300" w:lineRule="auto"/>
-        <w:ind w:left="210" w:hanging="0"/>
-      </w:pPr>
-      <w:r>
-        <w:rPr>
-          <w:rFonts w:ascii="ＭＳ 明朝" w:eastAsia="ＭＳ 明朝" w:hAnsi="ＭＳ 明朝"/>
-          <w:sz w:val="21"/>
-          <w:szCs w:val="21"/>
-        </w:rPr>
-        <w:t xml:space="preserve">本件残土の数量は、搬入ごとに乙が作成する受入伝票に記載された土量（立方メートル）の合計により確認する。</w:t>
-      </w:r>
-    </w:p>
-    <w:p>
-      <w:pPr>
-        <w:spacing w:after="0" w:before="0" w:line="300" w:lineRule="auto"/>
-        <w:ind w:left="210" w:hanging="210"/>
-      </w:pPr>
-      <w:r>
-        <w:rPr>
-          <w:rFonts w:ascii="ＭＳ 明朝" w:eastAsia="ＭＳ 明朝" w:hAnsi="ＭＳ 明朝"/>
-          <w:sz w:val="21"/>
-          <w:szCs w:val="21"/>
-        </w:rPr>
-        <w:t xml:space="preserve">２　乙は、受入伝票の写しを甲に交付し、その原本を本契約の終了後５年間保存する。</w:t>
-      </w:r>
-    </w:p>
-    <w:p>
-      <w:pPr>
-        <w:spacing w:after="0" w:before="0" w:line="300" w:lineRule="auto"/>
-        <w:ind w:left="210" w:hanging="210"/>
-      </w:pPr>
-      <w:r>
-        <w:rPr>
-          <w:rFonts w:ascii="ＭＳ 明朝" w:eastAsia="ＭＳ 明朝" w:hAnsi="ＭＳ 明朝"/>
-          <w:sz w:val="21"/>
-          <w:szCs w:val="21"/>
-        </w:rPr>
-        <w:t xml:space="preserve">３　甲又は乙は、相手方に対し、処分地における数量の確認に立ち会うことを求めることができる。</w:t>
-      </w:r>
-    </w:p>
-    <w:p>
-      <w:pPr>
-        <w:keepNext/>
-        <w:spacing w:after="80" w:before="220" w:line="300" w:lineRule="auto"/>
-      </w:pPr>
-      <w:r>
-        <w:rPr>
-          <w:rFonts w:ascii="ＭＳ ゴシック" w:eastAsia="ＭＳ ゴシック" w:hAnsi="ＭＳ ゴシック"/>
-          <w:b/>
-          <w:bCs/>
-          <w:sz w:val="22"/>
-          <w:szCs w:val="22"/>
-        </w:rPr>
-        <w:t xml:space="preserve">第７条（請負代金の支払）</w:t>
-      </w:r>
-    </w:p>
-    <w:p>
-      <w:pPr>
-        <w:spacing w:after="0" w:before="0" w:line="300" w:lineRule="auto"/>
-        <w:ind w:left="210" w:hanging="0"/>
-      </w:pPr>
-      <w:r>
-        <w:rPr>
-          <w:rFonts w:ascii="ＭＳ 明朝" w:eastAsia="ＭＳ 明朝" w:hAnsi="ＭＳ 明朝"/>
-          <w:sz w:val="21"/>
-          <w:szCs w:val="21"/>
-        </w:rPr>
-        <w:t xml:space="preserve">乙は、毎月末日で締め切り、当該月に受け入れた数量に基づく請負代金を甲に請求する。</w:t>
-      </w:r>
-    </w:p>
-    <w:p>
-      <w:pPr>
-        <w:spacing w:after="0" w:before="0" w:line="300" w:lineRule="auto"/>
-        <w:ind w:left="210" w:hanging="210"/>
-      </w:pPr>
-      <w:r>
-        <w:rPr>
-          <w:rFonts w:ascii="ＭＳ 明朝" w:eastAsia="ＭＳ 明朝" w:hAnsi="ＭＳ 明朝"/>
-          <w:sz w:val="21"/>
-          <w:szCs w:val="21"/>
-        </w:rPr>
-        <w:t xml:space="preserve">２　甲は、前項の請求を受けた日の属する月の翌月　　日までに、乙の指定する口座に振り込んで支払う。振込手数料は甲の負担とする。</w:t>
-      </w:r>
-    </w:p>
-    <w:p>
-      <w:pPr>
-        <w:spacing w:after="0" w:before="0" w:line="300" w:lineRule="auto"/>
-        <w:ind w:left="210" w:hanging="210"/>
-      </w:pPr>
-      <w:r>
-        <w:rPr>
-          <w:rFonts w:ascii="ＭＳ 明朝" w:eastAsia="ＭＳ 明朝" w:hAnsi="ＭＳ 明朝"/>
-          <w:sz w:val="21"/>
-          <w:szCs w:val="21"/>
-        </w:rPr>
-        <w:t xml:space="preserve">３　乙が甲に交付する請求書及びその明細書は、別紙１と同一の区分及び名目によるものとする。</w:t>
-      </w:r>
-    </w:p>
-    <w:p>
-      <w:pPr>
-        <w:keepNext/>
-        <w:spacing w:after="80" w:before="220" w:line="300" w:lineRule="auto"/>
-      </w:pPr>
-      <w:r>
-        <w:rPr>
-          <w:rFonts w:ascii="ＭＳ ゴシック" w:eastAsia="ＭＳ ゴシック" w:hAnsi="ＭＳ ゴシック"/>
-          <w:b/>
-          <w:bCs/>
-          <w:sz w:val="22"/>
-          <w:szCs w:val="22"/>
-        </w:rPr>
-        <w:t xml:space="preserve">第８条（引渡し及び所有権の移転）</w:t>
-      </w:r>
-    </w:p>
-    <w:p>
-      <w:pPr>
-        <w:spacing w:after="0" w:before="0" w:line="300" w:lineRule="auto"/>
-        <w:ind w:left="210" w:hanging="0"/>
-      </w:pPr>
-      <w:r>
-        <w:rPr>
-          <w:rFonts w:ascii="ＭＳ 明朝" w:eastAsia="ＭＳ 明朝" w:hAnsi="ＭＳ 明朝"/>
-          <w:sz w:val="21"/>
-          <w:szCs w:val="21"/>
-        </w:rPr>
-        <w:t xml:space="preserve">本件残土の引渡しは、甲の工事現場において乙の車両への積込みが完了した時に行われたものとする。</w:t>
-      </w:r>
-    </w:p>
-    <w:p>
-      <w:pPr>
-        <w:spacing w:after="0" w:before="0" w:line="300" w:lineRule="auto"/>
-        <w:ind w:left="210" w:hanging="210"/>
-      </w:pPr>
-      <w:r>
-        <w:rPr>
-          <w:rFonts w:ascii="ＭＳ 明朝" w:eastAsia="ＭＳ 明朝" w:hAnsi="ＭＳ 明朝"/>
-          <w:sz w:val="21"/>
-          <w:szCs w:val="21"/>
-        </w:rPr>
-        <w:t xml:space="preserve">２　本件残土の所有権は、前項の引渡しと同時に、甲から乙に移転する。</w:t>
-      </w:r>
-    </w:p>
-    <w:p>
-      <w:pPr>
-        <w:spacing w:after="0" w:before="0" w:line="300" w:lineRule="auto"/>
-        <w:ind w:left="210" w:hanging="210"/>
-      </w:pPr>
-      <w:r>
-        <w:rPr>
-          <w:rFonts w:ascii="ＭＳ 明朝" w:eastAsia="ＭＳ 明朝" w:hAnsi="ＭＳ 明朝"/>
-          <w:sz w:val="21"/>
-          <w:szCs w:val="21"/>
-        </w:rPr>
-        <w:t xml:space="preserve">３　前項の時以後、本件残土の処分の方法は、本契約及び関係法令の定めに従い、乙がこれを定める。</w:t>
-      </w:r>
-    </w:p>
-    <w:p>
-      <w:pPr>
-        <w:keepNext/>
-        <w:spacing w:after="80" w:before="220" w:line="300" w:lineRule="auto"/>
-      </w:pPr>
-      <w:r>
-        <w:rPr>
-          <w:rFonts w:ascii="ＭＳ ゴシック" w:eastAsia="ＭＳ ゴシック" w:hAnsi="ＭＳ ゴシック"/>
-          <w:b/>
-          <w:bCs/>
-          <w:sz w:val="22"/>
-          <w:szCs w:val="22"/>
-        </w:rPr>
-        <w:t xml:space="preserve">第９条（受入れ後の管理責任）</w:t>
-      </w:r>
-    </w:p>
-    <w:p>
-      <w:pPr>
-        <w:spacing w:after="0" w:before="0" w:line="300" w:lineRule="auto"/>
-        <w:ind w:left="210" w:hanging="0"/>
-      </w:pPr>
-      <w:r>
-        <w:rPr>
-          <w:rFonts w:ascii="ＭＳ 明朝" w:eastAsia="ＭＳ 明朝" w:hAnsi="ＭＳ 明朝"/>
-          <w:sz w:val="21"/>
-          <w:szCs w:val="21"/>
-        </w:rPr>
-        <w:t xml:space="preserve">処分地に受け入れた本件残土の管理及び災害の防止に係る責任は、乙が負う。</w:t>
-      </w:r>
-    </w:p>
-    <w:p>
-      <w:pPr>
-        <w:spacing w:after="0" w:before="0" w:line="300" w:lineRule="auto"/>
-        <w:ind w:left="210" w:hanging="210"/>
-      </w:pPr>
-      <w:r>
-        <w:rPr>
-          <w:rFonts w:ascii="ＭＳ 明朝" w:eastAsia="ＭＳ 明朝" w:hAnsi="ＭＳ 明朝"/>
-          <w:sz w:val="21"/>
-          <w:szCs w:val="21"/>
-        </w:rPr>
-        <w:t xml:space="preserve">２　宅地造成及び特定盛土等規制法その他の法令に基づき処分地における埋戻し及び整地について必要となる許可、届出その他の手続は、同法第２条第７号に規定する工事主となる者が、自己の責任と費用において行う。</w:t>
-      </w:r>
-    </w:p>
-    <w:p>
-      <w:pPr>
-        <w:spacing w:after="0" w:before="0" w:line="300" w:lineRule="auto"/>
-        <w:ind w:left="210" w:hanging="210"/>
-      </w:pPr>
-      <w:r>
-        <w:rPr>
-          <w:rFonts w:ascii="ＭＳ 明朝" w:eastAsia="ＭＳ 明朝" w:hAnsi="ＭＳ 明朝"/>
-          <w:sz w:val="21"/>
-          <w:szCs w:val="21"/>
-        </w:rPr>
-        <w:t xml:space="preserve">３　甲及び乙は、本契約の締結に先立ち、処分地が宅地造成等工事規制区域又は特定盛土等規制区域に指定されているか否か、及び本件埋戻しが同法上の許可を要する規模に当たるか否かを確認し、その結果を別紙２に記載する。</w:t>
-      </w:r>
-    </w:p>
-    <w:p>
-      <w:pPr>
-        <w:keepNext/>
-        <w:spacing w:after="80" w:before="220" w:line="300" w:lineRule="auto"/>
-      </w:pPr>
-      <w:r>
-        <w:rPr>
-          <w:rFonts w:ascii="ＭＳ ゴシック" w:eastAsia="ＭＳ ゴシック" w:hAnsi="ＭＳ ゴシック"/>
-          <w:b/>
-          <w:bCs/>
-          <w:sz w:val="22"/>
-          <w:szCs w:val="22"/>
-        </w:rPr>
-        <w:t xml:space="preserve">第10条（乙の体制）</w:t>
-      </w:r>
-    </w:p>
-    <w:p>
-      <w:pPr>
-        <w:spacing w:after="0" w:before="0" w:line="300" w:lineRule="auto"/>
-        <w:ind w:left="210" w:hanging="0"/>
-      </w:pPr>
-      <w:r>
-        <w:rPr>
-          <w:rFonts w:ascii="ＭＳ 明朝" w:eastAsia="ＭＳ 明朝" w:hAnsi="ＭＳ 明朝"/>
-          <w:sz w:val="21"/>
-          <w:szCs w:val="21"/>
-        </w:rPr>
-        <w:t xml:space="preserve">乙は、本契約に基づく業務を、乙が雇用する従業員及び乙が保有し、又は使用する権原を有する車両により行う。</w:t>
-      </w:r>
-    </w:p>
-    <w:p>
-      <w:pPr>
-        <w:spacing w:after="0" w:before="0" w:line="300" w:lineRule="auto"/>
-        <w:ind w:left="210" w:hanging="210"/>
-      </w:pPr>
-      <w:r>
-        <w:rPr>
-          <w:rFonts w:ascii="ＭＳ 明朝" w:eastAsia="ＭＳ 明朝" w:hAnsi="ＭＳ 明朝"/>
-          <w:sz w:val="21"/>
-          <w:szCs w:val="21"/>
-        </w:rPr>
-        <w:t xml:space="preserve">２　前項の車両を運転する者は、乙に期間を定めずに雇用された者又は二月を超える期間を定めて雇用された者とする。日々雇い入れられる者及び二月以内の期間を定めて雇用された者を運転者としない。</w:t>
-      </w:r>
-    </w:p>
-    <w:p>
-      <w:pPr>
-        <w:spacing w:after="0" w:before="0" w:line="300" w:lineRule="auto"/>
-        <w:ind w:left="210" w:hanging="210"/>
-      </w:pPr>
-      <w:r>
-        <w:rPr>
-          <w:rFonts w:ascii="ＭＳ 明朝" w:eastAsia="ＭＳ 明朝" w:hAnsi="ＭＳ 明朝"/>
-          <w:sz w:val="21"/>
-          <w:szCs w:val="21"/>
-        </w:rPr>
-        <w:t xml:space="preserve">３　乙は、業務に使用する車両について、自動車検査証に記載された用途及び最大積載量の範囲内で使用する。</w:t>
-      </w:r>
-    </w:p>
-    <w:p>
-      <w:pPr>
-        <w:keepNext/>
-        <w:spacing w:after="80" w:before="220" w:line="300" w:lineRule="auto"/>
-      </w:pPr>
-      <w:r>
-        <w:rPr>
-          <w:rFonts w:ascii="ＭＳ ゴシック" w:eastAsia="ＭＳ ゴシック" w:hAnsi="ＭＳ ゴシック"/>
-          <w:b/>
-          <w:bCs/>
-          <w:sz w:val="22"/>
-          <w:szCs w:val="22"/>
-        </w:rPr>
-        <w:t xml:space="preserve">第11条（関係法令の遵守）</w:t>
-      </w:r>
-    </w:p>
-    <w:p>
-      <w:pPr>
-        <w:spacing w:after="0" w:before="0" w:line="300" w:lineRule="auto"/>
-        <w:ind w:left="210" w:hanging="0"/>
-      </w:pPr>
-      <w:r>
-        <w:rPr>
-          <w:rFonts w:ascii="ＭＳ 明朝" w:eastAsia="ＭＳ 明朝" w:hAnsi="ＭＳ 明朝"/>
-          <w:sz w:val="21"/>
-          <w:szCs w:val="21"/>
-        </w:rPr>
-        <w:t xml:space="preserve">乙は、本契約に基づく業務の遂行に当たり、次の法令その他の関係法令を遵守する。</w:t>
-      </w:r>
-    </w:p>
-    <w:p>
-      <w:pPr>
-        <w:spacing w:after="0" w:before="0" w:line="300" w:lineRule="auto"/>
-        <w:ind w:left="420" w:hanging="210"/>
-      </w:pPr>
-      <w:r>
-        <w:rPr>
-          <w:rFonts w:ascii="ＭＳ 明朝" w:eastAsia="ＭＳ 明朝" w:hAnsi="ＭＳ 明朝"/>
-          <w:sz w:val="20"/>
-          <w:szCs w:val="20"/>
-        </w:rPr>
-        <w:t xml:space="preserve">一　土砂等を運搬する大型自動車による交通事故の防止等に関する特別措置法（表示番号の表示及び荷台の構造に係る定めを含む。）</w:t>
-      </w:r>
-    </w:p>
-    <w:p>
-      <w:pPr>
-        <w:spacing w:after="0" w:before="0" w:line="300" w:lineRule="auto"/>
-        <w:ind w:left="420" w:hanging="210"/>
-      </w:pPr>
-      <w:r>
-        <w:rPr>
-          <w:rFonts w:ascii="ＭＳ 明朝" w:eastAsia="ＭＳ 明朝" w:hAnsi="ＭＳ 明朝"/>
-          <w:sz w:val="20"/>
-          <w:szCs w:val="20"/>
-        </w:rPr>
-        <w:t xml:space="preserve">二　道路運送車両法及び道路交通法</w:t>
-      </w:r>
-    </w:p>
-    <w:p>
-      <w:pPr>
-        <w:spacing w:after="0" w:before="0" w:line="300" w:lineRule="auto"/>
-        <w:ind w:left="420" w:hanging="210"/>
-      </w:pPr>
-      <w:r>
-        <w:rPr>
-          <w:rFonts w:ascii="ＭＳ 明朝" w:eastAsia="ＭＳ 明朝" w:hAnsi="ＭＳ 明朝"/>
-          <w:sz w:val="20"/>
-          <w:szCs w:val="20"/>
-        </w:rPr>
-        <w:t xml:space="preserve">三　砂利採取法（処分地が同法第16条の認可に係る砂利採取場である場合における採取計画の遵守を含む。）</w:t>
-      </w:r>
-    </w:p>
-    <w:p>
-      <w:pPr>
-        <w:spacing w:after="0" w:before="0" w:line="300" w:lineRule="auto"/>
-        <w:ind w:left="420" w:hanging="210"/>
-      </w:pPr>
-      <w:r>
-        <w:rPr>
-          <w:rFonts w:ascii="ＭＳ 明朝" w:eastAsia="ＭＳ 明朝" w:hAnsi="ＭＳ 明朝"/>
-          <w:sz w:val="20"/>
-          <w:szCs w:val="20"/>
-        </w:rPr>
-        <w:t xml:space="preserve">四　宅地造成及び特定盛土等規制法</w:t>
-      </w:r>
-    </w:p>
-    <w:p>
-      <w:pPr>
-        <w:spacing w:after="0" w:before="0" w:line="300" w:lineRule="auto"/>
-        <w:ind w:left="420" w:hanging="210"/>
-      </w:pPr>
-      <w:r>
-        <w:rPr>
-          <w:rFonts w:ascii="ＭＳ 明朝" w:eastAsia="ＭＳ 明朝" w:hAnsi="ＭＳ 明朝"/>
-          <w:sz w:val="20"/>
-          <w:szCs w:val="20"/>
-        </w:rPr>
-        <w:t xml:space="preserve">五　廃棄物の処理及び清掃に関する法律</w:t>
-      </w:r>
-    </w:p>
-    <w:p>
-      <w:pPr>
-        <w:spacing w:after="0" w:before="0" w:line="300" w:lineRule="auto"/>
-        <w:ind w:left="420" w:hanging="210"/>
-      </w:pPr>
-      <w:r>
-        <w:rPr>
-          <w:rFonts w:ascii="ＭＳ 明朝" w:eastAsia="ＭＳ 明朝" w:hAnsi="ＭＳ 明朝"/>
-          <w:sz w:val="20"/>
-          <w:szCs w:val="20"/>
-        </w:rPr>
-        <w:t xml:space="preserve">六　処分地の所在する都道府県及び市町村の土砂等の埋立て等の規制に関する条例</w:t>
-      </w:r>
-    </w:p>
-    <w:p>
-      <w:pPr>
-        <w:spacing w:after="0" w:before="0" w:line="300" w:lineRule="auto"/>
-        <w:ind w:left="210" w:hanging="210"/>
-      </w:pPr>
-      <w:r>
-        <w:rPr>
-          <w:rFonts w:ascii="ＭＳ 明朝" w:eastAsia="ＭＳ 明朝" w:hAnsi="ＭＳ 明朝"/>
-          <w:sz w:val="21"/>
-          <w:szCs w:val="21"/>
-        </w:rPr>
-        <w:t xml:space="preserve">２　甲は、本件残土の発生者として、前項第５号及び第６号に基づき甲が行うべき手続を自己の責任において行う。</w:t>
-      </w:r>
-    </w:p>
-    <w:p>
-      <w:pPr>
-        <w:keepNext/>
-        <w:spacing w:after="80" w:before="220" w:line="300" w:lineRule="auto"/>
-      </w:pPr>
-      <w:r>
-        <w:rPr>
-          <w:rFonts w:ascii="ＭＳ ゴシック" w:eastAsia="ＭＳ ゴシック" w:hAnsi="ＭＳ ゴシック"/>
-          <w:b/>
-          <w:bCs/>
-          <w:sz w:val="22"/>
-          <w:szCs w:val="22"/>
-        </w:rPr>
-        <w:t xml:space="preserve">第12条（履行期間）</w:t>
-      </w:r>
-    </w:p>
-    <w:p>
-      <w:pPr>
-        <w:spacing w:after="0" w:before="0" w:line="300" w:lineRule="auto"/>
-        <w:ind w:left="210" w:hanging="0"/>
-      </w:pPr>
-      <w:r>
-        <w:rPr>
-          <w:rFonts w:ascii="ＭＳ 明朝" w:eastAsia="ＭＳ 明朝" w:hAnsi="ＭＳ 明朝"/>
-          <w:sz w:val="21"/>
-          <w:szCs w:val="21"/>
-        </w:rPr>
-        <w:t xml:space="preserve">履行期間は、　　年　　月　　日から　　年　　月　　日までとする。</w:t>
-      </w:r>
-    </w:p>
-    <w:p>
-      <w:pPr>
-        <w:spacing w:after="0" w:before="0" w:line="300" w:lineRule="auto"/>
-        <w:ind w:left="210" w:hanging="210"/>
-      </w:pPr>
-      <w:r>
-        <w:rPr>
-          <w:rFonts w:ascii="ＭＳ 明朝" w:eastAsia="ＭＳ 明朝" w:hAnsi="ＭＳ 明朝"/>
-          <w:sz w:val="21"/>
-          <w:szCs w:val="21"/>
-        </w:rPr>
-        <w:t xml:space="preserve">２　乙は、履行期間の末日までに、処分地における埋戻し及び整地を完了し、その旨を甲に書面で通知する。</w:t>
-      </w:r>
-    </w:p>
-    <w:p>
-      <w:pPr>
-        <w:keepNext/>
-        <w:spacing w:after="80" w:before="220" w:line="300" w:lineRule="auto"/>
-      </w:pPr>
-      <w:r>
-        <w:rPr>
-          <w:rFonts w:ascii="ＭＳ ゴシック" w:eastAsia="ＭＳ ゴシック" w:hAnsi="ＭＳ ゴシック"/>
-          <w:b/>
-          <w:bCs/>
-          <w:sz w:val="22"/>
-          <w:szCs w:val="22"/>
-        </w:rPr>
-        <w:t xml:space="preserve">第13条（損害の負担）</w:t>
-      </w:r>
-    </w:p>
-    <w:p>
-      <w:pPr>
-        <w:spacing w:after="0" w:before="0" w:line="300" w:lineRule="auto"/>
-        <w:ind w:left="210" w:hanging="0"/>
-      </w:pPr>
-      <w:r>
-        <w:rPr>
-          <w:rFonts w:ascii="ＭＳ 明朝" w:eastAsia="ＭＳ 明朝" w:hAnsi="ＭＳ 明朝"/>
-          <w:sz w:val="21"/>
-          <w:szCs w:val="21"/>
-        </w:rPr>
-        <w:t xml:space="preserve">業務の遂行に伴い第三者に損害を与えたときは、乙がその賠償の責めを負う。ただし、その損害が甲の責めに帰すべき事由により生じたときは、甲の負担とする。</w:t>
-      </w:r>
-    </w:p>
-    <w:p>
-      <w:pPr>
-        <w:spacing w:after="0" w:before="0" w:line="300" w:lineRule="auto"/>
-        <w:ind w:left="210" w:hanging="210"/>
-      </w:pPr>
-      <w:r>
-        <w:rPr>
-          <w:rFonts w:ascii="ＭＳ 明朝" w:eastAsia="ＭＳ 明朝" w:hAnsi="ＭＳ 明朝"/>
-          <w:sz w:val="21"/>
-          <w:szCs w:val="21"/>
-        </w:rPr>
-        <w:t xml:space="preserve">２　乙は、業務に使用する車両について、自動車損害賠償責任保険のほか任意保険に加入する。</w:t>
-      </w:r>
-    </w:p>
-    <w:p>
-      <w:pPr>
-        <w:keepNext/>
-        <w:spacing w:after="80" w:before="220" w:line="300" w:lineRule="auto"/>
-      </w:pPr>
-      <w:r>
-        <w:rPr>
-          <w:rFonts w:ascii="ＭＳ ゴシック" w:eastAsia="ＭＳ ゴシック" w:hAnsi="ＭＳ ゴシック"/>
-          <w:b/>
-          <w:bCs/>
-          <w:sz w:val="22"/>
-          <w:szCs w:val="22"/>
-        </w:rPr>
-        <w:t xml:space="preserve">第14条（契約の変更）</w:t>
-      </w:r>
-    </w:p>
-    <w:p>
-      <w:pPr>
-        <w:spacing w:after="0" w:before="0" w:line="300" w:lineRule="auto"/>
-        <w:ind w:left="210" w:hanging="0"/>
-      </w:pPr>
-      <w:r>
-        <w:rPr>
-          <w:rFonts w:ascii="ＭＳ 明朝" w:eastAsia="ＭＳ 明朝" w:hAnsi="ＭＳ 明朝"/>
-          <w:sz w:val="21"/>
-          <w:szCs w:val="21"/>
-        </w:rPr>
-        <w:t xml:space="preserve">本契約の内容を変更するときは、甲乙書面により合意する。</w:t>
-      </w:r>
-    </w:p>
-    <w:p>
-      <w:pPr>
-        <w:spacing w:after="0" w:before="0" w:line="300" w:lineRule="auto"/>
-        <w:ind w:left="210" w:hanging="210"/>
-      </w:pPr>
-      <w:r>
-        <w:rPr>
-          <w:rFonts w:ascii="ＭＳ 明朝" w:eastAsia="ＭＳ 明朝" w:hAnsi="ＭＳ 明朝"/>
-          <w:sz w:val="21"/>
-          <w:szCs w:val="21"/>
-        </w:rPr>
-        <w:t xml:space="preserve">２　本件残土の数量、性状又は処分地が当初の前提と著しく異なることとなったときは、甲乙協議のうえ、処分単価又は履行期間を変更することができる。</w:t>
-      </w:r>
-    </w:p>
-    <w:p>
-      <w:pPr>
-        <w:keepNext/>
-        <w:spacing w:after="80" w:before="220" w:line="300" w:lineRule="auto"/>
-      </w:pPr>
-      <w:r>
-        <w:rPr>
-          <w:rFonts w:ascii="ＭＳ ゴシック" w:eastAsia="ＭＳ ゴシック" w:hAnsi="ＭＳ ゴシック"/>
-          <w:b/>
-          <w:bCs/>
-          <w:sz w:val="22"/>
-          <w:szCs w:val="22"/>
-        </w:rPr>
-        <w:t xml:space="preserve">第15条（解除）</w:t>
-      </w:r>
-    </w:p>
-    <w:p>
-      <w:pPr>
-        <w:spacing w:after="0" w:before="0" w:line="300" w:lineRule="auto"/>
-        <w:ind w:left="210" w:hanging="0"/>
-      </w:pPr>
-      <w:r>
-        <w:rPr>
-          <w:rFonts w:ascii="ＭＳ 明朝" w:eastAsia="ＭＳ 明朝" w:hAnsi="ＭＳ 明朝"/>
-          <w:sz w:val="21"/>
-          <w:szCs w:val="21"/>
-        </w:rPr>
-        <w:t xml:space="preserve">甲又は乙は、相手方が本契約に違反し、相当の期間を定めて催告してもなお是正しないときは、本契約を解除することができる。</w:t>
-      </w:r>
-    </w:p>
-    <w:p>
-      <w:pPr>
-        <w:spacing w:after="0" w:before="0" w:line="300" w:lineRule="auto"/>
-        <w:ind w:left="210" w:hanging="210"/>
-      </w:pPr>
-      <w:r>
-        <w:rPr>
-          <w:rFonts w:ascii="ＭＳ 明朝" w:eastAsia="ＭＳ 明朝" w:hAnsi="ＭＳ 明朝"/>
-          <w:sz w:val="21"/>
-          <w:szCs w:val="21"/>
-        </w:rPr>
-        <w:t xml:space="preserve">２　乙が第10条又は第11条に違反したときは、甲は、催告することなく本契約を解除することができる。</w:t>
-      </w:r>
-    </w:p>
-    <w:p>
-      <w:pPr>
-        <w:keepNext/>
-        <w:spacing w:after="80" w:before="220" w:line="300" w:lineRule="auto"/>
-      </w:pPr>
-      <w:r>
-        <w:rPr>
-          <w:rFonts w:ascii="ＭＳ ゴシック" w:eastAsia="ＭＳ ゴシック" w:hAnsi="ＭＳ ゴシック"/>
-          <w:b/>
-          <w:bCs/>
-          <w:sz w:val="22"/>
-          <w:szCs w:val="22"/>
-        </w:rPr>
-        <w:t xml:space="preserve">第16条（協議）</w:t>
-      </w:r>
-    </w:p>
-    <w:p>
-      <w:pPr>
-        <w:spacing w:after="0" w:before="0" w:line="300" w:lineRule="auto"/>
-        <w:ind w:left="210" w:hanging="0"/>
-      </w:pPr>
-      <w:r>
-        <w:rPr>
-          <w:rFonts w:ascii="ＭＳ 明朝" w:eastAsia="ＭＳ 明朝" w:hAnsi="ＭＳ 明朝"/>
-          <w:sz w:val="21"/>
-          <w:szCs w:val="21"/>
-        </w:rPr>
-        <w:t xml:space="preserve">本契約に定めのない事項又は本契約の解釈について疑義が生じた事項は、甲乙誠意をもって協議して定める。</w:t>
-      </w:r>
-    </w:p>
-    <w:p>
-      <w:pPr>
-        <w:spacing w:after="0" w:before="0" w:line="300" w:lineRule="auto"/>
-      </w:pPr>
-      <w:r>
-        <w:rPr>
-          <w:rFonts w:ascii="ＭＳ 明朝" w:eastAsia="ＭＳ 明朝" w:hAnsi="ＭＳ 明朝"/>
-          <w:sz w:val="21"/>
-          <w:szCs w:val="21"/>
-        </w:rPr>
-        <w:t xml:space="preserve"/>
-      </w:r>
-    </w:p>
-    <w:p>
-      <w:pPr>
-        <w:spacing w:after="240" w:before="0" w:line="300" w:lineRule="auto"/>
-        <w:ind w:firstLine="210"/>
-      </w:pPr>
-      <w:r>
-        <w:rPr>
-          <w:rFonts w:ascii="ＭＳ 明朝" w:eastAsia="ＭＳ 明朝" w:hAnsi="ＭＳ 明朝"/>
-          <w:sz w:val="21"/>
-          <w:szCs w:val="21"/>
-        </w:rPr>
-        <w:t xml:space="preserve">本契約の成立を証するため本書２通を作成し、甲乙記名押印のうえ、各１通を保有する。</w:t>
-      </w:r>
-    </w:p>
-    <w:p>
-      <w:pPr>
-        <w:spacing w:after="240" w:before="0" w:line="300" w:lineRule="auto"/>
-      </w:pPr>
-      <w:r>
-        <w:rPr>
-          <w:rFonts w:ascii="ＭＳ 明朝" w:eastAsia="ＭＳ 明朝" w:hAnsi="ＭＳ 明朝"/>
-          <w:sz w:val="21"/>
-          <w:szCs w:val="21"/>
-        </w:rPr>
-        <w:t xml:space="preserve">　　　　年　　　月　　　日</w:t>
+        <w:t xml:space="preserve">○○建設株式会社（以下「○○建設」という。）と株式会社▲▲砂利店（以下「▲▲砂利店」という。）は、○○建設が施工する建設工事に伴い発生する残土の処分について、次のとおり請負契約を締結する。</w:t>
       </w:r>
     </w:p>
     <w:tbl>
@@ -1098,20 +64,13 @@
         <w:tblLayout w:type="fixed"/>
       </w:tblPr>
       <w:tblGrid>
-        <w:gridCol w:w="700"/>
-        <w:gridCol w:w="1500"/>
-        <w:gridCol w:w="6872"/>
+        <w:gridCol w:w="9072"/>
       </w:tblGrid>
       <w:tr>
         <w:tc>
           <w:tcPr>
-            <w:tcW w:type="dxa" w:w="700"/>
-            <w:tcBorders>
-              <w:top w:val="none"/>
-              <w:left w:val="none"/>
-              <w:bottom w:val="none"/>
-              <w:right w:val="none"/>
-            </w:tcBorders>
+            <w:tcW w:type="dxa" w:w="9072"/>
+            <w:shd w:fill="16395C" w:color="auto" w:val="clear"/>
             <w:tcMar>
               <w:top w:type="dxa" w:w="70"/>
               <w:left w:type="dxa" w:w="100"/>
@@ -1123,79 +82,17 @@
           <w:p>
             <w:pPr>
               <w:spacing w:line="250" w:lineRule="auto"/>
-              <w:jc w:val="center"/>
             </w:pPr>
             <w:r>
               <w:rPr>
                 <w:rFonts w:ascii="ＭＳ ゴシック" w:eastAsia="ＭＳ ゴシック" w:hAnsi="ＭＳ ゴシック"/>
                 <w:b/>
                 <w:bCs/>
+                <w:color w:val="FFFFFF"/>
                 <w:sz w:val="21"/>
                 <w:szCs w:val="21"/>
               </w:rPr>
-              <w:t xml:space="preserve">甲</w:t>
-            </w:r>
-          </w:p>
-        </w:tc>
-        <w:tc>
-          <w:tcPr>
-            <w:tcW w:type="dxa" w:w="1500"/>
-            <w:tcBorders>
-              <w:top w:val="none"/>
-              <w:left w:val="none"/>
-              <w:bottom w:val="none"/>
-              <w:right w:val="none"/>
-            </w:tcBorders>
-            <w:tcMar>
-              <w:top w:type="dxa" w:w="70"/>
-              <w:left w:type="dxa" w:w="100"/>
-              <w:bottom w:type="dxa" w:w="70"/>
-              <w:right w:type="dxa" w:w="100"/>
-            </w:tcMar>
-            <w:vAlign w:val="center"/>
-          </w:tcPr>
-          <w:p>
-            <w:pPr>
-              <w:spacing w:line="250" w:lineRule="auto"/>
-            </w:pPr>
-            <w:r>
-              <w:rPr>
-                <w:rFonts w:ascii="ＭＳ 明朝" w:eastAsia="ＭＳ 明朝" w:hAnsi="ＭＳ 明朝"/>
-                <w:sz w:val="20"/>
-                <w:szCs w:val="20"/>
-              </w:rPr>
-              <w:t xml:space="preserve">所在地</w:t>
-            </w:r>
-          </w:p>
-        </w:tc>
-        <w:tc>
-          <w:tcPr>
-            <w:tcW w:type="dxa" w:w="6872"/>
-            <w:tcBorders>
-              <w:top w:val="none"/>
-              <w:left w:val="none"/>
-              <w:bottom w:val="none"/>
-              <w:right w:val="none"/>
-            </w:tcBorders>
-            <w:tcMar>
-              <w:top w:type="dxa" w:w="70"/>
-              <w:left w:type="dxa" w:w="100"/>
-              <w:bottom w:type="dxa" w:w="70"/>
-              <w:right w:type="dxa" w:w="100"/>
-            </w:tcMar>
-            <w:vAlign w:val="center"/>
-          </w:tcPr>
-          <w:p>
-            <w:pPr>
-              <w:spacing w:line="250" w:lineRule="auto"/>
-            </w:pPr>
-            <w:r>
-              <w:rPr>
-                <w:rFonts w:ascii="ＭＳ 明朝" w:eastAsia="ＭＳ 明朝" w:hAnsi="ＭＳ 明朝"/>
-                <w:sz w:val="20"/>
-                <w:szCs w:val="20"/>
-              </w:rPr>
-              <w:t xml:space="preserve"/>
+              <w:t xml:space="preserve">当事者</w:t>
             </w:r>
           </w:p>
         </w:tc>
@@ -1215,20 +112,16 @@
         <w:tblLayout w:type="fixed"/>
       </w:tblPr>
       <w:tblGrid>
-        <w:gridCol w:w="700"/>
-        <w:gridCol w:w="1500"/>
-        <w:gridCol w:w="6872"/>
+        <w:gridCol w:w="1200"/>
+        <w:gridCol w:w="2500"/>
+        <w:gridCol w:w="3300"/>
+        <w:gridCol w:w="2072"/>
       </w:tblGrid>
       <w:tr>
         <w:tc>
           <w:tcPr>
-            <w:tcW w:type="dxa" w:w="700"/>
-            <w:tcBorders>
-              <w:top w:val="none"/>
-              <w:left w:val="none"/>
-              <w:bottom w:val="none"/>
-              <w:right w:val="none"/>
-            </w:tcBorders>
+            <w:tcW w:type="dxa" w:w="1200"/>
+            <w:shd w:fill="E8ECF0" w:color="auto" w:val="clear"/>
             <w:tcMar>
               <w:top w:type="dxa" w:w="70"/>
               <w:left w:type="dxa" w:w="100"/>
@@ -1247,22 +140,17 @@
                 <w:rFonts w:ascii="ＭＳ ゴシック" w:eastAsia="ＭＳ ゴシック" w:hAnsi="ＭＳ ゴシック"/>
                 <w:b/>
                 <w:bCs/>
-                <w:sz w:val="21"/>
-                <w:szCs w:val="21"/>
-              </w:rPr>
-              <w:t xml:space="preserve"/>
-            </w:r>
-          </w:p>
-        </w:tc>
-        <w:tc>
-          <w:tcPr>
-            <w:tcW w:type="dxa" w:w="1500"/>
-            <w:tcBorders>
-              <w:top w:val="none"/>
-              <w:left w:val="none"/>
-              <w:bottom w:val="none"/>
-              <w:right w:val="none"/>
-            </w:tcBorders>
+                <w:sz w:val="19"/>
+                <w:szCs w:val="19"/>
+              </w:rPr>
+              <w:t xml:space="preserve">区分</w:t>
+            </w:r>
+          </w:p>
+        </w:tc>
+        <w:tc>
+          <w:tcPr>
+            <w:tcW w:type="dxa" w:w="2500"/>
+            <w:shd w:fill="E8ECF0" w:color="auto" w:val="clear"/>
             <w:tcMar>
               <w:top w:type="dxa" w:w="70"/>
               <w:left w:type="dxa" w:w="100"/>
@@ -1274,26 +162,138 @@
           <w:p>
             <w:pPr>
               <w:spacing w:line="250" w:lineRule="auto"/>
+              <w:jc w:val="center"/>
+            </w:pPr>
+            <w:r>
+              <w:rPr>
+                <w:rFonts w:ascii="ＭＳ ゴシック" w:eastAsia="ＭＳ ゴシック" w:hAnsi="ＭＳ ゴシック"/>
+                <w:b/>
+                <w:bCs/>
+                <w:sz w:val="19"/>
+                <w:szCs w:val="19"/>
+              </w:rPr>
+              <w:t xml:space="preserve">商号</w:t>
+            </w:r>
+          </w:p>
+        </w:tc>
+        <w:tc>
+          <w:tcPr>
+            <w:tcW w:type="dxa" w:w="3300"/>
+            <w:shd w:fill="E8ECF0" w:color="auto" w:val="clear"/>
+            <w:tcMar>
+              <w:top w:type="dxa" w:w="70"/>
+              <w:left w:type="dxa" w:w="100"/>
+              <w:bottom w:type="dxa" w:w="70"/>
+              <w:right w:type="dxa" w:w="100"/>
+            </w:tcMar>
+            <w:vAlign w:val="center"/>
+          </w:tcPr>
+          <w:p>
+            <w:pPr>
+              <w:spacing w:line="250" w:lineRule="auto"/>
+              <w:jc w:val="center"/>
+            </w:pPr>
+            <w:r>
+              <w:rPr>
+                <w:rFonts w:ascii="ＭＳ ゴシック" w:eastAsia="ＭＳ ゴシック" w:hAnsi="ＭＳ ゴシック"/>
+                <w:b/>
+                <w:bCs/>
+                <w:sz w:val="19"/>
+                <w:szCs w:val="19"/>
+              </w:rPr>
+              <w:t xml:space="preserve">立場</w:t>
+            </w:r>
+          </w:p>
+        </w:tc>
+        <w:tc>
+          <w:tcPr>
+            <w:tcW w:type="dxa" w:w="2072"/>
+            <w:shd w:fill="E8ECF0" w:color="auto" w:val="clear"/>
+            <w:tcMar>
+              <w:top w:type="dxa" w:w="70"/>
+              <w:left w:type="dxa" w:w="100"/>
+              <w:bottom w:type="dxa" w:w="70"/>
+              <w:right w:type="dxa" w:w="100"/>
+            </w:tcMar>
+            <w:vAlign w:val="center"/>
+          </w:tcPr>
+          <w:p>
+            <w:pPr>
+              <w:spacing w:line="250" w:lineRule="auto"/>
+              <w:jc w:val="center"/>
+            </w:pPr>
+            <w:r>
+              <w:rPr>
+                <w:rFonts w:ascii="ＭＳ ゴシック" w:eastAsia="ＭＳ ゴシック" w:hAnsi="ＭＳ ゴシック"/>
+                <w:b/>
+                <w:bCs/>
+                <w:sz w:val="19"/>
+                <w:szCs w:val="19"/>
+              </w:rPr>
+              <w:t xml:space="preserve">本契約で使用する車両</w:t>
+            </w:r>
+          </w:p>
+        </w:tc>
+      </w:tr>
+      <w:tr>
+        <w:tc>
+          <w:tcPr>
+            <w:tcW w:type="dxa" w:w="1200"/>
+            <w:tcMar>
+              <w:top w:type="dxa" w:w="70"/>
+              <w:left w:type="dxa" w:w="100"/>
+              <w:bottom w:type="dxa" w:w="70"/>
+              <w:right w:type="dxa" w:w="100"/>
+            </w:tcMar>
+            <w:vAlign w:val="center"/>
+          </w:tcPr>
+          <w:p>
+            <w:pPr>
+              <w:spacing w:line="250" w:lineRule="auto"/>
+              <w:jc w:val="center"/>
+            </w:pPr>
+            <w:r>
+              <w:rPr>
+                <w:rFonts w:ascii="ＭＳ ゴシック" w:eastAsia="ＭＳ ゴシック" w:hAnsi="ＭＳ ゴシック"/>
+                <w:b/>
+                <w:bCs/>
+                <w:sz w:val="19"/>
+                <w:szCs w:val="19"/>
+              </w:rPr>
+              <w:t xml:space="preserve">発注者</w:t>
+            </w:r>
+          </w:p>
+        </w:tc>
+        <w:tc>
+          <w:tcPr>
+            <w:tcW w:type="dxa" w:w="2500"/>
+            <w:tcMar>
+              <w:top w:type="dxa" w:w="70"/>
+              <w:left w:type="dxa" w:w="100"/>
+              <w:bottom w:type="dxa" w:w="70"/>
+              <w:right w:type="dxa" w:w="100"/>
+            </w:tcMar>
+            <w:vAlign w:val="center"/>
+          </w:tcPr>
+          <w:p>
+            <w:pPr>
+              <w:spacing w:line="250" w:lineRule="auto"/>
             </w:pPr>
             <w:r>
               <w:rPr>
                 <w:rFonts w:ascii="ＭＳ 明朝" w:eastAsia="ＭＳ 明朝" w:hAnsi="ＭＳ 明朝"/>
-                <w:sz w:val="20"/>
-                <w:szCs w:val="20"/>
-              </w:rPr>
-              <w:t xml:space="preserve">商号</w:t>
-            </w:r>
-          </w:p>
-        </w:tc>
-        <w:tc>
-          <w:tcPr>
-            <w:tcW w:type="dxa" w:w="6872"/>
-            <w:tcBorders>
-              <w:top w:val="none"/>
-              <w:left w:val="none"/>
-              <w:bottom w:val="none"/>
-              <w:right w:val="none"/>
-            </w:tcBorders>
+                <w:b/>
+                <w:bCs/>
+                <w:sz w:val="19"/>
+                <w:szCs w:val="19"/>
+              </w:rPr>
+              <w:t xml:space="preserve">○○建設株式会社</w:t>
+            </w:r>
+          </w:p>
+        </w:tc>
+        <w:tc>
+          <w:tcPr>
+            <w:tcW w:type="dxa" w:w="3300"/>
             <w:tcMar>
               <w:top w:type="dxa" w:w="70"/>
               <w:left w:type="dxa" w:w="100"/>
@@ -1309,10 +309,163 @@
             <w:r>
               <w:rPr>
                 <w:rFonts w:ascii="ＭＳ 明朝" w:eastAsia="ＭＳ 明朝" w:hAnsi="ＭＳ 明朝"/>
-                <w:sz w:val="20"/>
-                <w:szCs w:val="20"/>
-              </w:rPr>
-              <w:t xml:space="preserve"/>
+                <w:b w:val="false"/>
+                <w:bCs w:val="false"/>
+                <w:sz w:val="19"/>
+                <w:szCs w:val="19"/>
+              </w:rPr>
+              <w:t xml:space="preserve">元請（本件残土の発生者）</w:t>
+            </w:r>
+          </w:p>
+        </w:tc>
+        <w:tc>
+          <w:tcPr>
+            <w:tcW w:type="dxa" w:w="2072"/>
+            <w:tcMar>
+              <w:top w:type="dxa" w:w="70"/>
+              <w:left w:type="dxa" w:w="100"/>
+              <w:bottom w:type="dxa" w:w="70"/>
+              <w:right w:type="dxa" w:w="100"/>
+            </w:tcMar>
+            <w:vAlign w:val="center"/>
+          </w:tcPr>
+          <w:p>
+            <w:pPr>
+              <w:spacing w:line="250" w:lineRule="auto"/>
+              <w:jc w:val="center"/>
+            </w:pPr>
+            <w:r>
+              <w:rPr>
+                <w:rFonts w:ascii="ＭＳ 明朝" w:eastAsia="ＭＳ 明朝" w:hAnsi="ＭＳ 明朝"/>
+                <w:b w:val="false"/>
+                <w:bCs w:val="false"/>
+                <w:sz w:val="19"/>
+                <w:szCs w:val="19"/>
+              </w:rPr>
+              <w:t xml:space="preserve">―</w:t>
+            </w:r>
+          </w:p>
+        </w:tc>
+      </w:tr>
+      <w:tr>
+        <w:tc>
+          <w:tcPr>
+            <w:tcW w:type="dxa" w:w="1200"/>
+            <w:tcMar>
+              <w:top w:type="dxa" w:w="70"/>
+              <w:left w:type="dxa" w:w="100"/>
+              <w:bottom w:type="dxa" w:w="70"/>
+              <w:right w:type="dxa" w:w="100"/>
+            </w:tcMar>
+            <w:vAlign w:val="center"/>
+          </w:tcPr>
+          <w:p>
+            <w:pPr>
+              <w:spacing w:line="250" w:lineRule="auto"/>
+              <w:jc w:val="center"/>
+            </w:pPr>
+            <w:r>
+              <w:rPr>
+                <w:rFonts w:ascii="ＭＳ ゴシック" w:eastAsia="ＭＳ ゴシック" w:hAnsi="ＭＳ ゴシック"/>
+                <w:b/>
+                <w:bCs/>
+                <w:sz w:val="19"/>
+                <w:szCs w:val="19"/>
+              </w:rPr>
+              <w:t xml:space="preserve">受注者</w:t>
+            </w:r>
+          </w:p>
+        </w:tc>
+        <w:tc>
+          <w:tcPr>
+            <w:tcW w:type="dxa" w:w="2500"/>
+            <w:tcMar>
+              <w:top w:type="dxa" w:w="70"/>
+              <w:left w:type="dxa" w:w="100"/>
+              <w:bottom w:type="dxa" w:w="70"/>
+              <w:right w:type="dxa" w:w="100"/>
+            </w:tcMar>
+            <w:vAlign w:val="center"/>
+          </w:tcPr>
+          <w:p>
+            <w:pPr>
+              <w:spacing w:line="250" w:lineRule="auto"/>
+            </w:pPr>
+            <w:r>
+              <w:rPr>
+                <w:rFonts w:ascii="ＭＳ 明朝" w:eastAsia="ＭＳ 明朝" w:hAnsi="ＭＳ 明朝"/>
+                <w:b/>
+                <w:bCs/>
+                <w:sz w:val="19"/>
+                <w:szCs w:val="19"/>
+              </w:rPr>
+              <w:t xml:space="preserve">株式会社▲▲砂利店</w:t>
+            </w:r>
+          </w:p>
+        </w:tc>
+        <w:tc>
+          <w:tcPr>
+            <w:tcW w:type="dxa" w:w="3300"/>
+            <w:tcMar>
+              <w:top w:type="dxa" w:w="70"/>
+              <w:left w:type="dxa" w:w="100"/>
+              <w:bottom w:type="dxa" w:w="70"/>
+              <w:right w:type="dxa" w:w="100"/>
+            </w:tcMar>
+            <w:vAlign w:val="center"/>
+          </w:tcPr>
+          <w:p>
+            <w:pPr>
+              <w:spacing w:line="250" w:lineRule="auto"/>
+            </w:pPr>
+            <w:r>
+              <w:rPr>
+                <w:rFonts w:ascii="ＭＳ 明朝" w:eastAsia="ＭＳ 明朝" w:hAnsi="ＭＳ 明朝"/>
+                <w:b w:val="false"/>
+                <w:bCs w:val="false"/>
+                <w:sz w:val="19"/>
+                <w:szCs w:val="19"/>
+              </w:rPr>
+              <w:t xml:space="preserve">砂利採取業者（残土処分の請負人）</w:t>
+            </w:r>
+          </w:p>
+        </w:tc>
+        <w:tc>
+          <w:tcPr>
+            <w:tcW w:type="dxa" w:w="2072"/>
+            <w:tcMar>
+              <w:top w:type="dxa" w:w="70"/>
+              <w:left w:type="dxa" w:w="100"/>
+              <w:bottom w:type="dxa" w:w="70"/>
+              <w:right w:type="dxa" w:w="100"/>
+            </w:tcMar>
+            <w:vAlign w:val="center"/>
+          </w:tcPr>
+          <w:p>
+            <w:pPr>
+              <w:spacing w:line="250" w:lineRule="auto"/>
+              <w:jc w:val="center"/>
+            </w:pPr>
+            <w:r>
+              <w:rPr>
+                <w:rFonts w:ascii="ＭＳ ゴシック" w:eastAsia="ＭＳ ゴシック" w:hAnsi="ＭＳ ゴシック"/>
+                <w:b/>
+                <w:bCs/>
+                <w:color w:val="8A6100"/>
+                <w:sz w:val="19"/>
+                <w:szCs w:val="19"/>
+              </w:rPr>
+              <w:t xml:space="preserve">〔白〕</w:t>
+            </w:r>
+            <w:r>
+              <w:rPr>
+                <w:rFonts w:ascii="ＭＳ 明朝" w:eastAsia="ＭＳ 明朝" w:hAnsi="ＭＳ 明朝"/>
+                <w:b w:val="false"/>
+                <w:bCs w:val="false"/>
+                <w:sz w:val="19"/>
+                <w:szCs w:val="19"/>
+              </w:rPr>
+              <w:t xml:space="preserve">白ナンバー（自家用）</w:t>
             </w:r>
           </w:p>
         </w:tc>
@@ -1332,61 +485,20 @@
         <w:tblLayout w:type="fixed"/>
       </w:tblPr>
       <w:tblGrid>
-        <w:gridCol w:w="700"/>
-        <w:gridCol w:w="1500"/>
-        <w:gridCol w:w="6872"/>
+        <w:gridCol w:w="9072"/>
       </w:tblGrid>
       <w:tr>
         <w:tc>
           <w:tcPr>
-            <w:tcW w:type="dxa" w:w="700"/>
-            <w:tcBorders>
-              <w:top w:val="none"/>
-              <w:left w:val="none"/>
-              <w:bottom w:val="none"/>
-              <w:right w:val="none"/>
-            </w:tcBorders>
-            <w:tcMar>
-              <w:top w:type="dxa" w:w="70"/>
-              <w:left w:type="dxa" w:w="100"/>
-              <w:bottom w:type="dxa" w:w="70"/>
-              <w:right w:type="dxa" w:w="100"/>
-            </w:tcMar>
-            <w:vAlign w:val="center"/>
-          </w:tcPr>
-          <w:p>
-            <w:pPr>
-              <w:spacing w:line="250" w:lineRule="auto"/>
-              <w:jc w:val="center"/>
-            </w:pPr>
-            <w:r>
-              <w:rPr>
-                <w:rFonts w:ascii="ＭＳ ゴシック" w:eastAsia="ＭＳ ゴシック" w:hAnsi="ＭＳ ゴシック"/>
-                <w:b/>
-                <w:bCs/>
-                <w:sz w:val="21"/>
-                <w:szCs w:val="21"/>
-              </w:rPr>
-              <w:t xml:space="preserve"/>
-            </w:r>
-          </w:p>
-        </w:tc>
-        <w:tc>
-          <w:tcPr>
-            <w:tcW w:type="dxa" w:w="1500"/>
-            <w:tcBorders>
-              <w:top w:val="none"/>
-              <w:left w:val="none"/>
-              <w:bottom w:val="none"/>
-              <w:right w:val="none"/>
-            </w:tcBorders>
-            <w:tcMar>
-              <w:top w:type="dxa" w:w="70"/>
-              <w:left w:type="dxa" w:w="100"/>
-              <w:bottom w:type="dxa" w:w="70"/>
-              <w:right w:type="dxa" w:w="100"/>
-            </w:tcMar>
-            <w:vAlign w:val="center"/>
+            <w:tcW w:type="dxa" w:w="9072"/>
+            <w:shd w:fill="FDF4E2" w:color="auto" w:val="clear"/>
+            <w:tcMar>
+              <w:top w:type="dxa" w:w="70"/>
+              <w:left w:type="dxa" w:w="100"/>
+              <w:bottom w:type="dxa" w:w="70"/>
+              <w:right w:type="dxa" w:w="100"/>
+            </w:tcMar>
+            <w:vAlign w:val="top"/>
           </w:tcPr>
           <w:p>
             <w:pPr>
@@ -1395,41 +507,12 @@
             <w:r>
               <w:rPr>
                 <w:rFonts w:ascii="ＭＳ 明朝" w:eastAsia="ＭＳ 明朝" w:hAnsi="ＭＳ 明朝"/>
-                <w:sz w:val="20"/>
-                <w:szCs w:val="20"/>
-              </w:rPr>
-              <w:t xml:space="preserve">代表者</w:t>
-            </w:r>
-          </w:p>
-        </w:tc>
-        <w:tc>
-          <w:tcPr>
-            <w:tcW w:type="dxa" w:w="6872"/>
-            <w:tcBorders>
-              <w:top w:val="none"/>
-              <w:left w:val="none"/>
-              <w:bottom w:val="none"/>
-              <w:right w:val="none"/>
-            </w:tcBorders>
-            <w:tcMar>
-              <w:top w:type="dxa" w:w="70"/>
-              <w:left w:type="dxa" w:w="100"/>
-              <w:bottom w:type="dxa" w:w="70"/>
-              <w:right w:type="dxa" w:w="100"/>
-            </w:tcMar>
-            <w:vAlign w:val="center"/>
-          </w:tcPr>
-          <w:p>
-            <w:pPr>
-              <w:spacing w:line="250" w:lineRule="auto"/>
-            </w:pPr>
-            <w:r>
-              <w:rPr>
-                <w:rFonts w:ascii="ＭＳ 明朝" w:eastAsia="ＭＳ 明朝" w:hAnsi="ＭＳ 明朝"/>
-                <w:sz w:val="20"/>
-                <w:szCs w:val="20"/>
-              </w:rPr>
-              <w:t xml:space="preserve">　　　　　　　　　　　　　　　　　　　　印</w:t>
+                <w:b w:val="false"/>
+                <w:bCs w:val="false"/>
+                <w:sz w:val="18"/>
+                <w:szCs w:val="18"/>
+              </w:rPr>
+              <w:t xml:space="preserve">※　▲▲砂利店が本契約に基づき使用するダンプトラックは自家用（白ナンバー）であり、▲▲砂利店は貨物自動車運送事業法の許可を有しない。本契約は、▲▲砂利店が自らの事業として残土の処分を引き受けるものであって、▲▲砂利店が○○建設の貨物の運送を引き受けるものではない。</w:t>
             </w:r>
           </w:p>
         </w:tc>
@@ -1437,15 +520,1165 @@
     </w:tbl>
     <w:p>
       <w:pPr>
-        <w:spacing w:after="120" w:before="0" w:line="300" w:lineRule="auto"/>
-      </w:pPr>
-      <w:r>
-        <w:rPr>
-          <w:rFonts w:ascii="ＭＳ 明朝" w:eastAsia="ＭＳ 明朝" w:hAnsi="ＭＳ 明朝"/>
+        <w:spacing w:after="0" w:before="0" w:line="300" w:lineRule="auto"/>
+      </w:pPr>
+    </w:p>
+    <w:p>
+      <w:pPr>
+        <w:keepNext/>
+        <w:spacing w:after="80" w:before="220" w:line="300" w:lineRule="auto"/>
+      </w:pPr>
+      <w:r>
+        <w:rPr>
+          <w:rFonts w:ascii="ＭＳ ゴシック" w:eastAsia="ＭＳ ゴシック" w:hAnsi="ＭＳ ゴシック"/>
+          <w:b/>
+          <w:bCs/>
+          <w:sz w:val="22"/>
+          <w:szCs w:val="22"/>
+        </w:rPr>
+        <w:t xml:space="preserve">第１条（目的）</w:t>
+      </w:r>
+    </w:p>
+    <w:p>
+      <w:pPr>
+        <w:spacing w:after="0" w:before="0" w:line="300" w:lineRule="auto"/>
+        <w:ind w:left="210" w:hanging="0"/>
+      </w:pPr>
+      <w:r>
+        <w:rPr>
+          <w:rFonts w:ascii="ＭＳ 明朝" w:eastAsia="ＭＳ 明朝" w:hAnsi="ＭＳ 明朝"/>
+          <w:b w:val="false"/>
+          <w:bCs w:val="false"/>
           <w:sz w:val="21"/>
           <w:szCs w:val="21"/>
         </w:rPr>
-        <w:t xml:space="preserve"/>
+        <w:t xml:space="preserve">本契約は、▲▲砂利店が、○○建設の施工に係る建設工事において発生する残土（以下「本件残土」という。）を▲▲砂利店の処分地に受け入れ、埋戻し及び整地を行うことにより、本件残土の処分を完成することを目的とする。</w:t>
+      </w:r>
+    </w:p>
+    <w:p>
+      <w:pPr>
+        <w:spacing w:after="0" w:before="0" w:line="300" w:lineRule="auto"/>
+        <w:ind w:left="210" w:hanging="210"/>
+      </w:pPr>
+      <w:r>
+        <w:rPr>
+          <w:rFonts w:ascii="ＭＳ 明朝" w:eastAsia="ＭＳ 明朝" w:hAnsi="ＭＳ 明朝"/>
+          <w:b w:val="false"/>
+          <w:bCs w:val="false"/>
+          <w:sz w:val="21"/>
+          <w:szCs w:val="21"/>
+        </w:rPr>
+        <w:t xml:space="preserve">２　本契約は、本件残土の処分を目的とする請負契約であり、本件残土の運搬を目的とするものではない。運搬は、前項の処分を完成するために▲▲砂利店が自らの手段として行う工程の一部である。</w:t>
+      </w:r>
+    </w:p>
+    <w:p>
+      <w:pPr>
+        <w:keepNext/>
+        <w:spacing w:after="80" w:before="220" w:line="300" w:lineRule="auto"/>
+      </w:pPr>
+      <w:r>
+        <w:rPr>
+          <w:rFonts w:ascii="ＭＳ ゴシック" w:eastAsia="ＭＳ ゴシック" w:hAnsi="ＭＳ ゴシック"/>
+          <w:b/>
+          <w:bCs/>
+          <w:sz w:val="22"/>
+          <w:szCs w:val="22"/>
+        </w:rPr>
+        <w:t xml:space="preserve">第２条（業務の範囲）</w:t>
+      </w:r>
+    </w:p>
+    <w:p>
+      <w:pPr>
+        <w:spacing w:after="0" w:before="0" w:line="300" w:lineRule="auto"/>
+        <w:ind w:left="210" w:hanging="0"/>
+      </w:pPr>
+      <w:r>
+        <w:rPr>
+          <w:rFonts w:ascii="ＭＳ 明朝" w:eastAsia="ＭＳ 明朝" w:hAnsi="ＭＳ 明朝"/>
+          <w:b w:val="false"/>
+          <w:bCs w:val="false"/>
+          <w:sz w:val="21"/>
+          <w:szCs w:val="21"/>
+        </w:rPr>
+        <w:t xml:space="preserve">▲▲砂利店は、前条の目的を達成するため、次の各工程を一体のものとして自ら行う。</w:t>
+      </w:r>
+    </w:p>
+    <w:p>
+      <w:pPr>
+        <w:spacing w:after="0" w:before="0" w:line="300" w:lineRule="auto"/>
+        <w:ind w:left="420" w:hanging="210"/>
+      </w:pPr>
+      <w:r>
+        <w:rPr>
+          <w:rFonts w:ascii="ＭＳ 明朝" w:eastAsia="ＭＳ 明朝" w:hAnsi="ＭＳ 明朝"/>
+          <w:b w:val="false"/>
+          <w:bCs w:val="false"/>
+          <w:sz w:val="20"/>
+          <w:szCs w:val="20"/>
+        </w:rPr>
+        <w:t xml:space="preserve">一　○○建設の工事現場における本件残土の積込み</w:t>
+      </w:r>
+    </w:p>
+    <w:p>
+      <w:pPr>
+        <w:spacing w:after="0" w:before="0" w:line="300" w:lineRule="auto"/>
+        <w:ind w:left="420" w:hanging="210"/>
+      </w:pPr>
+      <w:r>
+        <w:rPr>
+          <w:rFonts w:ascii="ＭＳ 明朝" w:eastAsia="ＭＳ 明朝" w:hAnsi="ＭＳ 明朝"/>
+          <w:b w:val="false"/>
+          <w:bCs w:val="false"/>
+          <w:sz w:val="20"/>
+          <w:szCs w:val="20"/>
+        </w:rPr>
+        <w:t xml:space="preserve">二　▲▲砂利店の処分地までの運搬</w:t>
+      </w:r>
+    </w:p>
+    <w:p>
+      <w:pPr>
+        <w:spacing w:after="0" w:before="0" w:line="300" w:lineRule="auto"/>
+        <w:ind w:left="420" w:hanging="210"/>
+      </w:pPr>
+      <w:r>
+        <w:rPr>
+          <w:rFonts w:ascii="ＭＳ 明朝" w:eastAsia="ＭＳ 明朝" w:hAnsi="ＭＳ 明朝"/>
+          <w:b w:val="false"/>
+          <w:bCs w:val="false"/>
+          <w:sz w:val="20"/>
+          <w:szCs w:val="20"/>
+        </w:rPr>
+        <w:t xml:space="preserve">三　処分地における受入れ及び荷卸し</w:t>
+      </w:r>
+    </w:p>
+    <w:p>
+      <w:pPr>
+        <w:spacing w:after="0" w:before="0" w:line="300" w:lineRule="auto"/>
+        <w:ind w:left="420" w:hanging="210"/>
+      </w:pPr>
+      <w:r>
+        <w:rPr>
+          <w:rFonts w:ascii="ＭＳ 明朝" w:eastAsia="ＭＳ 明朝" w:hAnsi="ＭＳ 明朝"/>
+          <w:b w:val="false"/>
+          <w:bCs w:val="false"/>
+          <w:sz w:val="20"/>
+          <w:szCs w:val="20"/>
+        </w:rPr>
+        <w:t xml:space="preserve">四　敷均し、転圧及び埋戻し</w:t>
+      </w:r>
+    </w:p>
+    <w:p>
+      <w:pPr>
+        <w:spacing w:after="0" w:before="0" w:line="300" w:lineRule="auto"/>
+        <w:ind w:left="420" w:hanging="210"/>
+      </w:pPr>
+      <w:r>
+        <w:rPr>
+          <w:rFonts w:ascii="ＭＳ 明朝" w:eastAsia="ＭＳ 明朝" w:hAnsi="ＭＳ 明朝"/>
+          <w:b w:val="false"/>
+          <w:bCs w:val="false"/>
+          <w:sz w:val="20"/>
+          <w:szCs w:val="20"/>
+        </w:rPr>
+        <w:t xml:space="preserve">五　埋戻し後の整地及び法面の処理</w:t>
+      </w:r>
+    </w:p>
+    <w:p>
+      <w:pPr>
+        <w:spacing w:after="0" w:before="0" w:line="300" w:lineRule="auto"/>
+        <w:ind w:left="420" w:hanging="210"/>
+      </w:pPr>
+      <w:r>
+        <w:rPr>
+          <w:rFonts w:ascii="ＭＳ 明朝" w:eastAsia="ＭＳ 明朝" w:hAnsi="ＭＳ 明朝"/>
+          <w:b w:val="false"/>
+          <w:bCs w:val="false"/>
+          <w:sz w:val="20"/>
+          <w:szCs w:val="20"/>
+        </w:rPr>
+        <w:t xml:space="preserve">六　前各号に付随する一切の作業</w:t>
+      </w:r>
+    </w:p>
+    <w:p>
+      <w:pPr>
+        <w:spacing w:after="0" w:before="0" w:line="300" w:lineRule="auto"/>
+        <w:ind w:left="210" w:hanging="210"/>
+      </w:pPr>
+      <w:r>
+        <w:rPr>
+          <w:rFonts w:ascii="ＭＳ 明朝" w:eastAsia="ＭＳ 明朝" w:hAnsi="ＭＳ 明朝"/>
+          <w:b w:val="false"/>
+          <w:bCs w:val="false"/>
+          <w:sz w:val="21"/>
+          <w:szCs w:val="21"/>
+        </w:rPr>
+        <w:t xml:space="preserve">２　▲▲砂利店は、前項の業務を第三者に再委託しない。ただし、あらかじめ○○建設の書面による承諾を得た場合は、この限りでない。</w:t>
+      </w:r>
+    </w:p>
+    <w:p>
+      <w:pPr>
+        <w:keepNext/>
+        <w:spacing w:after="80" w:before="220" w:line="300" w:lineRule="auto"/>
+      </w:pPr>
+      <w:r>
+        <w:rPr>
+          <w:rFonts w:ascii="ＭＳ ゴシック" w:eastAsia="ＭＳ ゴシック" w:hAnsi="ＭＳ ゴシック"/>
+          <w:b/>
+          <w:bCs/>
+          <w:sz w:val="22"/>
+          <w:szCs w:val="22"/>
+        </w:rPr>
+        <w:t xml:space="preserve">第３条（処分地）</w:t>
+      </w:r>
+    </w:p>
+    <w:p>
+      <w:pPr>
+        <w:spacing w:after="0" w:before="0" w:line="300" w:lineRule="auto"/>
+        <w:ind w:left="210" w:hanging="0"/>
+      </w:pPr>
+      <w:r>
+        <w:rPr>
+          <w:rFonts w:ascii="ＭＳ 明朝" w:eastAsia="ＭＳ 明朝" w:hAnsi="ＭＳ 明朝"/>
+          <w:b w:val="false"/>
+          <w:bCs w:val="false"/>
+          <w:sz w:val="21"/>
+          <w:szCs w:val="21"/>
+        </w:rPr>
+        <w:t xml:space="preserve">処分地は、別紙２に表示する土地とする。</w:t>
+      </w:r>
+    </w:p>
+    <w:p>
+      <w:pPr>
+        <w:spacing w:after="0" w:before="0" w:line="300" w:lineRule="auto"/>
+        <w:ind w:left="210" w:hanging="210"/>
+      </w:pPr>
+      <w:r>
+        <w:rPr>
+          <w:rFonts w:ascii="ＭＳ 明朝" w:eastAsia="ＭＳ 明朝" w:hAnsi="ＭＳ 明朝"/>
+          <w:b w:val="false"/>
+          <w:bCs w:val="false"/>
+          <w:sz w:val="21"/>
+          <w:szCs w:val="21"/>
+        </w:rPr>
+        <w:t xml:space="preserve">２　▲▲砂利店は、処分地について所有権、賃借権その他の使用及び収益を目的とする権利を有していることを○○建設に対して保証する。</w:t>
+      </w:r>
+    </w:p>
+    <w:p>
+      <w:pPr>
+        <w:spacing w:after="0" w:before="0" w:line="300" w:lineRule="auto"/>
+        <w:ind w:left="210" w:hanging="210"/>
+      </w:pPr>
+      <w:r>
+        <w:rPr>
+          <w:rFonts w:ascii="ＭＳ 明朝" w:eastAsia="ＭＳ 明朝" w:hAnsi="ＭＳ 明朝"/>
+          <w:b w:val="false"/>
+          <w:bCs w:val="false"/>
+          <w:sz w:val="21"/>
+          <w:szCs w:val="21"/>
+        </w:rPr>
+        <w:t xml:space="preserve">３　処分地の確保、維持及び管理は、▲▲砂利店の責任と費用において行う。</w:t>
+      </w:r>
+    </w:p>
+    <w:p>
+      <w:pPr>
+        <w:spacing w:after="0" w:before="0" w:line="300" w:lineRule="auto"/>
+        <w:ind w:left="210" w:hanging="210"/>
+      </w:pPr>
+      <w:r>
+        <w:rPr>
+          <w:rFonts w:ascii="ＭＳ 明朝" w:eastAsia="ＭＳ 明朝" w:hAnsi="ＭＳ 明朝"/>
+          <w:b w:val="false"/>
+          <w:bCs w:val="false"/>
+          <w:sz w:val="21"/>
+          <w:szCs w:val="21"/>
+        </w:rPr>
+        <w:t xml:space="preserve">４　▲▲砂利店は、処分地を別紙２に表示する土地以外の土地に変更しようとするときは、あらかじめ○○建設の書面による承諾を得る。</w:t>
+      </w:r>
+    </w:p>
+    <w:p>
+      <w:pPr>
+        <w:keepNext/>
+        <w:spacing w:after="80" w:before="220" w:line="300" w:lineRule="auto"/>
+      </w:pPr>
+      <w:r>
+        <w:rPr>
+          <w:rFonts w:ascii="ＭＳ ゴシック" w:eastAsia="ＭＳ ゴシック" w:hAnsi="ＭＳ ゴシック"/>
+          <w:b/>
+          <w:bCs/>
+          <w:sz w:val="22"/>
+          <w:szCs w:val="22"/>
+        </w:rPr>
+        <w:t xml:space="preserve">第４条（本件残土の性状）</w:t>
+      </w:r>
+    </w:p>
+    <w:p>
+      <w:pPr>
+        <w:spacing w:after="0" w:before="0" w:line="300" w:lineRule="auto"/>
+        <w:ind w:left="210" w:hanging="0"/>
+      </w:pPr>
+      <w:r>
+        <w:rPr>
+          <w:rFonts w:ascii="ＭＳ 明朝" w:eastAsia="ＭＳ 明朝" w:hAnsi="ＭＳ 明朝"/>
+          <w:b w:val="false"/>
+          <w:bCs w:val="false"/>
+          <w:sz w:val="21"/>
+          <w:szCs w:val="21"/>
+        </w:rPr>
+        <w:t xml:space="preserve">本契約の対象となる本件残土は、建設工事に伴い発生する土砂であって、廃棄物の処理及び清掃に関する法律第２条に規定する廃棄物に該当しないものに限る。</w:t>
+      </w:r>
+    </w:p>
+    <w:p>
+      <w:pPr>
+        <w:spacing w:after="0" w:before="0" w:line="300" w:lineRule="auto"/>
+        <w:ind w:left="210" w:hanging="210"/>
+      </w:pPr>
+      <w:r>
+        <w:rPr>
+          <w:rFonts w:ascii="ＭＳ 明朝" w:eastAsia="ＭＳ 明朝" w:hAnsi="ＭＳ 明朝"/>
+          <w:b w:val="false"/>
+          <w:bCs w:val="false"/>
+          <w:sz w:val="21"/>
+          <w:szCs w:val="21"/>
+        </w:rPr>
+        <w:t xml:space="preserve">２　○○建設は、本件残土にコンクリート塊、アスファルト・コンクリート塊、木くず、廃プラスチック類その他の廃棄物が混入していないこと、及び土壌汚染対策法に規定する特定有害物質により汚染されていないことを保証する。</w:t>
+      </w:r>
+    </w:p>
+    <w:p>
+      <w:pPr>
+        <w:spacing w:after="0" w:before="0" w:line="300" w:lineRule="auto"/>
+        <w:ind w:left="210" w:hanging="210"/>
+      </w:pPr>
+      <w:r>
+        <w:rPr>
+          <w:rFonts w:ascii="ＭＳ 明朝" w:eastAsia="ＭＳ 明朝" w:hAnsi="ＭＳ 明朝"/>
+          <w:b w:val="false"/>
+          <w:bCs w:val="false"/>
+          <w:sz w:val="21"/>
+          <w:szCs w:val="21"/>
+        </w:rPr>
+        <w:t xml:space="preserve">３　前項に反する本件残土が搬入されたことが判明したときは、▲▲砂利店は直ちにその受入れを中止して○○建設に通知し、○○建設は自己の責任と費用により当該残土を引き取る。この場合において▲▲砂利店に生じた費用及び損害は、○○建設の負担とする。</w:t>
+      </w:r>
+    </w:p>
+    <w:p>
+      <w:pPr>
+        <w:keepNext/>
+        <w:spacing w:after="80" w:before="220" w:line="300" w:lineRule="auto"/>
+      </w:pPr>
+      <w:r>
+        <w:rPr>
+          <w:rFonts w:ascii="ＭＳ ゴシック" w:eastAsia="ＭＳ ゴシック" w:hAnsi="ＭＳ ゴシック"/>
+          <w:b/>
+          <w:bCs/>
+          <w:sz w:val="22"/>
+          <w:szCs w:val="22"/>
+        </w:rPr>
+        <w:t xml:space="preserve">第５条（請負代金）</w:t>
+      </w:r>
+    </w:p>
+    <w:p>
+      <w:pPr>
+        <w:spacing w:after="0" w:before="0" w:line="300" w:lineRule="auto"/>
+        <w:ind w:left="210" w:hanging="0"/>
+      </w:pPr>
+      <w:r>
+        <w:rPr>
+          <w:rFonts w:ascii="ＭＳ 明朝" w:eastAsia="ＭＳ 明朝" w:hAnsi="ＭＳ 明朝"/>
+          <w:b w:val="false"/>
+          <w:bCs w:val="false"/>
+          <w:sz w:val="21"/>
+          <w:szCs w:val="21"/>
+        </w:rPr>
+        <w:t xml:space="preserve">請負代金は、別紙１のとおりとし、▲▲砂利店が受け入れた本件残土の数量に処分単価を乗じて得た額とする。</w:t>
+      </w:r>
+    </w:p>
+    <w:p>
+      <w:pPr>
+        <w:spacing w:after="0" w:before="0" w:line="300" w:lineRule="auto"/>
+        <w:ind w:left="210" w:hanging="210"/>
+      </w:pPr>
+      <w:r>
+        <w:rPr>
+          <w:rFonts w:ascii="ＭＳ 明朝" w:eastAsia="ＭＳ 明朝" w:hAnsi="ＭＳ 明朝"/>
+          <w:b w:val="false"/>
+          <w:bCs w:val="false"/>
+          <w:sz w:val="21"/>
+          <w:szCs w:val="21"/>
+        </w:rPr>
+        <w:t xml:space="preserve">２　処分単価は、第２条第１項各号の工程の全部を含む処分一式の対価であり、運搬それ自体の対価を含まない。</w:t>
+      </w:r>
+    </w:p>
+    <w:p>
+      <w:pPr>
+        <w:spacing w:after="0" w:before="0" w:line="300" w:lineRule="auto"/>
+        <w:ind w:left="210" w:hanging="210"/>
+      </w:pPr>
+      <w:r>
+        <w:rPr>
+          <w:rFonts w:ascii="ＭＳ 明朝" w:eastAsia="ＭＳ 明朝" w:hAnsi="ＭＳ 明朝"/>
+          <w:b w:val="false"/>
+          <w:bCs w:val="false"/>
+          <w:sz w:val="21"/>
+          <w:szCs w:val="21"/>
+        </w:rPr>
+        <w:t xml:space="preserve">３　○○建設及び▲▲砂利店は、本契約及び別紙１において、運賃、運搬費、横持ち費、車両費、回送費その他名目の如何を問わず、運搬を独立した対価の対象として計上しない。</w:t>
+      </w:r>
+    </w:p>
+    <w:p>
+      <w:pPr>
+        <w:spacing w:after="0" w:before="0" w:line="300" w:lineRule="auto"/>
+        <w:ind w:left="210" w:hanging="210"/>
+      </w:pPr>
+      <w:r>
+        <w:rPr>
+          <w:rFonts w:ascii="ＭＳ 明朝" w:eastAsia="ＭＳ 明朝" w:hAnsi="ＭＳ 明朝"/>
+          <w:b w:val="false"/>
+          <w:bCs w:val="false"/>
+          <w:sz w:val="21"/>
+          <w:szCs w:val="21"/>
+        </w:rPr>
+        <w:t xml:space="preserve">４　処分単価は、○○建設の工事現場と処分地との距離、運搬の回数又は使用する車両の台数に応じて定めるものではない。</w:t>
+      </w:r>
+    </w:p>
+    <w:p>
+      <w:pPr>
+        <w:keepNext/>
+        <w:spacing w:after="80" w:before="220" w:line="300" w:lineRule="auto"/>
+      </w:pPr>
+      <w:r>
+        <w:rPr>
+          <w:rFonts w:ascii="ＭＳ ゴシック" w:eastAsia="ＭＳ ゴシック" w:hAnsi="ＭＳ ゴシック"/>
+          <w:b/>
+          <w:bCs/>
+          <w:sz w:val="22"/>
+          <w:szCs w:val="22"/>
+        </w:rPr>
+        <w:t xml:space="preserve">第６条（数量の確認）</w:t>
+      </w:r>
+    </w:p>
+    <w:p>
+      <w:pPr>
+        <w:spacing w:after="0" w:before="0" w:line="300" w:lineRule="auto"/>
+        <w:ind w:left="210" w:hanging="0"/>
+      </w:pPr>
+      <w:r>
+        <w:rPr>
+          <w:rFonts w:ascii="ＭＳ 明朝" w:eastAsia="ＭＳ 明朝" w:hAnsi="ＭＳ 明朝"/>
+          <w:b w:val="false"/>
+          <w:bCs w:val="false"/>
+          <w:sz w:val="21"/>
+          <w:szCs w:val="21"/>
+        </w:rPr>
+        <w:t xml:space="preserve">本件残土の数量は、搬入ごとに▲▲砂利店が作成する受入伝票に記載された土量（立方メートル）の合計により確認する。</w:t>
+      </w:r>
+    </w:p>
+    <w:p>
+      <w:pPr>
+        <w:spacing w:after="0" w:before="0" w:line="300" w:lineRule="auto"/>
+        <w:ind w:left="210" w:hanging="210"/>
+      </w:pPr>
+      <w:r>
+        <w:rPr>
+          <w:rFonts w:ascii="ＭＳ 明朝" w:eastAsia="ＭＳ 明朝" w:hAnsi="ＭＳ 明朝"/>
+          <w:b w:val="false"/>
+          <w:bCs w:val="false"/>
+          <w:sz w:val="21"/>
+          <w:szCs w:val="21"/>
+        </w:rPr>
+        <w:t xml:space="preserve">２　▲▲砂利店は、受入伝票の写しを○○建設に交付し、その原本を本契約の終了後５年間保存する。</w:t>
+      </w:r>
+    </w:p>
+    <w:p>
+      <w:pPr>
+        <w:spacing w:after="0" w:before="0" w:line="300" w:lineRule="auto"/>
+        <w:ind w:left="210" w:hanging="210"/>
+      </w:pPr>
+      <w:r>
+        <w:rPr>
+          <w:rFonts w:ascii="ＭＳ 明朝" w:eastAsia="ＭＳ 明朝" w:hAnsi="ＭＳ 明朝"/>
+          <w:b w:val="false"/>
+          <w:bCs w:val="false"/>
+          <w:sz w:val="21"/>
+          <w:szCs w:val="21"/>
+        </w:rPr>
+        <w:t xml:space="preserve">３　○○建設又は▲▲砂利店は、相手方に対し、処分地における数量の確認に立ち会うことを求めることができる。</w:t>
+      </w:r>
+    </w:p>
+    <w:p>
+      <w:pPr>
+        <w:keepNext/>
+        <w:spacing w:after="80" w:before="220" w:line="300" w:lineRule="auto"/>
+      </w:pPr>
+      <w:r>
+        <w:rPr>
+          <w:rFonts w:ascii="ＭＳ ゴシック" w:eastAsia="ＭＳ ゴシック" w:hAnsi="ＭＳ ゴシック"/>
+          <w:b/>
+          <w:bCs/>
+          <w:sz w:val="22"/>
+          <w:szCs w:val="22"/>
+        </w:rPr>
+        <w:t xml:space="preserve">第７条（請負代金の支払）</w:t>
+      </w:r>
+    </w:p>
+    <w:p>
+      <w:pPr>
+        <w:spacing w:after="0" w:before="0" w:line="300" w:lineRule="auto"/>
+        <w:ind w:left="210" w:hanging="0"/>
+      </w:pPr>
+      <w:r>
+        <w:rPr>
+          <w:rFonts w:ascii="ＭＳ 明朝" w:eastAsia="ＭＳ 明朝" w:hAnsi="ＭＳ 明朝"/>
+          <w:b w:val="false"/>
+          <w:bCs w:val="false"/>
+          <w:sz w:val="21"/>
+          <w:szCs w:val="21"/>
+        </w:rPr>
+        <w:t xml:space="preserve">▲▲砂利店は、毎月末日で締め切り、当該月に受け入れた数量に基づく請負代金を○○建設に請求する。</w:t>
+      </w:r>
+    </w:p>
+    <w:p>
+      <w:pPr>
+        <w:spacing w:after="0" w:before="0" w:line="300" w:lineRule="auto"/>
+        <w:ind w:left="210" w:hanging="210"/>
+      </w:pPr>
+      <w:r>
+        <w:rPr>
+          <w:rFonts w:ascii="ＭＳ 明朝" w:eastAsia="ＭＳ 明朝" w:hAnsi="ＭＳ 明朝"/>
+          <w:b w:val="false"/>
+          <w:bCs w:val="false"/>
+          <w:sz w:val="21"/>
+          <w:szCs w:val="21"/>
+        </w:rPr>
+        <w:t xml:space="preserve">２　○○建設は、前項の請求を受けた日の属する月の翌月　　日までに、▲▲砂利店の指定する口座に振り込んで支払う。振込手数料は○○建設の負担とする。</w:t>
+      </w:r>
+    </w:p>
+    <w:p>
+      <w:pPr>
+        <w:spacing w:after="0" w:before="0" w:line="300" w:lineRule="auto"/>
+        <w:ind w:left="210" w:hanging="210"/>
+      </w:pPr>
+      <w:r>
+        <w:rPr>
+          <w:rFonts w:ascii="ＭＳ 明朝" w:eastAsia="ＭＳ 明朝" w:hAnsi="ＭＳ 明朝"/>
+          <w:b w:val="false"/>
+          <w:bCs w:val="false"/>
+          <w:sz w:val="21"/>
+          <w:szCs w:val="21"/>
+        </w:rPr>
+        <w:t xml:space="preserve">３　▲▲砂利店が○○建設に交付する請求書及びその明細書は、別紙１と同一の区分及び名目によるものとする。</w:t>
+      </w:r>
+    </w:p>
+    <w:p>
+      <w:pPr>
+        <w:keepNext/>
+        <w:spacing w:after="80" w:before="220" w:line="300" w:lineRule="auto"/>
+      </w:pPr>
+      <w:r>
+        <w:rPr>
+          <w:rFonts w:ascii="ＭＳ ゴシック" w:eastAsia="ＭＳ ゴシック" w:hAnsi="ＭＳ ゴシック"/>
+          <w:b/>
+          <w:bCs/>
+          <w:sz w:val="22"/>
+          <w:szCs w:val="22"/>
+        </w:rPr>
+        <w:t xml:space="preserve">第８条（引渡し及び所有権の移転）</w:t>
+      </w:r>
+    </w:p>
+    <w:p>
+      <w:pPr>
+        <w:spacing w:after="0" w:before="0" w:line="300" w:lineRule="auto"/>
+        <w:ind w:left="210" w:hanging="0"/>
+      </w:pPr>
+      <w:r>
+        <w:rPr>
+          <w:rFonts w:ascii="ＭＳ 明朝" w:eastAsia="ＭＳ 明朝" w:hAnsi="ＭＳ 明朝"/>
+          <w:b w:val="false"/>
+          <w:bCs w:val="false"/>
+          <w:sz w:val="21"/>
+          <w:szCs w:val="21"/>
+        </w:rPr>
+        <w:t xml:space="preserve">本件残土の引渡しは、○○建設の工事現場において▲▲砂利店の車両への積込みが完了した時に行われたものとする。</w:t>
+      </w:r>
+    </w:p>
+    <w:p>
+      <w:pPr>
+        <w:spacing w:after="0" w:before="0" w:line="300" w:lineRule="auto"/>
+        <w:ind w:left="210" w:hanging="210"/>
+      </w:pPr>
+      <w:r>
+        <w:rPr>
+          <w:rFonts w:ascii="ＭＳ 明朝" w:eastAsia="ＭＳ 明朝" w:hAnsi="ＭＳ 明朝"/>
+          <w:b w:val="false"/>
+          <w:bCs w:val="false"/>
+          <w:sz w:val="21"/>
+          <w:szCs w:val="21"/>
+        </w:rPr>
+        <w:t xml:space="preserve">２　本件残土の所有権は、前項の引渡しと同時に、○○建設から▲▲砂利店に移転する。</w:t>
+      </w:r>
+    </w:p>
+    <w:p>
+      <w:pPr>
+        <w:spacing w:after="0" w:before="0" w:line="300" w:lineRule="auto"/>
+        <w:ind w:left="210" w:hanging="210"/>
+      </w:pPr>
+      <w:r>
+        <w:rPr>
+          <w:rFonts w:ascii="ＭＳ 明朝" w:eastAsia="ＭＳ 明朝" w:hAnsi="ＭＳ 明朝"/>
+          <w:b w:val="false"/>
+          <w:bCs w:val="false"/>
+          <w:sz w:val="21"/>
+          <w:szCs w:val="21"/>
+        </w:rPr>
+        <w:t xml:space="preserve">３　前項の時以後、本件残土の処分の方法は、本契約及び関係法令の定めに従い、▲▲砂利店がこれを定める。</w:t>
+      </w:r>
+    </w:p>
+    <w:p>
+      <w:pPr>
+        <w:keepNext/>
+        <w:spacing w:after="80" w:before="220" w:line="300" w:lineRule="auto"/>
+      </w:pPr>
+      <w:r>
+        <w:rPr>
+          <w:rFonts w:ascii="ＭＳ ゴシック" w:eastAsia="ＭＳ ゴシック" w:hAnsi="ＭＳ ゴシック"/>
+          <w:b/>
+          <w:bCs/>
+          <w:sz w:val="22"/>
+          <w:szCs w:val="22"/>
+        </w:rPr>
+        <w:t xml:space="preserve">第９条（受入れ後の管理責任）</w:t>
+      </w:r>
+    </w:p>
+    <w:p>
+      <w:pPr>
+        <w:spacing w:after="0" w:before="0" w:line="300" w:lineRule="auto"/>
+        <w:ind w:left="210" w:hanging="0"/>
+      </w:pPr>
+      <w:r>
+        <w:rPr>
+          <w:rFonts w:ascii="ＭＳ 明朝" w:eastAsia="ＭＳ 明朝" w:hAnsi="ＭＳ 明朝"/>
+          <w:b w:val="false"/>
+          <w:bCs w:val="false"/>
+          <w:sz w:val="21"/>
+          <w:szCs w:val="21"/>
+        </w:rPr>
+        <w:t xml:space="preserve">処分地に受け入れた本件残土の管理及び災害の防止に係る責任は、▲▲砂利店が負う。</w:t>
+      </w:r>
+    </w:p>
+    <w:p>
+      <w:pPr>
+        <w:spacing w:after="0" w:before="0" w:line="300" w:lineRule="auto"/>
+        <w:ind w:left="210" w:hanging="210"/>
+      </w:pPr>
+      <w:r>
+        <w:rPr>
+          <w:rFonts w:ascii="ＭＳ 明朝" w:eastAsia="ＭＳ 明朝" w:hAnsi="ＭＳ 明朝"/>
+          <w:b w:val="false"/>
+          <w:bCs w:val="false"/>
+          <w:sz w:val="21"/>
+          <w:szCs w:val="21"/>
+        </w:rPr>
+        <w:t xml:space="preserve">２　宅地造成及び特定盛土等規制法その他の法令に基づき処分地における埋戻し及び整地について必要となる許可、届出その他の手続は、同法第２条第７号に規定する工事主となる者が、自己の責任と費用において行う。</w:t>
+      </w:r>
+    </w:p>
+    <w:p>
+      <w:pPr>
+        <w:spacing w:after="0" w:before="0" w:line="300" w:lineRule="auto"/>
+        <w:ind w:left="210" w:hanging="210"/>
+      </w:pPr>
+      <w:r>
+        <w:rPr>
+          <w:rFonts w:ascii="ＭＳ 明朝" w:eastAsia="ＭＳ 明朝" w:hAnsi="ＭＳ 明朝"/>
+          <w:b w:val="false"/>
+          <w:bCs w:val="false"/>
+          <w:sz w:val="21"/>
+          <w:szCs w:val="21"/>
+        </w:rPr>
+        <w:t xml:space="preserve">３　○○建設及び▲▲砂利店は、本契約の締結に先立ち、処分地が宅地造成等工事規制区域又は特定盛土等規制区域に指定されているか否か、及び本件埋戻しが同法上の許可を要する規模に当たるか否かを確認し、その結果を別紙２に記載する。</w:t>
+      </w:r>
+    </w:p>
+    <w:p>
+      <w:pPr>
+        <w:keepNext/>
+        <w:spacing w:after="80" w:before="220" w:line="300" w:lineRule="auto"/>
+      </w:pPr>
+      <w:r>
+        <w:rPr>
+          <w:rFonts w:ascii="ＭＳ ゴシック" w:eastAsia="ＭＳ ゴシック" w:hAnsi="ＭＳ ゴシック"/>
+          <w:b/>
+          <w:bCs/>
+          <w:sz w:val="22"/>
+          <w:szCs w:val="22"/>
+        </w:rPr>
+        <w:t xml:space="preserve">第10条（▲▲砂利店の体制）</w:t>
+      </w:r>
+    </w:p>
+    <w:p>
+      <w:pPr>
+        <w:spacing w:after="0" w:before="0" w:line="300" w:lineRule="auto"/>
+        <w:ind w:left="210" w:hanging="0"/>
+      </w:pPr>
+      <w:r>
+        <w:rPr>
+          <w:rFonts w:ascii="ＭＳ 明朝" w:eastAsia="ＭＳ 明朝" w:hAnsi="ＭＳ 明朝"/>
+          <w:b w:val="false"/>
+          <w:bCs w:val="false"/>
+          <w:sz w:val="21"/>
+          <w:szCs w:val="21"/>
+        </w:rPr>
+        <w:t xml:space="preserve">▲▲砂利店は、本契約に基づく業務を、▲▲砂利店が雇用する従業員及び▲▲砂利店が保有し、又は使用する権原を有する車両により行う。</w:t>
+      </w:r>
+    </w:p>
+    <w:p>
+      <w:pPr>
+        <w:spacing w:after="0" w:before="0" w:line="300" w:lineRule="auto"/>
+        <w:ind w:left="210" w:hanging="210"/>
+      </w:pPr>
+      <w:r>
+        <w:rPr>
+          <w:rFonts w:ascii="ＭＳ 明朝" w:eastAsia="ＭＳ 明朝" w:hAnsi="ＭＳ 明朝"/>
+          <w:b w:val="false"/>
+          <w:bCs w:val="false"/>
+          <w:sz w:val="21"/>
+          <w:szCs w:val="21"/>
+        </w:rPr>
+        <w:t xml:space="preserve">２　前項の車両を運転する者は、▲▲砂利店に期間を定めずに雇用された者又は二月を超える期間を定めて雇用された者とする。日々雇い入れられる者及び二月以内の期間を定めて雇用された者を運転者としない。</w:t>
+      </w:r>
+    </w:p>
+    <w:p>
+      <w:pPr>
+        <w:spacing w:after="0" w:before="0" w:line="300" w:lineRule="auto"/>
+        <w:ind w:left="210" w:hanging="210"/>
+      </w:pPr>
+      <w:r>
+        <w:rPr>
+          <w:rFonts w:ascii="ＭＳ 明朝" w:eastAsia="ＭＳ 明朝" w:hAnsi="ＭＳ 明朝"/>
+          <w:b w:val="false"/>
+          <w:bCs w:val="false"/>
+          <w:sz w:val="21"/>
+          <w:szCs w:val="21"/>
+        </w:rPr>
+        <w:t xml:space="preserve">３　▲▲砂利店は、業務に使用する車両について、自動車検査証に記載された用途及び最大積載量の範囲内で使用する。</w:t>
+      </w:r>
+    </w:p>
+    <w:p>
+      <w:pPr>
+        <w:keepNext/>
+        <w:spacing w:after="80" w:before="220" w:line="300" w:lineRule="auto"/>
+      </w:pPr>
+      <w:r>
+        <w:rPr>
+          <w:rFonts w:ascii="ＭＳ ゴシック" w:eastAsia="ＭＳ ゴシック" w:hAnsi="ＭＳ ゴシック"/>
+          <w:b/>
+          <w:bCs/>
+          <w:sz w:val="22"/>
+          <w:szCs w:val="22"/>
+        </w:rPr>
+        <w:t xml:space="preserve">第11条（関係法令の遵守）</w:t>
+      </w:r>
+    </w:p>
+    <w:p>
+      <w:pPr>
+        <w:spacing w:after="0" w:before="0" w:line="300" w:lineRule="auto"/>
+        <w:ind w:left="210" w:hanging="0"/>
+      </w:pPr>
+      <w:r>
+        <w:rPr>
+          <w:rFonts w:ascii="ＭＳ 明朝" w:eastAsia="ＭＳ 明朝" w:hAnsi="ＭＳ 明朝"/>
+          <w:b w:val="false"/>
+          <w:bCs w:val="false"/>
+          <w:sz w:val="21"/>
+          <w:szCs w:val="21"/>
+        </w:rPr>
+        <w:t xml:space="preserve">▲▲砂利店は、本契約に基づく業務の遂行に当たり、次の法令その他の関係法令を遵守する。</w:t>
+      </w:r>
+    </w:p>
+    <w:p>
+      <w:pPr>
+        <w:spacing w:after="0" w:before="0" w:line="300" w:lineRule="auto"/>
+        <w:ind w:left="420" w:hanging="210"/>
+      </w:pPr>
+      <w:r>
+        <w:rPr>
+          <w:rFonts w:ascii="ＭＳ 明朝" w:eastAsia="ＭＳ 明朝" w:hAnsi="ＭＳ 明朝"/>
+          <w:b w:val="false"/>
+          <w:bCs w:val="false"/>
+          <w:sz w:val="20"/>
+          <w:szCs w:val="20"/>
+        </w:rPr>
+        <w:t xml:space="preserve">一　土砂等を運搬する大型自動車による交通事故の防止等に関する特別措置法（表示番号の表示及び荷台の構造に係る定めを含む。）</w:t>
+      </w:r>
+    </w:p>
+    <w:p>
+      <w:pPr>
+        <w:spacing w:after="0" w:before="0" w:line="300" w:lineRule="auto"/>
+        <w:ind w:left="420" w:hanging="210"/>
+      </w:pPr>
+      <w:r>
+        <w:rPr>
+          <w:rFonts w:ascii="ＭＳ 明朝" w:eastAsia="ＭＳ 明朝" w:hAnsi="ＭＳ 明朝"/>
+          <w:b w:val="false"/>
+          <w:bCs w:val="false"/>
+          <w:sz w:val="20"/>
+          <w:szCs w:val="20"/>
+        </w:rPr>
+        <w:t xml:space="preserve">二　道路運送車両法及び道路交通法</w:t>
+      </w:r>
+    </w:p>
+    <w:p>
+      <w:pPr>
+        <w:spacing w:after="0" w:before="0" w:line="300" w:lineRule="auto"/>
+        <w:ind w:left="420" w:hanging="210"/>
+      </w:pPr>
+      <w:r>
+        <w:rPr>
+          <w:rFonts w:ascii="ＭＳ 明朝" w:eastAsia="ＭＳ 明朝" w:hAnsi="ＭＳ 明朝"/>
+          <w:b w:val="false"/>
+          <w:bCs w:val="false"/>
+          <w:sz w:val="20"/>
+          <w:szCs w:val="20"/>
+        </w:rPr>
+        <w:t xml:space="preserve">三　砂利採取法（処分地が同法第16条の認可に係る砂利採取場である場合における採取計画の遵守を含む。）</w:t>
+      </w:r>
+    </w:p>
+    <w:p>
+      <w:pPr>
+        <w:spacing w:after="0" w:before="0" w:line="300" w:lineRule="auto"/>
+        <w:ind w:left="420" w:hanging="210"/>
+      </w:pPr>
+      <w:r>
+        <w:rPr>
+          <w:rFonts w:ascii="ＭＳ 明朝" w:eastAsia="ＭＳ 明朝" w:hAnsi="ＭＳ 明朝"/>
+          <w:b w:val="false"/>
+          <w:bCs w:val="false"/>
+          <w:sz w:val="20"/>
+          <w:szCs w:val="20"/>
+        </w:rPr>
+        <w:t xml:space="preserve">四　宅地造成及び特定盛土等規制法</w:t>
+      </w:r>
+    </w:p>
+    <w:p>
+      <w:pPr>
+        <w:spacing w:after="0" w:before="0" w:line="300" w:lineRule="auto"/>
+        <w:ind w:left="420" w:hanging="210"/>
+      </w:pPr>
+      <w:r>
+        <w:rPr>
+          <w:rFonts w:ascii="ＭＳ 明朝" w:eastAsia="ＭＳ 明朝" w:hAnsi="ＭＳ 明朝"/>
+          <w:b w:val="false"/>
+          <w:bCs w:val="false"/>
+          <w:sz w:val="20"/>
+          <w:szCs w:val="20"/>
+        </w:rPr>
+        <w:t xml:space="preserve">五　廃棄物の処理及び清掃に関する法律</w:t>
+      </w:r>
+    </w:p>
+    <w:p>
+      <w:pPr>
+        <w:spacing w:after="0" w:before="0" w:line="300" w:lineRule="auto"/>
+        <w:ind w:left="420" w:hanging="210"/>
+      </w:pPr>
+      <w:r>
+        <w:rPr>
+          <w:rFonts w:ascii="ＭＳ 明朝" w:eastAsia="ＭＳ 明朝" w:hAnsi="ＭＳ 明朝"/>
+          <w:b w:val="false"/>
+          <w:bCs w:val="false"/>
+          <w:sz w:val="20"/>
+          <w:szCs w:val="20"/>
+        </w:rPr>
+        <w:t xml:space="preserve">六　処分地の所在する都道府県及び市町村の土砂等の埋立て等の規制に関する条例</w:t>
+      </w:r>
+    </w:p>
+    <w:p>
+      <w:pPr>
+        <w:spacing w:after="0" w:before="0" w:line="300" w:lineRule="auto"/>
+        <w:ind w:left="210" w:hanging="210"/>
+      </w:pPr>
+      <w:r>
+        <w:rPr>
+          <w:rFonts w:ascii="ＭＳ 明朝" w:eastAsia="ＭＳ 明朝" w:hAnsi="ＭＳ 明朝"/>
+          <w:b w:val="false"/>
+          <w:bCs w:val="false"/>
+          <w:sz w:val="21"/>
+          <w:szCs w:val="21"/>
+        </w:rPr>
+        <w:t xml:space="preserve">２　○○建設は、本件残土の発生者として、前項第５号及び第６号に基づき○○建設が行うべき手続を自己の責任において行う。</w:t>
+      </w:r>
+    </w:p>
+    <w:p>
+      <w:pPr>
+        <w:keepNext/>
+        <w:spacing w:after="80" w:before="220" w:line="300" w:lineRule="auto"/>
+      </w:pPr>
+      <w:r>
+        <w:rPr>
+          <w:rFonts w:ascii="ＭＳ ゴシック" w:eastAsia="ＭＳ ゴシック" w:hAnsi="ＭＳ ゴシック"/>
+          <w:b/>
+          <w:bCs/>
+          <w:sz w:val="22"/>
+          <w:szCs w:val="22"/>
+        </w:rPr>
+        <w:t xml:space="preserve">第12条（履行期間）</w:t>
+      </w:r>
+    </w:p>
+    <w:p>
+      <w:pPr>
+        <w:spacing w:after="0" w:before="0" w:line="300" w:lineRule="auto"/>
+        <w:ind w:left="210" w:hanging="0"/>
+      </w:pPr>
+      <w:r>
+        <w:rPr>
+          <w:rFonts w:ascii="ＭＳ 明朝" w:eastAsia="ＭＳ 明朝" w:hAnsi="ＭＳ 明朝"/>
+          <w:b w:val="false"/>
+          <w:bCs w:val="false"/>
+          <w:sz w:val="21"/>
+          <w:szCs w:val="21"/>
+        </w:rPr>
+        <w:t xml:space="preserve">履行期間は、　　年　　月　　日から　　年　　月　　日までとする。</w:t>
+      </w:r>
+    </w:p>
+    <w:p>
+      <w:pPr>
+        <w:spacing w:after="0" w:before="0" w:line="300" w:lineRule="auto"/>
+        <w:ind w:left="210" w:hanging="210"/>
+      </w:pPr>
+      <w:r>
+        <w:rPr>
+          <w:rFonts w:ascii="ＭＳ 明朝" w:eastAsia="ＭＳ 明朝" w:hAnsi="ＭＳ 明朝"/>
+          <w:b w:val="false"/>
+          <w:bCs w:val="false"/>
+          <w:sz w:val="21"/>
+          <w:szCs w:val="21"/>
+        </w:rPr>
+        <w:t xml:space="preserve">２　▲▲砂利店は、履行期間の末日までに、処分地における埋戻し及び整地を完了し、その旨を○○建設に書面で通知する。</w:t>
+      </w:r>
+    </w:p>
+    <w:p>
+      <w:pPr>
+        <w:keepNext/>
+        <w:spacing w:after="80" w:before="220" w:line="300" w:lineRule="auto"/>
+      </w:pPr>
+      <w:r>
+        <w:rPr>
+          <w:rFonts w:ascii="ＭＳ ゴシック" w:eastAsia="ＭＳ ゴシック" w:hAnsi="ＭＳ ゴシック"/>
+          <w:b/>
+          <w:bCs/>
+          <w:sz w:val="22"/>
+          <w:szCs w:val="22"/>
+        </w:rPr>
+        <w:t xml:space="preserve">第13条（損害の負担）</w:t>
+      </w:r>
+    </w:p>
+    <w:p>
+      <w:pPr>
+        <w:spacing w:after="0" w:before="0" w:line="300" w:lineRule="auto"/>
+        <w:ind w:left="210" w:hanging="0"/>
+      </w:pPr>
+      <w:r>
+        <w:rPr>
+          <w:rFonts w:ascii="ＭＳ 明朝" w:eastAsia="ＭＳ 明朝" w:hAnsi="ＭＳ 明朝"/>
+          <w:b w:val="false"/>
+          <w:bCs w:val="false"/>
+          <w:sz w:val="21"/>
+          <w:szCs w:val="21"/>
+        </w:rPr>
+        <w:t xml:space="preserve">業務の遂行に伴い第三者に損害を与えたときは、▲▲砂利店がその賠償の責めを負う。ただし、その損害が○○建設の責めに帰すべき事由により生じたときは、○○建設の負担とする。</w:t>
+      </w:r>
+    </w:p>
+    <w:p>
+      <w:pPr>
+        <w:spacing w:after="0" w:before="0" w:line="300" w:lineRule="auto"/>
+        <w:ind w:left="210" w:hanging="210"/>
+      </w:pPr>
+      <w:r>
+        <w:rPr>
+          <w:rFonts w:ascii="ＭＳ 明朝" w:eastAsia="ＭＳ 明朝" w:hAnsi="ＭＳ 明朝"/>
+          <w:b w:val="false"/>
+          <w:bCs w:val="false"/>
+          <w:sz w:val="21"/>
+          <w:szCs w:val="21"/>
+        </w:rPr>
+        <w:t xml:space="preserve">２　▲▲砂利店は、業務に使用する車両について、自動車損害賠償責任保険のほか任意保険に加入する。</w:t>
+      </w:r>
+    </w:p>
+    <w:p>
+      <w:pPr>
+        <w:keepNext/>
+        <w:spacing w:after="80" w:before="220" w:line="300" w:lineRule="auto"/>
+      </w:pPr>
+      <w:r>
+        <w:rPr>
+          <w:rFonts w:ascii="ＭＳ ゴシック" w:eastAsia="ＭＳ ゴシック" w:hAnsi="ＭＳ ゴシック"/>
+          <w:b/>
+          <w:bCs/>
+          <w:sz w:val="22"/>
+          <w:szCs w:val="22"/>
+        </w:rPr>
+        <w:t xml:space="preserve">第14条（契約の変更）</w:t>
+      </w:r>
+    </w:p>
+    <w:p>
+      <w:pPr>
+        <w:spacing w:after="0" w:before="0" w:line="300" w:lineRule="auto"/>
+        <w:ind w:left="210" w:hanging="0"/>
+      </w:pPr>
+      <w:r>
+        <w:rPr>
+          <w:rFonts w:ascii="ＭＳ 明朝" w:eastAsia="ＭＳ 明朝" w:hAnsi="ＭＳ 明朝"/>
+          <w:b w:val="false"/>
+          <w:bCs w:val="false"/>
+          <w:sz w:val="21"/>
+          <w:szCs w:val="21"/>
+        </w:rPr>
+        <w:t xml:space="preserve">本契約の内容を変更するときは、○○建設及び▲▲砂利店が書面により合意する。</w:t>
+      </w:r>
+    </w:p>
+    <w:p>
+      <w:pPr>
+        <w:spacing w:after="0" w:before="0" w:line="300" w:lineRule="auto"/>
+        <w:ind w:left="210" w:hanging="210"/>
+      </w:pPr>
+      <w:r>
+        <w:rPr>
+          <w:rFonts w:ascii="ＭＳ 明朝" w:eastAsia="ＭＳ 明朝" w:hAnsi="ＭＳ 明朝"/>
+          <w:b w:val="false"/>
+          <w:bCs w:val="false"/>
+          <w:sz w:val="21"/>
+          <w:szCs w:val="21"/>
+        </w:rPr>
+        <w:t xml:space="preserve">２　本件残土の数量、性状又は処分地が当初の前提と著しく異なることとなったときは、○○建設及び▲▲砂利店が協議のうえ、処分単価又は履行期間を変更することができる。</w:t>
+      </w:r>
+    </w:p>
+    <w:p>
+      <w:pPr>
+        <w:keepNext/>
+        <w:spacing w:after="80" w:before="220" w:line="300" w:lineRule="auto"/>
+      </w:pPr>
+      <w:r>
+        <w:rPr>
+          <w:rFonts w:ascii="ＭＳ ゴシック" w:eastAsia="ＭＳ ゴシック" w:hAnsi="ＭＳ ゴシック"/>
+          <w:b/>
+          <w:bCs/>
+          <w:sz w:val="22"/>
+          <w:szCs w:val="22"/>
+        </w:rPr>
+        <w:t xml:space="preserve">第15条（解除）</w:t>
+      </w:r>
+    </w:p>
+    <w:p>
+      <w:pPr>
+        <w:spacing w:after="0" w:before="0" w:line="300" w:lineRule="auto"/>
+        <w:ind w:left="210" w:hanging="0"/>
+      </w:pPr>
+      <w:r>
+        <w:rPr>
+          <w:rFonts w:ascii="ＭＳ 明朝" w:eastAsia="ＭＳ 明朝" w:hAnsi="ＭＳ 明朝"/>
+          <w:b w:val="false"/>
+          <w:bCs w:val="false"/>
+          <w:sz w:val="21"/>
+          <w:szCs w:val="21"/>
+        </w:rPr>
+        <w:t xml:space="preserve">○○建設又は▲▲砂利店は、相手方が本契約に違反し、相当の期間を定めて催告してもなお是正しないときは、本契約を解除することができる。</w:t>
+      </w:r>
+    </w:p>
+    <w:p>
+      <w:pPr>
+        <w:spacing w:after="0" w:before="0" w:line="300" w:lineRule="auto"/>
+        <w:ind w:left="210" w:hanging="210"/>
+      </w:pPr>
+      <w:r>
+        <w:rPr>
+          <w:rFonts w:ascii="ＭＳ 明朝" w:eastAsia="ＭＳ 明朝" w:hAnsi="ＭＳ 明朝"/>
+          <w:b w:val="false"/>
+          <w:bCs w:val="false"/>
+          <w:sz w:val="21"/>
+          <w:szCs w:val="21"/>
+        </w:rPr>
+        <w:t xml:space="preserve">２　▲▲砂利店が第10条又は第11条に違反したときは、○○建設は、催告することなく本契約を解除することができる。</w:t>
+      </w:r>
+    </w:p>
+    <w:p>
+      <w:pPr>
+        <w:keepNext/>
+        <w:spacing w:after="80" w:before="220" w:line="300" w:lineRule="auto"/>
+      </w:pPr>
+      <w:r>
+        <w:rPr>
+          <w:rFonts w:ascii="ＭＳ ゴシック" w:eastAsia="ＭＳ ゴシック" w:hAnsi="ＭＳ ゴシック"/>
+          <w:b/>
+          <w:bCs/>
+          <w:sz w:val="22"/>
+          <w:szCs w:val="22"/>
+        </w:rPr>
+        <w:t xml:space="preserve">第16条（協議）</w:t>
+      </w:r>
+    </w:p>
+    <w:p>
+      <w:pPr>
+        <w:spacing w:after="0" w:before="0" w:line="300" w:lineRule="auto"/>
+        <w:ind w:left="210" w:hanging="0"/>
+      </w:pPr>
+      <w:r>
+        <w:rPr>
+          <w:rFonts w:ascii="ＭＳ 明朝" w:eastAsia="ＭＳ 明朝" w:hAnsi="ＭＳ 明朝"/>
+          <w:b w:val="false"/>
+          <w:bCs w:val="false"/>
+          <w:sz w:val="21"/>
+          <w:szCs w:val="21"/>
+        </w:rPr>
+        <w:t xml:space="preserve">本契約に定めのない事項又は本契約の解釈について疑義が生じた事項は、○○建設及び▲▲砂利店が誠意をもって協議して定める。</w:t>
+      </w:r>
+    </w:p>
+    <w:p>
+      <w:pPr>
+        <w:spacing w:after="0" w:before="0" w:line="300" w:lineRule="auto"/>
+      </w:pPr>
+    </w:p>
+    <w:p>
+      <w:pPr>
+        <w:keepNext/>
+        <w:spacing w:after="240" w:before="0" w:line="300" w:lineRule="auto"/>
+        <w:ind w:firstLine="210"/>
+      </w:pPr>
+      <w:r>
+        <w:rPr>
+          <w:rFonts w:ascii="ＭＳ 明朝" w:eastAsia="ＭＳ 明朝" w:hAnsi="ＭＳ 明朝"/>
+          <w:b w:val="false"/>
+          <w:bCs w:val="false"/>
+          <w:sz w:val="21"/>
+          <w:szCs w:val="21"/>
+        </w:rPr>
+        <w:t xml:space="preserve">本契約の成立を証するため本書２通を作成し、○○建設及び▲▲砂利店が記名押印のうえ、各１通を保有する。</w:t>
+      </w:r>
+    </w:p>
+    <w:p>
+      <w:pPr>
+        <w:keepNext/>
+        <w:spacing w:after="240" w:before="0" w:line="300" w:lineRule="auto"/>
+      </w:pPr>
+      <w:r>
+        <w:rPr>
+          <w:rFonts w:ascii="ＭＳ 明朝" w:eastAsia="ＭＳ 明朝" w:hAnsi="ＭＳ 明朝"/>
+          <w:b w:val="false"/>
+          <w:bCs w:val="false"/>
+          <w:sz w:val="21"/>
+          <w:szCs w:val="21"/>
+        </w:rPr>
+        <w:t xml:space="preserve">　　　　年　　　月　　　日</w:t>
+      </w:r>
+    </w:p>
+    <w:p>
+      <w:pPr>
+        <w:keepNext/>
+        <w:spacing w:after="60" w:before="0" w:line="300" w:lineRule="auto"/>
+      </w:pPr>
+      <w:r>
+        <w:rPr>
+          <w:rFonts w:ascii="ＭＳ ゴシック" w:eastAsia="ＭＳ ゴシック" w:hAnsi="ＭＳ ゴシック"/>
+          <w:b/>
+          <w:bCs/>
+          <w:sz w:val="21"/>
+          <w:szCs w:val="21"/>
+        </w:rPr>
+        <w:t xml:space="preserve">発注者（○○建設）</w:t>
       </w:r>
     </w:p>
     <w:tbl>
@@ -1462,14 +1695,13 @@
         <w:tblLayout w:type="fixed"/>
       </w:tblPr>
       <w:tblGrid>
-        <w:gridCol w:w="700"/>
-        <w:gridCol w:w="1500"/>
-        <w:gridCol w:w="6872"/>
+        <w:gridCol w:w="1700"/>
+        <w:gridCol w:w="7372"/>
       </w:tblGrid>
       <w:tr>
         <w:tc>
           <w:tcPr>
-            <w:tcW w:type="dxa" w:w="700"/>
+            <w:tcW w:type="dxa" w:w="1700"/>
             <w:tcBorders>
               <w:top w:val="none"/>
               <w:left w:val="none"/>
@@ -1487,23 +1719,22 @@
           <w:p>
             <w:pPr>
               <w:spacing w:line="250" w:lineRule="auto"/>
-              <w:jc w:val="center"/>
-            </w:pPr>
-            <w:r>
-              <w:rPr>
-                <w:rFonts w:ascii="ＭＳ ゴシック" w:eastAsia="ＭＳ ゴシック" w:hAnsi="ＭＳ ゴシック"/>
-                <w:b/>
-                <w:bCs/>
-                <w:sz w:val="21"/>
-                <w:szCs w:val="21"/>
-              </w:rPr>
-              <w:t xml:space="preserve">乙</w:t>
-            </w:r>
-          </w:p>
-        </w:tc>
-        <w:tc>
-          <w:tcPr>
-            <w:tcW w:type="dxa" w:w="1500"/>
+            </w:pPr>
+            <w:r>
+              <w:rPr>
+                <w:rFonts w:ascii="ＭＳ 明朝" w:eastAsia="ＭＳ 明朝" w:hAnsi="ＭＳ 明朝"/>
+                <w:b w:val="false"/>
+                <w:bCs w:val="false"/>
+                <w:sz w:val="20"/>
+                <w:szCs w:val="20"/>
+              </w:rPr>
+              <w:t xml:space="preserve">　所在地</w:t>
+            </w:r>
+          </w:p>
+        </w:tc>
+        <w:tc>
+          <w:tcPr>
+            <w:tcW w:type="dxa" w:w="7372"/>
             <w:tcBorders>
               <w:top w:val="none"/>
               <w:left w:val="none"/>
@@ -1522,45 +1753,6 @@
             <w:pPr>
               <w:spacing w:line="250" w:lineRule="auto"/>
             </w:pPr>
-            <w:r>
-              <w:rPr>
-                <w:rFonts w:ascii="ＭＳ 明朝" w:eastAsia="ＭＳ 明朝" w:hAnsi="ＭＳ 明朝"/>
-                <w:sz w:val="20"/>
-                <w:szCs w:val="20"/>
-              </w:rPr>
-              <w:t xml:space="preserve">所在地</w:t>
-            </w:r>
-          </w:p>
-        </w:tc>
-        <w:tc>
-          <w:tcPr>
-            <w:tcW w:type="dxa" w:w="6872"/>
-            <w:tcBorders>
-              <w:top w:val="none"/>
-              <w:left w:val="none"/>
-              <w:bottom w:val="none"/>
-              <w:right w:val="none"/>
-            </w:tcBorders>
-            <w:tcMar>
-              <w:top w:type="dxa" w:w="70"/>
-              <w:left w:type="dxa" w:w="100"/>
-              <w:bottom w:type="dxa" w:w="70"/>
-              <w:right w:type="dxa" w:w="100"/>
-            </w:tcMar>
-            <w:vAlign w:val="center"/>
-          </w:tcPr>
-          <w:p>
-            <w:pPr>
-              <w:spacing w:line="250" w:lineRule="auto"/>
-            </w:pPr>
-            <w:r>
-              <w:rPr>
-                <w:rFonts w:ascii="ＭＳ 明朝" w:eastAsia="ＭＳ 明朝" w:hAnsi="ＭＳ 明朝"/>
-                <w:sz w:val="20"/>
-                <w:szCs w:val="20"/>
-              </w:rPr>
-              <w:t xml:space="preserve"/>
-            </w:r>
           </w:p>
         </w:tc>
       </w:tr>
@@ -1579,14 +1771,13 @@
         <w:tblLayout w:type="fixed"/>
       </w:tblPr>
       <w:tblGrid>
-        <w:gridCol w:w="700"/>
-        <w:gridCol w:w="1500"/>
-        <w:gridCol w:w="6872"/>
+        <w:gridCol w:w="1700"/>
+        <w:gridCol w:w="7372"/>
       </w:tblGrid>
       <w:tr>
         <w:tc>
           <w:tcPr>
-            <w:tcW w:type="dxa" w:w="700"/>
+            <w:tcW w:type="dxa" w:w="1700"/>
             <w:tcBorders>
               <w:top w:val="none"/>
               <w:left w:val="none"/>
@@ -1604,23 +1795,22 @@
           <w:p>
             <w:pPr>
               <w:spacing w:line="250" w:lineRule="auto"/>
-              <w:jc w:val="center"/>
-            </w:pPr>
-            <w:r>
-              <w:rPr>
-                <w:rFonts w:ascii="ＭＳ ゴシック" w:eastAsia="ＭＳ ゴシック" w:hAnsi="ＭＳ ゴシック"/>
-                <w:b/>
-                <w:bCs/>
-                <w:sz w:val="21"/>
-                <w:szCs w:val="21"/>
-              </w:rPr>
-              <w:t xml:space="preserve"/>
-            </w:r>
-          </w:p>
-        </w:tc>
-        <w:tc>
-          <w:tcPr>
-            <w:tcW w:type="dxa" w:w="1500"/>
+            </w:pPr>
+            <w:r>
+              <w:rPr>
+                <w:rFonts w:ascii="ＭＳ 明朝" w:eastAsia="ＭＳ 明朝" w:hAnsi="ＭＳ 明朝"/>
+                <w:b w:val="false"/>
+                <w:bCs w:val="false"/>
+                <w:sz w:val="20"/>
+                <w:szCs w:val="20"/>
+              </w:rPr>
+              <w:t xml:space="preserve">　商号</w:t>
+            </w:r>
+          </w:p>
+        </w:tc>
+        <w:tc>
+          <w:tcPr>
+            <w:tcW w:type="dxa" w:w="7372"/>
             <w:tcBorders>
               <w:top w:val="none"/>
               <w:left w:val="none"/>
@@ -1639,45 +1829,6 @@
             <w:pPr>
               <w:spacing w:line="250" w:lineRule="auto"/>
             </w:pPr>
-            <w:r>
-              <w:rPr>
-                <w:rFonts w:ascii="ＭＳ 明朝" w:eastAsia="ＭＳ 明朝" w:hAnsi="ＭＳ 明朝"/>
-                <w:sz w:val="20"/>
-                <w:szCs w:val="20"/>
-              </w:rPr>
-              <w:t xml:space="preserve">商号</w:t>
-            </w:r>
-          </w:p>
-        </w:tc>
-        <w:tc>
-          <w:tcPr>
-            <w:tcW w:type="dxa" w:w="6872"/>
-            <w:tcBorders>
-              <w:top w:val="none"/>
-              <w:left w:val="none"/>
-              <w:bottom w:val="none"/>
-              <w:right w:val="none"/>
-            </w:tcBorders>
-            <w:tcMar>
-              <w:top w:type="dxa" w:w="70"/>
-              <w:left w:type="dxa" w:w="100"/>
-              <w:bottom w:type="dxa" w:w="70"/>
-              <w:right w:type="dxa" w:w="100"/>
-            </w:tcMar>
-            <w:vAlign w:val="center"/>
-          </w:tcPr>
-          <w:p>
-            <w:pPr>
-              <w:spacing w:line="250" w:lineRule="auto"/>
-            </w:pPr>
-            <w:r>
-              <w:rPr>
-                <w:rFonts w:ascii="ＭＳ 明朝" w:eastAsia="ＭＳ 明朝" w:hAnsi="ＭＳ 明朝"/>
-                <w:sz w:val="20"/>
-                <w:szCs w:val="20"/>
-              </w:rPr>
-              <w:t xml:space="preserve"/>
-            </w:r>
           </w:p>
         </w:tc>
       </w:tr>
@@ -1696,14 +1847,13 @@
         <w:tblLayout w:type="fixed"/>
       </w:tblPr>
       <w:tblGrid>
-        <w:gridCol w:w="700"/>
-        <w:gridCol w:w="1500"/>
-        <w:gridCol w:w="6872"/>
+        <w:gridCol w:w="1700"/>
+        <w:gridCol w:w="7372"/>
       </w:tblGrid>
       <w:tr>
         <w:tc>
           <w:tcPr>
-            <w:tcW w:type="dxa" w:w="700"/>
+            <w:tcW w:type="dxa" w:w="1700"/>
             <w:tcBorders>
               <w:top w:val="none"/>
               <w:left w:val="none"/>
@@ -1721,23 +1871,22 @@
           <w:p>
             <w:pPr>
               <w:spacing w:line="250" w:lineRule="auto"/>
-              <w:jc w:val="center"/>
-            </w:pPr>
-            <w:r>
-              <w:rPr>
-                <w:rFonts w:ascii="ＭＳ ゴシック" w:eastAsia="ＭＳ ゴシック" w:hAnsi="ＭＳ ゴシック"/>
-                <w:b/>
-                <w:bCs/>
-                <w:sz w:val="21"/>
-                <w:szCs w:val="21"/>
-              </w:rPr>
-              <w:t xml:space="preserve"/>
-            </w:r>
-          </w:p>
-        </w:tc>
-        <w:tc>
-          <w:tcPr>
-            <w:tcW w:type="dxa" w:w="1500"/>
+            </w:pPr>
+            <w:r>
+              <w:rPr>
+                <w:rFonts w:ascii="ＭＳ 明朝" w:eastAsia="ＭＳ 明朝" w:hAnsi="ＭＳ 明朝"/>
+                <w:b w:val="false"/>
+                <w:bCs w:val="false"/>
+                <w:sz w:val="20"/>
+                <w:szCs w:val="20"/>
+              </w:rPr>
+              <w:t xml:space="preserve">　代表者</w:t>
+            </w:r>
+          </w:p>
+        </w:tc>
+        <w:tc>
+          <w:tcPr>
+            <w:tcW w:type="dxa" w:w="7372"/>
             <w:tcBorders>
               <w:top w:val="none"/>
               <w:left w:val="none"/>
@@ -1759,16 +1908,59 @@
             <w:r>
               <w:rPr>
                 <w:rFonts w:ascii="ＭＳ 明朝" w:eastAsia="ＭＳ 明朝" w:hAnsi="ＭＳ 明朝"/>
+                <w:b w:val="false"/>
+                <w:bCs w:val="false"/>
                 <w:sz w:val="20"/>
                 <w:szCs w:val="20"/>
               </w:rPr>
-              <w:t xml:space="preserve">代表者</w:t>
-            </w:r>
-          </w:p>
-        </w:tc>
-        <w:tc>
-          <w:tcPr>
-            <w:tcW w:type="dxa" w:w="6872"/>
+              <w:t xml:space="preserve">　　　　　　　　　　　　　　　　　　　　　　　印</w:t>
+            </w:r>
+          </w:p>
+        </w:tc>
+      </w:tr>
+    </w:tbl>
+    <w:p>
+      <w:pPr>
+        <w:spacing w:after="160" w:before="0" w:line="300" w:lineRule="auto"/>
+      </w:pPr>
+    </w:p>
+    <w:p>
+      <w:pPr>
+        <w:keepNext/>
+        <w:spacing w:after="60" w:before="0" w:line="300" w:lineRule="auto"/>
+      </w:pPr>
+      <w:r>
+        <w:rPr>
+          <w:rFonts w:ascii="ＭＳ ゴシック" w:eastAsia="ＭＳ ゴシック" w:hAnsi="ＭＳ ゴシック"/>
+          <w:b/>
+          <w:bCs/>
+          <w:sz w:val="21"/>
+          <w:szCs w:val="21"/>
+        </w:rPr>
+        <w:t xml:space="preserve">受注者（▲▲砂利店）</w:t>
+      </w:r>
+    </w:p>
+    <w:tbl>
+      <w:tblPr>
+        <w:tblW w:type="dxa" w:w="9072"/>
+        <w:tblBorders>
+          <w:top w:val="single" w:color="auto" w:sz="4"/>
+          <w:left w:val="single" w:color="auto" w:sz="4"/>
+          <w:bottom w:val="single" w:color="auto" w:sz="4"/>
+          <w:right w:val="single" w:color="auto" w:sz="4"/>
+          <w:insideH w:val="single" w:color="auto" w:sz="4"/>
+          <w:insideV w:val="single" w:color="auto" w:sz="4"/>
+        </w:tblBorders>
+        <w:tblLayout w:type="fixed"/>
+      </w:tblPr>
+      <w:tblGrid>
+        <w:gridCol w:w="1700"/>
+        <w:gridCol w:w="7372"/>
+      </w:tblGrid>
+      <w:tr>
+        <w:tc>
+          <w:tcPr>
+            <w:tcW w:type="dxa" w:w="1700"/>
             <w:tcBorders>
               <w:top w:val="none"/>
               <w:left w:val="none"/>
@@ -1790,27 +1982,206 @@
             <w:r>
               <w:rPr>
                 <w:rFonts w:ascii="ＭＳ 明朝" w:eastAsia="ＭＳ 明朝" w:hAnsi="ＭＳ 明朝"/>
+                <w:b w:val="false"/>
+                <w:bCs w:val="false"/>
                 <w:sz w:val="20"/>
                 <w:szCs w:val="20"/>
               </w:rPr>
-              <w:t xml:space="preserve">　　　　　　　　　　　　　　　　　　　　印</w:t>
-            </w:r>
+              <w:t xml:space="preserve">　所在地</w:t>
+            </w:r>
+          </w:p>
+        </w:tc>
+        <w:tc>
+          <w:tcPr>
+            <w:tcW w:type="dxa" w:w="7372"/>
+            <w:tcBorders>
+              <w:top w:val="none"/>
+              <w:left w:val="none"/>
+              <w:bottom w:val="none"/>
+              <w:right w:val="none"/>
+            </w:tcBorders>
+            <w:tcMar>
+              <w:top w:type="dxa" w:w="70"/>
+              <w:left w:type="dxa" w:w="100"/>
+              <w:bottom w:type="dxa" w:w="70"/>
+              <w:right w:type="dxa" w:w="100"/>
+            </w:tcMar>
+            <w:vAlign w:val="center"/>
+          </w:tcPr>
+          <w:p>
+            <w:pPr>
+              <w:spacing w:line="250" w:lineRule="auto"/>
+            </w:pPr>
           </w:p>
         </w:tc>
       </w:tr>
     </w:tbl>
-    <w:p>
-      <w:pPr>
-        <w:spacing w:after="120" w:before="0" w:line="300" w:lineRule="auto"/>
-      </w:pPr>
-      <w:r>
-        <w:rPr>
-          <w:rFonts w:ascii="ＭＳ 明朝" w:eastAsia="ＭＳ 明朝" w:hAnsi="ＭＳ 明朝"/>
-          <w:sz w:val="21"/>
-          <w:szCs w:val="21"/>
-        </w:rPr>
-        <w:t xml:space="preserve"/>
-      </w:r>
+    <w:tbl>
+      <w:tblPr>
+        <w:tblW w:type="dxa" w:w="9072"/>
+        <w:tblBorders>
+          <w:top w:val="single" w:color="auto" w:sz="4"/>
+          <w:left w:val="single" w:color="auto" w:sz="4"/>
+          <w:bottom w:val="single" w:color="auto" w:sz="4"/>
+          <w:right w:val="single" w:color="auto" w:sz="4"/>
+          <w:insideH w:val="single" w:color="auto" w:sz="4"/>
+          <w:insideV w:val="single" w:color="auto" w:sz="4"/>
+        </w:tblBorders>
+        <w:tblLayout w:type="fixed"/>
+      </w:tblPr>
+      <w:tblGrid>
+        <w:gridCol w:w="1700"/>
+        <w:gridCol w:w="7372"/>
+      </w:tblGrid>
+      <w:tr>
+        <w:tc>
+          <w:tcPr>
+            <w:tcW w:type="dxa" w:w="1700"/>
+            <w:tcBorders>
+              <w:top w:val="none"/>
+              <w:left w:val="none"/>
+              <w:bottom w:val="none"/>
+              <w:right w:val="none"/>
+            </w:tcBorders>
+            <w:tcMar>
+              <w:top w:type="dxa" w:w="70"/>
+              <w:left w:type="dxa" w:w="100"/>
+              <w:bottom w:type="dxa" w:w="70"/>
+              <w:right w:type="dxa" w:w="100"/>
+            </w:tcMar>
+            <w:vAlign w:val="center"/>
+          </w:tcPr>
+          <w:p>
+            <w:pPr>
+              <w:spacing w:line="250" w:lineRule="auto"/>
+            </w:pPr>
+            <w:r>
+              <w:rPr>
+                <w:rFonts w:ascii="ＭＳ 明朝" w:eastAsia="ＭＳ 明朝" w:hAnsi="ＭＳ 明朝"/>
+                <w:b w:val="false"/>
+                <w:bCs w:val="false"/>
+                <w:sz w:val="20"/>
+                <w:szCs w:val="20"/>
+              </w:rPr>
+              <w:t xml:space="preserve">　商号</w:t>
+            </w:r>
+          </w:p>
+        </w:tc>
+        <w:tc>
+          <w:tcPr>
+            <w:tcW w:type="dxa" w:w="7372"/>
+            <w:tcBorders>
+              <w:top w:val="none"/>
+              <w:left w:val="none"/>
+              <w:bottom w:val="none"/>
+              <w:right w:val="none"/>
+            </w:tcBorders>
+            <w:tcMar>
+              <w:top w:type="dxa" w:w="70"/>
+              <w:left w:type="dxa" w:w="100"/>
+              <w:bottom w:type="dxa" w:w="70"/>
+              <w:right w:type="dxa" w:w="100"/>
+            </w:tcMar>
+            <w:vAlign w:val="center"/>
+          </w:tcPr>
+          <w:p>
+            <w:pPr>
+              <w:spacing w:line="250" w:lineRule="auto"/>
+            </w:pPr>
+          </w:p>
+        </w:tc>
+      </w:tr>
+    </w:tbl>
+    <w:tbl>
+      <w:tblPr>
+        <w:tblW w:type="dxa" w:w="9072"/>
+        <w:tblBorders>
+          <w:top w:val="single" w:color="auto" w:sz="4"/>
+          <w:left w:val="single" w:color="auto" w:sz="4"/>
+          <w:bottom w:val="single" w:color="auto" w:sz="4"/>
+          <w:right w:val="single" w:color="auto" w:sz="4"/>
+          <w:insideH w:val="single" w:color="auto" w:sz="4"/>
+          <w:insideV w:val="single" w:color="auto" w:sz="4"/>
+        </w:tblBorders>
+        <w:tblLayout w:type="fixed"/>
+      </w:tblPr>
+      <w:tblGrid>
+        <w:gridCol w:w="1700"/>
+        <w:gridCol w:w="7372"/>
+      </w:tblGrid>
+      <w:tr>
+        <w:tc>
+          <w:tcPr>
+            <w:tcW w:type="dxa" w:w="1700"/>
+            <w:tcBorders>
+              <w:top w:val="none"/>
+              <w:left w:val="none"/>
+              <w:bottom w:val="none"/>
+              <w:right w:val="none"/>
+            </w:tcBorders>
+            <w:tcMar>
+              <w:top w:type="dxa" w:w="70"/>
+              <w:left w:type="dxa" w:w="100"/>
+              <w:bottom w:type="dxa" w:w="70"/>
+              <w:right w:type="dxa" w:w="100"/>
+            </w:tcMar>
+            <w:vAlign w:val="center"/>
+          </w:tcPr>
+          <w:p>
+            <w:pPr>
+              <w:spacing w:line="250" w:lineRule="auto"/>
+            </w:pPr>
+            <w:r>
+              <w:rPr>
+                <w:rFonts w:ascii="ＭＳ 明朝" w:eastAsia="ＭＳ 明朝" w:hAnsi="ＭＳ 明朝"/>
+                <w:b w:val="false"/>
+                <w:bCs w:val="false"/>
+                <w:sz w:val="20"/>
+                <w:szCs w:val="20"/>
+              </w:rPr>
+              <w:t xml:space="preserve">　代表者</w:t>
+            </w:r>
+          </w:p>
+        </w:tc>
+        <w:tc>
+          <w:tcPr>
+            <w:tcW w:type="dxa" w:w="7372"/>
+            <w:tcBorders>
+              <w:top w:val="none"/>
+              <w:left w:val="none"/>
+              <w:bottom w:val="none"/>
+              <w:right w:val="none"/>
+            </w:tcBorders>
+            <w:tcMar>
+              <w:top w:type="dxa" w:w="70"/>
+              <w:left w:type="dxa" w:w="100"/>
+              <w:bottom w:type="dxa" w:w="70"/>
+              <w:right w:type="dxa" w:w="100"/>
+            </w:tcMar>
+            <w:vAlign w:val="center"/>
+          </w:tcPr>
+          <w:p>
+            <w:pPr>
+              <w:spacing w:line="250" w:lineRule="auto"/>
+            </w:pPr>
+            <w:r>
+              <w:rPr>
+                <w:rFonts w:ascii="ＭＳ 明朝" w:eastAsia="ＭＳ 明朝" w:hAnsi="ＭＳ 明朝"/>
+                <w:b w:val="false"/>
+                <w:bCs w:val="false"/>
+                <w:sz w:val="20"/>
+                <w:szCs w:val="20"/>
+              </w:rPr>
+              <w:t xml:space="preserve">　　　　　　　　　　　　　　　　　　　　　　　印</w:t>
+            </w:r>
+          </w:p>
+        </w:tc>
+      </w:tr>
+    </w:tbl>
+    <w:p>
+      <w:pPr>
+        <w:spacing w:after="160" w:before="0" w:line="300" w:lineRule="auto"/>
+      </w:pPr>
     </w:p>
     <w:p>
       <w:pPr>
@@ -2044,6 +2415,8 @@
             <w:r>
               <w:rPr>
                 <w:rFonts w:ascii="ＭＳ 明朝" w:eastAsia="ＭＳ 明朝" w:hAnsi="ＭＳ 明朝"/>
+                <w:b w:val="false"/>
+                <w:bCs w:val="false"/>
                 <w:sz w:val="19"/>
                 <w:szCs w:val="19"/>
               </w:rPr>
@@ -2069,6 +2442,8 @@
             <w:r>
               <w:rPr>
                 <w:rFonts w:ascii="ＭＳ 明朝" w:eastAsia="ＭＳ 明朝" w:hAnsi="ＭＳ 明朝"/>
+                <w:b w:val="false"/>
+                <w:bCs w:val="false"/>
                 <w:sz w:val="19"/>
                 <w:szCs w:val="19"/>
               </w:rPr>
@@ -2092,19 +2467,39 @@
               <w:spacing w:line="250" w:lineRule="auto"/>
               <w:jc w:val="center"/>
             </w:pPr>
+          </w:p>
+        </w:tc>
+        <w:tc>
+          <w:tcPr>
+            <w:tcW w:type="dxa" w:w="700"/>
+            <w:tcMar>
+              <w:top w:type="dxa" w:w="70"/>
+              <w:left w:type="dxa" w:w="100"/>
+              <w:bottom w:type="dxa" w:w="70"/>
+              <w:right w:type="dxa" w:w="100"/>
+            </w:tcMar>
+            <w:vAlign w:val="top"/>
+          </w:tcPr>
+          <w:p>
+            <w:pPr>
+              <w:spacing w:line="250" w:lineRule="auto"/>
+              <w:jc w:val="center"/>
+            </w:pPr>
             <w:r>
               <w:rPr>
                 <w:rFonts w:ascii="ＭＳ 明朝" w:eastAsia="ＭＳ 明朝" w:hAnsi="ＭＳ 明朝"/>
+                <w:b w:val="false"/>
+                <w:bCs w:val="false"/>
                 <w:sz w:val="19"/>
                 <w:szCs w:val="19"/>
               </w:rPr>
-              <w:t xml:space="preserve"/>
-            </w:r>
-          </w:p>
-        </w:tc>
-        <w:tc>
-          <w:tcPr>
-            <w:tcW w:type="dxa" w:w="700"/>
+              <w:t xml:space="preserve">㎥</w:t>
+            </w:r>
+          </w:p>
+        </w:tc>
+        <w:tc>
+          <w:tcPr>
+            <w:tcW w:type="dxa" w:w="1300"/>
             <w:tcMar>
               <w:top w:type="dxa" w:w="70"/>
               <w:left w:type="dxa" w:w="100"/>
@@ -2118,19 +2513,11 @@
               <w:spacing w:line="250" w:lineRule="auto"/>
               <w:jc w:val="center"/>
             </w:pPr>
-            <w:r>
-              <w:rPr>
-                <w:rFonts w:ascii="ＭＳ 明朝" w:eastAsia="ＭＳ 明朝" w:hAnsi="ＭＳ 明朝"/>
-                <w:sz w:val="19"/>
-                <w:szCs w:val="19"/>
-              </w:rPr>
-              <w:t xml:space="preserve">㎥</w:t>
-            </w:r>
-          </w:p>
-        </w:tc>
-        <w:tc>
-          <w:tcPr>
-            <w:tcW w:type="dxa" w:w="1300"/>
+          </w:p>
+        </w:tc>
+        <w:tc>
+          <w:tcPr>
+            <w:tcW w:type="dxa" w:w="1672"/>
             <w:tcMar>
               <w:top w:type="dxa" w:w="70"/>
               <w:left w:type="dxa" w:w="100"/>
@@ -2144,40 +2531,6 @@
               <w:spacing w:line="250" w:lineRule="auto"/>
               <w:jc w:val="center"/>
             </w:pPr>
-            <w:r>
-              <w:rPr>
-                <w:rFonts w:ascii="ＭＳ 明朝" w:eastAsia="ＭＳ 明朝" w:hAnsi="ＭＳ 明朝"/>
-                <w:sz w:val="19"/>
-                <w:szCs w:val="19"/>
-              </w:rPr>
-              <w:t xml:space="preserve"/>
-            </w:r>
-          </w:p>
-        </w:tc>
-        <w:tc>
-          <w:tcPr>
-            <w:tcW w:type="dxa" w:w="1672"/>
-            <w:tcMar>
-              <w:top w:type="dxa" w:w="70"/>
-              <w:left w:type="dxa" w:w="100"/>
-              <w:bottom w:type="dxa" w:w="70"/>
-              <w:right w:type="dxa" w:w="100"/>
-            </w:tcMar>
-            <w:vAlign w:val="top"/>
-          </w:tcPr>
-          <w:p>
-            <w:pPr>
-              <w:spacing w:line="250" w:lineRule="auto"/>
-              <w:jc w:val="center"/>
-            </w:pPr>
-            <w:r>
-              <w:rPr>
-                <w:rFonts w:ascii="ＭＳ 明朝" w:eastAsia="ＭＳ 明朝" w:hAnsi="ＭＳ 明朝"/>
-                <w:sz w:val="19"/>
-                <w:szCs w:val="19"/>
-              </w:rPr>
-              <w:t xml:space="preserve"/>
-            </w:r>
           </w:p>
         </w:tc>
       </w:tr>
@@ -2197,14 +2550,6 @@
             <w:pPr>
               <w:spacing w:line="250" w:lineRule="auto"/>
             </w:pPr>
-            <w:r>
-              <w:rPr>
-                <w:rFonts w:ascii="ＭＳ 明朝" w:eastAsia="ＭＳ 明朝" w:hAnsi="ＭＳ 明朝"/>
-                <w:sz w:val="19"/>
-                <w:szCs w:val="19"/>
-              </w:rPr>
-              <w:t xml:space="preserve"/>
-            </w:r>
           </w:p>
         </w:tc>
         <w:tc>
@@ -2222,14 +2567,6 @@
             <w:pPr>
               <w:spacing w:line="250" w:lineRule="auto"/>
             </w:pPr>
-            <w:r>
-              <w:rPr>
-                <w:rFonts w:ascii="ＭＳ 明朝" w:eastAsia="ＭＳ 明朝" w:hAnsi="ＭＳ 明朝"/>
-                <w:sz w:val="19"/>
-                <w:szCs w:val="19"/>
-              </w:rPr>
-              <w:t xml:space="preserve"/>
-            </w:r>
           </w:p>
         </w:tc>
         <w:tc>
@@ -2248,14 +2585,6 @@
               <w:spacing w:line="250" w:lineRule="auto"/>
               <w:jc w:val="center"/>
             </w:pPr>
-            <w:r>
-              <w:rPr>
-                <w:rFonts w:ascii="ＭＳ 明朝" w:eastAsia="ＭＳ 明朝" w:hAnsi="ＭＳ 明朝"/>
-                <w:sz w:val="19"/>
-                <w:szCs w:val="19"/>
-              </w:rPr>
-              <w:t xml:space="preserve"/>
-            </w:r>
           </w:p>
         </w:tc>
         <w:tc>
@@ -2274,14 +2603,6 @@
               <w:spacing w:line="250" w:lineRule="auto"/>
               <w:jc w:val="center"/>
             </w:pPr>
-            <w:r>
-              <w:rPr>
-                <w:rFonts w:ascii="ＭＳ 明朝" w:eastAsia="ＭＳ 明朝" w:hAnsi="ＭＳ 明朝"/>
-                <w:sz w:val="19"/>
-                <w:szCs w:val="19"/>
-              </w:rPr>
-              <w:t xml:space="preserve"/>
-            </w:r>
           </w:p>
         </w:tc>
         <w:tc>
@@ -2300,14 +2621,6 @@
               <w:spacing w:line="250" w:lineRule="auto"/>
               <w:jc w:val="center"/>
             </w:pPr>
-            <w:r>
-              <w:rPr>
-                <w:rFonts w:ascii="ＭＳ 明朝" w:eastAsia="ＭＳ 明朝" w:hAnsi="ＭＳ 明朝"/>
-                <w:sz w:val="19"/>
-                <w:szCs w:val="19"/>
-              </w:rPr>
-              <w:t xml:space="preserve"/>
-            </w:r>
           </w:p>
         </w:tc>
         <w:tc>
@@ -2326,14 +2639,6 @@
               <w:spacing w:line="250" w:lineRule="auto"/>
               <w:jc w:val="center"/>
             </w:pPr>
-            <w:r>
-              <w:rPr>
-                <w:rFonts w:ascii="ＭＳ 明朝" w:eastAsia="ＭＳ 明朝" w:hAnsi="ＭＳ 明朝"/>
-                <w:sz w:val="19"/>
-                <w:szCs w:val="19"/>
-              </w:rPr>
-              <w:t xml:space="preserve"/>
-            </w:r>
           </w:p>
         </w:tc>
       </w:tr>
@@ -2353,14 +2658,6 @@
             <w:pPr>
               <w:spacing w:line="250" w:lineRule="auto"/>
             </w:pPr>
-            <w:r>
-              <w:rPr>
-                <w:rFonts w:ascii="ＭＳ 明朝" w:eastAsia="ＭＳ 明朝" w:hAnsi="ＭＳ 明朝"/>
-                <w:sz w:val="19"/>
-                <w:szCs w:val="19"/>
-              </w:rPr>
-              <w:t xml:space="preserve"/>
-            </w:r>
           </w:p>
         </w:tc>
         <w:tc>
@@ -2378,14 +2675,6 @@
             <w:pPr>
               <w:spacing w:line="250" w:lineRule="auto"/>
             </w:pPr>
-            <w:r>
-              <w:rPr>
-                <w:rFonts w:ascii="ＭＳ 明朝" w:eastAsia="ＭＳ 明朝" w:hAnsi="ＭＳ 明朝"/>
-                <w:sz w:val="19"/>
-                <w:szCs w:val="19"/>
-              </w:rPr>
-              <w:t xml:space="preserve"/>
-            </w:r>
           </w:p>
         </w:tc>
         <w:tc>
@@ -2404,14 +2693,6 @@
               <w:spacing w:line="250" w:lineRule="auto"/>
               <w:jc w:val="center"/>
             </w:pPr>
-            <w:r>
-              <w:rPr>
-                <w:rFonts w:ascii="ＭＳ 明朝" w:eastAsia="ＭＳ 明朝" w:hAnsi="ＭＳ 明朝"/>
-                <w:sz w:val="19"/>
-                <w:szCs w:val="19"/>
-              </w:rPr>
-              <w:t xml:space="preserve"/>
-            </w:r>
           </w:p>
         </w:tc>
         <w:tc>
@@ -2430,14 +2711,6 @@
               <w:spacing w:line="250" w:lineRule="auto"/>
               <w:jc w:val="center"/>
             </w:pPr>
-            <w:r>
-              <w:rPr>
-                <w:rFonts w:ascii="ＭＳ 明朝" w:eastAsia="ＭＳ 明朝" w:hAnsi="ＭＳ 明朝"/>
-                <w:sz w:val="19"/>
-                <w:szCs w:val="19"/>
-              </w:rPr>
-              <w:t xml:space="preserve"/>
-            </w:r>
           </w:p>
         </w:tc>
         <w:tc>
@@ -2456,14 +2729,6 @@
               <w:spacing w:line="250" w:lineRule="auto"/>
               <w:jc w:val="center"/>
             </w:pPr>
-            <w:r>
-              <w:rPr>
-                <w:rFonts w:ascii="ＭＳ 明朝" w:eastAsia="ＭＳ 明朝" w:hAnsi="ＭＳ 明朝"/>
-                <w:sz w:val="19"/>
-                <w:szCs w:val="19"/>
-              </w:rPr>
-              <w:t xml:space="preserve"/>
-            </w:r>
           </w:p>
         </w:tc>
         <w:tc>
@@ -2482,14 +2747,6 @@
               <w:spacing w:line="250" w:lineRule="auto"/>
               <w:jc w:val="center"/>
             </w:pPr>
-            <w:r>
-              <w:rPr>
-                <w:rFonts w:ascii="ＭＳ 明朝" w:eastAsia="ＭＳ 明朝" w:hAnsi="ＭＳ 明朝"/>
-                <w:sz w:val="19"/>
-                <w:szCs w:val="19"/>
-              </w:rPr>
-              <w:t xml:space="preserve"/>
-            </w:r>
           </w:p>
         </w:tc>
       </w:tr>
@@ -2540,16 +2797,6 @@
               <w:spacing w:line="250" w:lineRule="auto"/>
               <w:jc w:val="center"/>
             </w:pPr>
-            <w:r>
-              <w:rPr>
-                <w:rFonts w:ascii="ＭＳ 明朝" w:eastAsia="ＭＳ 明朝" w:hAnsi="ＭＳ 明朝"/>
-                <w:b w:val="false"/>
-                <w:bCs w:val="false"/>
-                <w:sz w:val="19"/>
-                <w:szCs w:val="19"/>
-              </w:rPr>
-              <w:t xml:space="preserve"/>
-            </w:r>
           </w:p>
         </w:tc>
         <w:tc>
@@ -2569,16 +2816,6 @@
               <w:spacing w:line="250" w:lineRule="auto"/>
               <w:jc w:val="center"/>
             </w:pPr>
-            <w:r>
-              <w:rPr>
-                <w:rFonts w:ascii="ＭＳ 明朝" w:eastAsia="ＭＳ 明朝" w:hAnsi="ＭＳ 明朝"/>
-                <w:b w:val="false"/>
-                <w:bCs w:val="false"/>
-                <w:sz w:val="19"/>
-                <w:szCs w:val="19"/>
-              </w:rPr>
-              <w:t xml:space="preserve"/>
-            </w:r>
           </w:p>
         </w:tc>
         <w:tc>
@@ -2598,16 +2835,6 @@
               <w:spacing w:line="250" w:lineRule="auto"/>
               <w:jc w:val="center"/>
             </w:pPr>
-            <w:r>
-              <w:rPr>
-                <w:rFonts w:ascii="ＭＳ 明朝" w:eastAsia="ＭＳ 明朝" w:hAnsi="ＭＳ 明朝"/>
-                <w:b w:val="false"/>
-                <w:bCs w:val="false"/>
-                <w:sz w:val="19"/>
-                <w:szCs w:val="19"/>
-              </w:rPr>
-              <w:t xml:space="preserve"/>
-            </w:r>
           </w:p>
         </w:tc>
         <w:tc>
@@ -2627,16 +2854,6 @@
               <w:spacing w:line="250" w:lineRule="auto"/>
               <w:jc w:val="center"/>
             </w:pPr>
-            <w:r>
-              <w:rPr>
-                <w:rFonts w:ascii="ＭＳ 明朝" w:eastAsia="ＭＳ 明朝" w:hAnsi="ＭＳ 明朝"/>
-                <w:b w:val="false"/>
-                <w:bCs w:val="false"/>
-                <w:sz w:val="19"/>
-                <w:szCs w:val="19"/>
-              </w:rPr>
-              <w:t xml:space="preserve"/>
-            </w:r>
           </w:p>
         </w:tc>
         <w:tc>
@@ -2656,16 +2873,6 @@
               <w:spacing w:line="250" w:lineRule="auto"/>
               <w:jc w:val="center"/>
             </w:pPr>
-            <w:r>
-              <w:rPr>
-                <w:rFonts w:ascii="ＭＳ 明朝" w:eastAsia="ＭＳ 明朝" w:hAnsi="ＭＳ 明朝"/>
-                <w:b w:val="false"/>
-                <w:bCs w:val="false"/>
-                <w:sz w:val="19"/>
-                <w:szCs w:val="19"/>
-              </w:rPr>
-              <w:t xml:space="preserve"/>
-            </w:r>
           </w:p>
         </w:tc>
       </w:tr>
@@ -2706,6 +2913,8 @@
             <w:r>
               <w:rPr>
                 <w:rFonts w:ascii="ＭＳ 明朝" w:eastAsia="ＭＳ 明朝" w:hAnsi="ＭＳ 明朝"/>
+                <w:b w:val="false"/>
+                <w:bCs w:val="false"/>
                 <w:sz w:val="18"/>
                 <w:szCs w:val="18"/>
               </w:rPr>
@@ -2719,6 +2928,8 @@
             <w:r>
               <w:rPr>
                 <w:rFonts w:ascii="ＭＳ 明朝" w:eastAsia="ＭＳ 明朝" w:hAnsi="ＭＳ 明朝"/>
+                <w:b w:val="false"/>
+                <w:bCs w:val="false"/>
                 <w:sz w:val="18"/>
                 <w:szCs w:val="18"/>
               </w:rPr>
@@ -2732,6 +2943,8 @@
             <w:r>
               <w:rPr>
                 <w:rFonts w:ascii="ＭＳ 明朝" w:eastAsia="ＭＳ 明朝" w:hAnsi="ＭＳ 明朝"/>
+                <w:b w:val="false"/>
+                <w:bCs w:val="false"/>
                 <w:sz w:val="18"/>
                 <w:szCs w:val="18"/>
               </w:rPr>
@@ -2818,14 +3031,6 @@
             <w:pPr>
               <w:spacing w:line="250" w:lineRule="auto"/>
             </w:pPr>
-            <w:r>
-              <w:rPr>
-                <w:rFonts w:ascii="ＭＳ 明朝" w:eastAsia="ＭＳ 明朝" w:hAnsi="ＭＳ 明朝"/>
-                <w:sz w:val="18"/>
-                <w:szCs w:val="18"/>
-              </w:rPr>
-              <w:t xml:space="preserve"/>
-            </w:r>
           </w:p>
         </w:tc>
       </w:tr>
@@ -2873,14 +3078,6 @@
             <w:pPr>
               <w:spacing w:line="250" w:lineRule="auto"/>
             </w:pPr>
-            <w:r>
-              <w:rPr>
-                <w:rFonts w:ascii="ＭＳ 明朝" w:eastAsia="ＭＳ 明朝" w:hAnsi="ＭＳ 明朝"/>
-                <w:sz w:val="18"/>
-                <w:szCs w:val="18"/>
-              </w:rPr>
-              <w:t xml:space="preserve"/>
-            </w:r>
           </w:p>
         </w:tc>
       </w:tr>
@@ -2931,6 +3128,8 @@
             <w:r>
               <w:rPr>
                 <w:rFonts w:ascii="ＭＳ 明朝" w:eastAsia="ＭＳ 明朝" w:hAnsi="ＭＳ 明朝"/>
+                <w:b w:val="false"/>
+                <w:bCs w:val="false"/>
                 <w:sz w:val="18"/>
                 <w:szCs w:val="18"/>
               </w:rPr>
@@ -2964,7 +3163,7 @@
                 <w:sz w:val="18"/>
                 <w:szCs w:val="18"/>
               </w:rPr>
-              <w:t xml:space="preserve">乙の権原</w:t>
+              <w:t xml:space="preserve">▲▲砂利店の権原</w:t>
             </w:r>
           </w:p>
         </w:tc>
@@ -2986,6 +3185,8 @@
             <w:r>
               <w:rPr>
                 <w:rFonts w:ascii="ＭＳ 明朝" w:eastAsia="ＭＳ 明朝" w:hAnsi="ＭＳ 明朝"/>
+                <w:b w:val="false"/>
+                <w:bCs w:val="false"/>
                 <w:sz w:val="18"/>
                 <w:szCs w:val="18"/>
               </w:rPr>
@@ -3041,6 +3242,8 @@
             <w:r>
               <w:rPr>
                 <w:rFonts w:ascii="ＭＳ 明朝" w:eastAsia="ＭＳ 明朝" w:hAnsi="ＭＳ 明朝"/>
+                <w:b w:val="false"/>
+                <w:bCs w:val="false"/>
                 <w:sz w:val="18"/>
                 <w:szCs w:val="18"/>
               </w:rPr>
@@ -3096,6 +3299,8 @@
             <w:r>
               <w:rPr>
                 <w:rFonts w:ascii="ＭＳ 明朝" w:eastAsia="ＭＳ 明朝" w:hAnsi="ＭＳ 明朝"/>
+                <w:b w:val="false"/>
+                <w:bCs w:val="false"/>
                 <w:sz w:val="18"/>
                 <w:szCs w:val="18"/>
               </w:rPr>
@@ -3151,6 +3356,8 @@
             <w:r>
               <w:rPr>
                 <w:rFonts w:ascii="ＭＳ 明朝" w:eastAsia="ＭＳ 明朝" w:hAnsi="ＭＳ 明朝"/>
+                <w:b w:val="false"/>
+                <w:bCs w:val="false"/>
                 <w:sz w:val="18"/>
                 <w:szCs w:val="18"/>
               </w:rPr>
@@ -3206,6 +3413,8 @@
             <w:r>
               <w:rPr>
                 <w:rFonts w:ascii="ＭＳ 明朝" w:eastAsia="ＭＳ 明朝" w:hAnsi="ＭＳ 明朝"/>
+                <w:b w:val="false"/>
+                <w:bCs w:val="false"/>
                 <w:sz w:val="18"/>
                 <w:szCs w:val="18"/>
               </w:rPr>
@@ -3261,10 +3470,12 @@
             <w:r>
               <w:rPr>
                 <w:rFonts w:ascii="ＭＳ 明朝" w:eastAsia="ＭＳ 明朝" w:hAnsi="ＭＳ 明朝"/>
+                <w:b w:val="false"/>
+                <w:bCs w:val="false"/>
                 <w:sz w:val="18"/>
                 <w:szCs w:val="18"/>
               </w:rPr>
-              <w:t xml:space="preserve">□　要（工事主　□　甲　□　乙／許可年月日　　　年　　月　　日）</w:t>
+              <w:t xml:space="preserve">□　要（工事主　□　○○建設　□　▲▲砂利店／許可年月日　　　年　　月　　日）</w:t>
             </w:r>
           </w:p>
           <w:p>
@@ -3274,6 +3485,8 @@
             <w:r>
               <w:rPr>
                 <w:rFonts w:ascii="ＭＳ 明朝" w:eastAsia="ＭＳ 明朝" w:hAnsi="ＭＳ 明朝"/>
+                <w:b w:val="false"/>
+                <w:bCs w:val="false"/>
                 <w:sz w:val="18"/>
                 <w:szCs w:val="18"/>
               </w:rPr>
@@ -3329,10 +3542,12 @@
             <w:r>
               <w:rPr>
                 <w:rFonts w:ascii="ＭＳ 明朝" w:eastAsia="ＭＳ 明朝" w:hAnsi="ＭＳ 明朝"/>
+                <w:b w:val="false"/>
+                <w:bCs w:val="false"/>
                 <w:sz w:val="18"/>
                 <w:szCs w:val="18"/>
               </w:rPr>
-              <w:t xml:space="preserve">□　要（提出先　　　　　　　　　　／提出者　□　甲　□　乙）　　□　不要</w:t>
+              <w:t xml:space="preserve">□　要（提出先　　　　　　　　　　／提出者　□　○○建設　□　▲▲砂利店）　　□　不要</w:t>
             </w:r>
           </w:p>
         </w:tc>
@@ -3384,6 +3599,8 @@
             <w:r>
               <w:rPr>
                 <w:rFonts w:ascii="ＭＳ 明朝" w:eastAsia="ＭＳ 明朝" w:hAnsi="ＭＳ 明朝"/>
+                <w:b w:val="false"/>
+                <w:bCs w:val="false"/>
                 <w:sz w:val="18"/>
                 <w:szCs w:val="18"/>
               </w:rPr>
@@ -3460,14 +3677,6 @@
       <w:pPr>
         <w:spacing w:after="0" w:before="0" w:line="300" w:lineRule="auto"/>
       </w:pPr>
-      <w:r>
-        <w:rPr>
-          <w:rFonts w:ascii="ＭＳ 明朝" w:eastAsia="ＭＳ 明朝" w:hAnsi="ＭＳ 明朝"/>
-          <w:sz w:val="21"/>
-          <w:szCs w:val="21"/>
-        </w:rPr>
-        <w:t xml:space="preserve"/>
-      </w:r>
     </w:p>
     <w:tbl>
       <w:tblPr>
@@ -3525,6 +3734,8 @@
       <w:r>
         <w:rPr>
           <w:rFonts w:ascii="ＭＳ 明朝" w:eastAsia="ＭＳ 明朝" w:hAnsi="ＭＳ 明朝"/>
+          <w:b w:val="false"/>
+          <w:bCs w:val="false"/>
           <w:sz w:val="19"/>
           <w:szCs w:val="19"/>
         </w:rPr>
@@ -3539,9 +3750,27 @@
       <w:r>
         <w:rPr>
           <w:rFonts w:ascii="ＭＳ 明朝" w:eastAsia="ＭＳ 明朝" w:hAnsi="ＭＳ 明朝"/>
+          <w:b w:val="false"/>
+          <w:bCs w:val="false"/>
           <w:sz w:val="19"/>
           <w:szCs w:val="19"/>
         </w:rPr>
+        <w:t xml:space="preserve">▲▲砂利店が一般貨物自動車運送事業の許可を持ち、緑ナンバーで運べる場合には、この書式を使う必要はない。素直に運送として請け負えばよい。この書式は、許可を持たない白ナンバーの事業者が、運送業ではなく処分業として引き受けるための組立てである。</w:t>
+      </w:r>
+    </w:p>
+    <w:p>
+      <w:pPr>
+        <w:spacing w:after="0" w:before="0" w:line="280" w:lineRule="auto"/>
+        <w:ind w:left="180"/>
+      </w:pPr>
+      <w:r>
+        <w:rPr>
+          <w:rFonts w:ascii="ＭＳ 明朝" w:eastAsia="ＭＳ 明朝" w:hAnsi="ＭＳ 明朝"/>
+          <w:b w:val="false"/>
+          <w:bCs w:val="false"/>
+          <w:sz w:val="19"/>
+          <w:szCs w:val="19"/>
+        </w:rPr>
         <w:t xml:space="preserve">積込みだけ、運搬だけを請け負う場合には使えない。国交省「建設事業に係る物品等の運送に関するQ&amp;A」No.20は、積込みのみを行う場合は付帯業務とは言えず許可が必要としている。</w:t>
       </w:r>
     </w:p>
@@ -3549,14 +3778,6 @@
       <w:pPr>
         <w:spacing w:after="140" w:before="0" w:line="300" w:lineRule="auto"/>
       </w:pPr>
-      <w:r>
-        <w:rPr>
-          <w:rFonts w:ascii="ＭＳ 明朝" w:eastAsia="ＭＳ 明朝" w:hAnsi="ＭＳ 明朝"/>
-          <w:sz w:val="21"/>
-          <w:szCs w:val="21"/>
-        </w:rPr>
-        <w:t xml:space="preserve"/>
-      </w:r>
     </w:p>
     <w:tbl>
       <w:tblPr>
@@ -3614,6 +3835,8 @@
       <w:r>
         <w:rPr>
           <w:rFonts w:ascii="ＭＳ 明朝" w:eastAsia="ＭＳ 明朝" w:hAnsi="ＭＳ 明朝"/>
+          <w:b w:val="false"/>
+          <w:bCs w:val="false"/>
           <w:sz w:val="19"/>
           <w:szCs w:val="19"/>
         </w:rPr>
@@ -3628,6 +3851,8 @@
       <w:r>
         <w:rPr>
           <w:rFonts w:ascii="ＭＳ 明朝" w:eastAsia="ＭＳ 明朝" w:hAnsi="ＭＳ 明朝"/>
+          <w:b w:val="false"/>
+          <w:bCs w:val="false"/>
           <w:sz w:val="19"/>
           <w:szCs w:val="19"/>
         </w:rPr>
@@ -3642,6 +3867,8 @@
       <w:r>
         <w:rPr>
           <w:rFonts w:ascii="ＭＳ 明朝" w:eastAsia="ＭＳ 明朝" w:hAnsi="ＭＳ 明朝"/>
+          <w:b w:val="false"/>
+          <w:bCs w:val="false"/>
           <w:sz w:val="19"/>
           <w:szCs w:val="19"/>
         </w:rPr>
@@ -3656,6 +3883,8 @@
       <w:r>
         <w:rPr>
           <w:rFonts w:ascii="ＭＳ 明朝" w:eastAsia="ＭＳ 明朝" w:hAnsi="ＭＳ 明朝"/>
+          <w:b w:val="false"/>
+          <w:bCs w:val="false"/>
           <w:sz w:val="19"/>
           <w:szCs w:val="19"/>
         </w:rPr>
@@ -3670,6 +3899,8 @@
       <w:r>
         <w:rPr>
           <w:rFonts w:ascii="ＭＳ 明朝" w:eastAsia="ＭＳ 明朝" w:hAnsi="ＭＳ 明朝"/>
+          <w:b w:val="false"/>
+          <w:bCs w:val="false"/>
           <w:sz w:val="19"/>
           <w:szCs w:val="19"/>
         </w:rPr>
@@ -3680,14 +3911,6 @@
       <w:pPr>
         <w:spacing w:after="140" w:before="0" w:line="300" w:lineRule="auto"/>
       </w:pPr>
-      <w:r>
-        <w:rPr>
-          <w:rFonts w:ascii="ＭＳ 明朝" w:eastAsia="ＭＳ 明朝" w:hAnsi="ＭＳ 明朝"/>
-          <w:sz w:val="21"/>
-          <w:szCs w:val="21"/>
-        </w:rPr>
-        <w:t xml:space="preserve"/>
-      </w:r>
     </w:p>
     <w:tbl>
       <w:tblPr>
@@ -3745,6 +3968,8 @@
       <w:r>
         <w:rPr>
           <w:rFonts w:ascii="ＭＳ 明朝" w:eastAsia="ＭＳ 明朝" w:hAnsi="ＭＳ 明朝"/>
+          <w:b w:val="false"/>
+          <w:bCs w:val="false"/>
           <w:sz w:val="19"/>
           <w:szCs w:val="19"/>
         </w:rPr>
@@ -3759,6 +3984,8 @@
       <w:r>
         <w:rPr>
           <w:rFonts w:ascii="ＭＳ 明朝" w:eastAsia="ＭＳ 明朝" w:hAnsi="ＭＳ 明朝"/>
+          <w:b w:val="false"/>
+          <w:bCs w:val="false"/>
           <w:sz w:val="19"/>
           <w:szCs w:val="19"/>
         </w:rPr>
@@ -3773,6 +4000,8 @@
       <w:r>
         <w:rPr>
           <w:rFonts w:ascii="ＭＳ 明朝" w:eastAsia="ＭＳ 明朝" w:hAnsi="ＭＳ 明朝"/>
+          <w:b w:val="false"/>
+          <w:bCs w:val="false"/>
           <w:sz w:val="19"/>
           <w:szCs w:val="19"/>
         </w:rPr>
@@ -3787,6 +4016,8 @@
       <w:r>
         <w:rPr>
           <w:rFonts w:ascii="ＭＳ 明朝" w:eastAsia="ＭＳ 明朝" w:hAnsi="ＭＳ 明朝"/>
+          <w:b w:val="false"/>
+          <w:bCs w:val="false"/>
           <w:sz w:val="19"/>
           <w:szCs w:val="19"/>
         </w:rPr>
@@ -3801,6 +4032,8 @@
       <w:r>
         <w:rPr>
           <w:rFonts w:ascii="ＭＳ 明朝" w:eastAsia="ＭＳ 明朝" w:hAnsi="ＭＳ 明朝"/>
+          <w:b w:val="false"/>
+          <w:bCs w:val="false"/>
           <w:sz w:val="19"/>
           <w:szCs w:val="19"/>
         </w:rPr>
@@ -3811,14 +4044,6 @@
       <w:pPr>
         <w:spacing w:after="140" w:before="0" w:line="300" w:lineRule="auto"/>
       </w:pPr>
-      <w:r>
-        <w:rPr>
-          <w:rFonts w:ascii="ＭＳ 明朝" w:eastAsia="ＭＳ 明朝" w:hAnsi="ＭＳ 明朝"/>
-          <w:sz w:val="21"/>
-          <w:szCs w:val="21"/>
-        </w:rPr>
-        <w:t xml:space="preserve"/>
-      </w:r>
     </w:p>
     <w:tbl>
       <w:tblPr>
@@ -3876,6 +4101,8 @@
       <w:r>
         <w:rPr>
           <w:rFonts w:ascii="ＭＳ 明朝" w:eastAsia="ＭＳ 明朝" w:hAnsi="ＭＳ 明朝"/>
+          <w:b w:val="false"/>
+          <w:bCs w:val="false"/>
           <w:sz w:val="19"/>
           <w:szCs w:val="19"/>
         </w:rPr>
@@ -3890,6 +4117,8 @@
       <w:r>
         <w:rPr>
           <w:rFonts w:ascii="ＭＳ 明朝" w:eastAsia="ＭＳ 明朝" w:hAnsi="ＭＳ 明朝"/>
+          <w:b w:val="false"/>
+          <w:bCs w:val="false"/>
           <w:sz w:val="19"/>
           <w:szCs w:val="19"/>
         </w:rPr>
@@ -3904,6 +4133,8 @@
       <w:r>
         <w:rPr>
           <w:rFonts w:ascii="ＭＳ 明朝" w:eastAsia="ＭＳ 明朝" w:hAnsi="ＭＳ 明朝"/>
+          <w:b w:val="false"/>
+          <w:bCs w:val="false"/>
           <w:sz w:val="19"/>
           <w:szCs w:val="19"/>
         </w:rPr>
@@ -3918,6 +4149,8 @@
       <w:r>
         <w:rPr>
           <w:rFonts w:ascii="ＭＳ 明朝" w:eastAsia="ＭＳ 明朝" w:hAnsi="ＭＳ 明朝"/>
+          <w:b w:val="false"/>
+          <w:bCs w:val="false"/>
           <w:sz w:val="19"/>
           <w:szCs w:val="19"/>
         </w:rPr>
@@ -3932,6 +4165,8 @@
       <w:r>
         <w:rPr>
           <w:rFonts w:ascii="ＭＳ 明朝" w:eastAsia="ＭＳ 明朝" w:hAnsi="ＭＳ 明朝"/>
+          <w:b w:val="false"/>
+          <w:bCs w:val="false"/>
           <w:sz w:val="19"/>
           <w:szCs w:val="19"/>
         </w:rPr>
@@ -3942,14 +4177,6 @@
       <w:pPr>
         <w:spacing w:after="140" w:before="0" w:line="300" w:lineRule="auto"/>
       </w:pPr>
-      <w:r>
-        <w:rPr>
-          <w:rFonts w:ascii="ＭＳ 明朝" w:eastAsia="ＭＳ 明朝" w:hAnsi="ＭＳ 明朝"/>
-          <w:sz w:val="21"/>
-          <w:szCs w:val="21"/>
-        </w:rPr>
-        <w:t xml:space="preserve"/>
-      </w:r>
     </w:p>
     <w:tbl>
       <w:tblPr>
@@ -4007,6 +4234,8 @@
       <w:r>
         <w:rPr>
           <w:rFonts w:ascii="ＭＳ 明朝" w:eastAsia="ＭＳ 明朝" w:hAnsi="ＭＳ 明朝"/>
+          <w:b w:val="false"/>
+          <w:bCs w:val="false"/>
           <w:sz w:val="19"/>
           <w:szCs w:val="19"/>
         </w:rPr>
@@ -4021,6 +4250,8 @@
       <w:r>
         <w:rPr>
           <w:rFonts w:ascii="ＭＳ 明朝" w:eastAsia="ＭＳ 明朝" w:hAnsi="ＭＳ 明朝"/>
+          <w:b w:val="false"/>
+          <w:bCs w:val="false"/>
           <w:sz w:val="19"/>
           <w:szCs w:val="19"/>
         </w:rPr>
@@ -4035,6 +4266,8 @@
       <w:r>
         <w:rPr>
           <w:rFonts w:ascii="ＭＳ 明朝" w:eastAsia="ＭＳ 明朝" w:hAnsi="ＭＳ 明朝"/>
+          <w:b w:val="false"/>
+          <w:bCs w:val="false"/>
           <w:sz w:val="19"/>
           <w:szCs w:val="19"/>
         </w:rPr>
@@ -4049,6 +4282,8 @@
       <w:r>
         <w:rPr>
           <w:rFonts w:ascii="ＭＳ 明朝" w:eastAsia="ＭＳ 明朝" w:hAnsi="ＭＳ 明朝"/>
+          <w:b w:val="false"/>
+          <w:bCs w:val="false"/>
           <w:sz w:val="19"/>
           <w:szCs w:val="19"/>
         </w:rPr>
@@ -4063,6 +4298,8 @@
       <w:r>
         <w:rPr>
           <w:rFonts w:ascii="ＭＳ 明朝" w:eastAsia="ＭＳ 明朝" w:hAnsi="ＭＳ 明朝"/>
+          <w:b w:val="false"/>
+          <w:bCs w:val="false"/>
           <w:sz w:val="19"/>
           <w:szCs w:val="19"/>
         </w:rPr>
@@ -4077,6 +4314,8 @@
       <w:r>
         <w:rPr>
           <w:rFonts w:ascii="ＭＳ 明朝" w:eastAsia="ＭＳ 明朝" w:hAnsi="ＭＳ 明朝"/>
+          <w:b w:val="false"/>
+          <w:bCs w:val="false"/>
           <w:sz w:val="19"/>
           <w:szCs w:val="19"/>
         </w:rPr>
@@ -4087,14 +4326,6 @@
       <w:pPr>
         <w:spacing w:after="140" w:before="0" w:line="300" w:lineRule="auto"/>
       </w:pPr>
-      <w:r>
-        <w:rPr>
-          <w:rFonts w:ascii="ＭＳ 明朝" w:eastAsia="ＭＳ 明朝" w:hAnsi="ＭＳ 明朝"/>
-          <w:sz w:val="21"/>
-          <w:szCs w:val="21"/>
-        </w:rPr>
-        <w:t xml:space="preserve"/>
-      </w:r>
     </w:p>
     <w:sectPr>
       <w:pgSz w:w="11906" w:h="16838" w:orient="portrait"/>

--- a/docs/legal-research/forms/残土処分請負契約書.docx
+++ b/docs/legal-research/forms/残土処分請負契約書.docx
@@ -1224,7 +1224,7 @@
           <w:sz w:val="21"/>
           <w:szCs w:val="21"/>
         </w:rPr>
-        <w:t xml:space="preserve">▲▲砂利店は、本契約に基づく業務を、▲▲砂利店が雇用する従業員及び▲▲砂利店が保有し、又は使用する権原を有する車両により行う。</w:t>
+        <w:t xml:space="preserve">▲▲砂利店は、本契約に基づく業務を、▲▲砂利店と雇用関係にある従業員及び▲▲砂利店が保有し、又は使用する権原を有する車両により行う。</w:t>
       </w:r>
     </w:p>
     <w:p>
@@ -1240,7 +1240,7 @@
           <w:sz w:val="21"/>
           <w:szCs w:val="21"/>
         </w:rPr>
-        <w:t xml:space="preserve">２　前項の車両を運転する者は、▲▲砂利店に期間を定めずに雇用された者又は二月を超える期間を定めて雇用された者とする。日々雇い入れられる者及び二月以内の期間を定めて雇用された者を運転者としない。</w:t>
+        <w:t xml:space="preserve">２　前項の運転者について、▲▲砂利店は、労働契約を締結し、労働条件通知書を交付し、その報酬を給与として支払う。期間を定めて雇用する者及び日々雇い入れる者を含む。</w:t>
       </w:r>
     </w:p>
     <w:p>
@@ -1304,7 +1304,7 @@
           <w:sz w:val="20"/>
           <w:szCs w:val="20"/>
         </w:rPr>
-        <w:t xml:space="preserve">一　土砂等を運搬する大型自動車による交通事故の防止等に関する特別措置法（表示番号の表示及び荷台の構造に係る定めを含む。）</w:t>
+        <w:t xml:space="preserve">一　土砂等を運搬する大型自動車による交通事故の防止等に関する特別措置法（表示番号の指定申請及び表示＝同法３条・４条、自重計の装着＝同法６条を含む。）</w:t>
       </w:r>
     </w:p>
     <w:p>
@@ -3840,7 +3840,7 @@
           <w:sz w:val="19"/>
           <w:szCs w:val="19"/>
         </w:rPr>
-        <w:t xml:space="preserve">平成10年2月10日付け自貨第11号ほか（いわゆる2月10日通達）1.(2)は、他人の貨物を運送しても許可を要しない場合として、ⅰ　その者の生業と密接不可分であって当該業務に付帯すると認められること、ⅱ　運送が主たる目的でないこと、ⅲ　名目の如何を問わず運送の対価としての有償性がないこと、を挙げている。</w:t>
+        <w:t xml:space="preserve">根拠は、令和8年2月10日付け事務連絡（国土交通省物流・自動車局貨物流通事業課長「自家用ダンプカーの貨物自動車運送事業法における取扱いについて」）である。同事務連絡は、ダンプカーについて①他人の需要に応じ、②有償で、③貨物の運送を事業として行う場合には許可が必要であるとした上で、1.(1)又は(2)のいずれかに該当し、かつ2.の要件を具備した場合には許可が不要となるとしている。</w:t>
       </w:r>
     </w:p>
     <w:p>
@@ -3856,7 +3856,7 @@
           <w:sz w:val="19"/>
           <w:szCs w:val="19"/>
         </w:rPr>
-        <w:t xml:space="preserve">同Q&amp;A No.21は、残土の処分を行う場合について「処分の内容によりますが」と留保を付けた上で、生業と密接不可分であり当該業務に付帯すると認められ、運送の対価としての有償性がない場合には許可は不要になると考えられる、としている。</w:t>
+        <w:t xml:space="preserve">1.(1)は「建設関連会社等が自ら所有する貨物を自ら運送する場合」で、①及び②に該当しないとされる。1.(2)は「生業と密接不可分であり、その業務に付帯するものとして運送を行う場合」で、他者が所有する貨物であっても次のⅰ〜ⅲのいずれにも該当すれば②及び③に該当しないとされる。</w:t>
       </w:r>
     </w:p>
     <w:p>
@@ -3872,7 +3872,7 @@
           <w:sz w:val="19"/>
           <w:szCs w:val="19"/>
         </w:rPr>
-        <w:t xml:space="preserve">したがってこの契約書は、①目的を処分とし運搬を手段に落とす（第１条）、②工程を一体として書く（第２条）、③運搬を対価の対象にしない（第５条第２項から第４項）、④処分地を自ら確保し管理責任を負う（第３条・第９条）、という四点で上の要件に当てはめる作りにしている。</w:t>
+        <w:t xml:space="preserve">　ⅰ　建設関連会社等の生業と密接不可分であり、その業務に付帯して行われる運送であること</w:t>
       </w:r>
     </w:p>
     <w:p>
@@ -3888,7 +3888,7 @@
           <w:sz w:val="19"/>
           <w:szCs w:val="19"/>
         </w:rPr>
-        <w:t xml:space="preserve">なお、業務範囲（第２条）にも別紙１の内容欄にも「運搬」という語をそのまま書いている。隠して「搬送」などに言い換えない。上のQ&amp;A No.21は「残土を運搬し処分する場合」と書いており、運搬という工程が入ること自体は許可不要の前提として織り込まれている。通達ⅲが禁じているのは運搬を対価の対象にすることであって、運搬という言葉を使うことではない。語を言い換えると、かえって隠したという印象を与える。</w:t>
+        <w:t xml:space="preserve">　ⅱ　当該生業を営む建設関連会社等が自ら運送行為を行うこと（同一の者が当該生業と当該運送行為とを一貫して行うこと）</w:t>
       </w:r>
     </w:p>
     <w:p>
@@ -3904,7 +3904,87 @@
           <w:sz w:val="19"/>
           <w:szCs w:val="19"/>
         </w:rPr>
-        <w:t xml:space="preserve">第８条で積込み時に所有権を移すのは補強である。貨物自動車運送事業法第２条第２項は「他人の需要に応じ、有償で、自動車を使用して貨物を運送する事業」と定めており、運ぶ物が自社の所有物であれば他人の貨物の運送には当たりにくい。ただしこれだけで許可不要になるわけではない。本筋は上の通達の三要件である。</w:t>
+        <w:t xml:space="preserve">　ⅲ　名目の如何を問わず、運送行為の対価としての有償性がないこと</w:t>
+      </w:r>
+    </w:p>
+    <w:p>
+      <w:pPr>
+        <w:spacing w:after="0" w:before="0" w:line="280" w:lineRule="auto"/>
+        <w:ind w:left="180"/>
+      </w:pPr>
+      <w:r>
+        <w:rPr>
+          <w:rFonts w:ascii="ＭＳ 明朝" w:eastAsia="ＭＳ 明朝" w:hAnsi="ＭＳ 明朝"/>
+          <w:b w:val="false"/>
+          <w:bCs w:val="false"/>
+          <w:sz w:val="19"/>
+          <w:szCs w:val="19"/>
+        </w:rPr>
+        <w:t xml:space="preserve">2.は、自ら運送を行っていると認められるためには、当該会社等と雇用関係にある従業員たる運転者（期間雇用又は日雇い雇用等の場合を含む。）に運送行為を行わせることが必要である、とするものである。雇用関係の有無は、契約等の形態のみならず使用従属性等の実態も踏まえて判断され、労働契約の締結、労働条件通知書の交付、報酬が給与として支払われているかが主な判断基準とされている。</w:t>
+      </w:r>
+    </w:p>
+    <w:p>
+      <w:pPr>
+        <w:spacing w:after="0" w:before="0" w:line="280" w:lineRule="auto"/>
+        <w:ind w:left="180"/>
+      </w:pPr>
+      <w:r>
+        <w:rPr>
+          <w:rFonts w:ascii="ＭＳ 明朝" w:eastAsia="ＭＳ 明朝" w:hAnsi="ＭＳ 明朝"/>
+          <w:b w:val="false"/>
+          <w:bCs w:val="false"/>
+          <w:sz w:val="19"/>
+          <w:szCs w:val="19"/>
+        </w:rPr>
+        <w:t xml:space="preserve">建設事業Q&amp;A No.21は、残土の処分を行う場合について「処分の内容によりますが」と留保を付けた上で、生業と密接不可分であり当該業務に付帯すると認められ、運送の対価としての有償性がない場合には許可は不要になると考えられる、としている。</w:t>
+      </w:r>
+    </w:p>
+    <w:p>
+      <w:pPr>
+        <w:spacing w:after="0" w:before="0" w:line="280" w:lineRule="auto"/>
+        <w:ind w:left="180"/>
+      </w:pPr>
+      <w:r>
+        <w:rPr>
+          <w:rFonts w:ascii="ＭＳ 明朝" w:eastAsia="ＭＳ 明朝" w:hAnsi="ＭＳ 明朝"/>
+          <w:b w:val="false"/>
+          <w:bCs w:val="false"/>
+          <w:sz w:val="19"/>
+          <w:szCs w:val="19"/>
+        </w:rPr>
+        <w:t xml:space="preserve">この契約書は、上の1.(2)と2.に当てはめるために条文の書き方を決めている。ⅰには第１条（目的を処分に置く）・第３条（処分地を自ら確保）・第９条（受入れ後の管理責任）が、ⅱには第２条（積込みから整地までを一体の工程として自ら行う）・第２条第２項（再委託しない）が、ⅲには第５条第２項から第４項（運搬を対価の対象にしない）・第７条第３項（請求書も同じ名目）が、2.には第10条（雇用関係・労働条件通知書・給与）が対応する。</w:t>
+      </w:r>
+    </w:p>
+    <w:p>
+      <w:pPr>
+        <w:spacing w:after="0" w:before="0" w:line="280" w:lineRule="auto"/>
+        <w:ind w:left="180"/>
+      </w:pPr>
+      <w:r>
+        <w:rPr>
+          <w:rFonts w:ascii="ＭＳ 明朝" w:eastAsia="ＭＳ 明朝" w:hAnsi="ＭＳ 明朝"/>
+          <w:b w:val="false"/>
+          <w:bCs w:val="false"/>
+          <w:sz w:val="19"/>
+          <w:szCs w:val="19"/>
+        </w:rPr>
+        <w:t xml:space="preserve">なお、業務範囲（第２条）にも別紙１の内容欄にも「運搬」という語をそのまま書いている。隠して「搬送」などに言い換えない。上のQ&amp;A No.21は「残土を運搬し処分する場合」と書いており、運搬という工程が入ること自体は許可不要の前提として織り込まれている。通達ⅲが禁じているのは運搬を対価の対象にすることであって、運搬という言葉を使うことではない。語を言い換えると、かえって隠したという印象を与える。</w:t>
+      </w:r>
+    </w:p>
+    <w:p>
+      <w:pPr>
+        <w:spacing w:after="0" w:before="0" w:line="280" w:lineRule="auto"/>
+        <w:ind w:left="180"/>
+      </w:pPr>
+      <w:r>
+        <w:rPr>
+          <w:rFonts w:ascii="ＭＳ 明朝" w:eastAsia="ＭＳ 明朝" w:hAnsi="ＭＳ 明朝"/>
+          <w:b w:val="false"/>
+          <w:bCs w:val="false"/>
+          <w:sz w:val="19"/>
+          <w:szCs w:val="19"/>
+        </w:rPr>
+        <w:t xml:space="preserve">第８条で積込み時に所有権を移すのは、1.(2)ではなく1.(1)で説明できる余地を作るためである。所有権が移転した後に▲▲砂利店が運ぶのは自社が所有する貨物であり、1.(1)「自ら所有する貨物を自ら運送する場合」に当たりうる。貨物自動車運送事業法第２条第２項も「一般貨物自動車運送事業」を「他人の需要に応じ、有償で、自動車……を使用して貨物を運送する事業」と定義している。ただしこの構成が認められるかは確認できていないので、照会A-11として運輸局に聞くことにしている。本筋は1.(2)のⅰ〜ⅲと2.である。</w:t>
       </w:r>
     </w:p>
     <w:p>
@@ -4042,6 +4122,22 @@
     </w:p>
     <w:p>
       <w:pPr>
+        <w:spacing w:after="0" w:before="0" w:line="280" w:lineRule="auto"/>
+        <w:ind w:left="180"/>
+      </w:pPr>
+      <w:r>
+        <w:rPr>
+          <w:rFonts w:ascii="ＭＳ 明朝" w:eastAsia="ＭＳ 明朝" w:hAnsi="ＭＳ 明朝"/>
+          <w:b w:val="false"/>
+          <w:bCs w:val="false"/>
+          <w:sz w:val="19"/>
+          <w:szCs w:val="19"/>
+        </w:rPr>
+        <w:t xml:space="preserve">・運転者を日雇いにすること自体は、ここでは問題にならない。2月10日事務連絡2.が「期間雇用又は日雇い雇用等の場合を含む」としているためである。緑ナンバーの事業用自動車に日雇いの運転者を選任運転者として乗せられないのは貨物自動車運送事業輸送安全規則３条２項の話（▲11）であり、同規則は許可業者に適用されるものだから、許可を持たない▲▲砂利店には適用がない。混同しないこと。ただし雇用関係の実態（労働契約・労働条件通知書・給与払い）は2.の要件なので、ここは落とせない。</w:t>
+      </w:r>
+    </w:p>
+    <w:p>
+      <w:pPr>
         <w:spacing w:after="140" w:before="0" w:line="300" w:lineRule="auto"/>
       </w:pPr>
     </w:p>
@@ -4239,7 +4335,7 @@
           <w:sz w:val="19"/>
           <w:szCs w:val="19"/>
         </w:rPr>
-        <w:t xml:space="preserve">「生業と密接不可分」と言えるかは、建設業者ではなく砂利採取業者が残土処分を行うという点で、なお詰め切れていない。当社資料では▲６、運輸局への照会ではA-4として要照会に分類している。</w:t>
+        <w:t xml:space="preserve">「生業と密接不可分」と言えるかは、建設業者ではなく砂利採取業者が残土処分を行うという点で、なお詰め切れていない。当社資料では▲６、運輸局への照会ではA-4及びA-8からA-11として要照会に分類している。</w:t>
       </w:r>
     </w:p>
     <w:p>
@@ -4255,7 +4351,7 @@
           <w:sz w:val="19"/>
           <w:szCs w:val="19"/>
         </w:rPr>
-        <w:t xml:space="preserve">特に次の三点は、契約書の書き方では解決しないので運輸局に確かめること。</w:t>
+        <w:t xml:space="preserve">契約書の書き方では解決しない点を、照会事例集の次の四件にしてある。照会書ではこの契約書の▲▲砂利店をF砂利採取として書いている。</w:t>
       </w:r>
     </w:p>
     <w:p>
@@ -4271,7 +4367,7 @@
           <w:sz w:val="19"/>
           <w:szCs w:val="19"/>
         </w:rPr>
-        <w:t xml:space="preserve">　① 自社の認可採取跡地への埋戻しであれば「生業と密接不可分」と言えるか。</w:t>
+        <w:t xml:space="preserve">　A-8　砂利採取業者が自社の認可採取跡地の埋戻しに使う場合に「生業と密接不可分」と言えるか。認可採取計画への記載が要件となるか。</w:t>
       </w:r>
     </w:p>
     <w:p>
@@ -4287,7 +4383,7 @@
           <w:sz w:val="19"/>
           <w:szCs w:val="19"/>
         </w:rPr>
-        <w:t xml:space="preserve">　② 受入地が自社採取跡地ではなく賃借地である場合も同じか。</w:t>
+        <w:t xml:space="preserve">　A-9　受入地が自社の砂利採取場ではなく賃借地である場合も同じ結論になるか。</w:t>
       </w:r>
     </w:p>
     <w:p>
@@ -4303,7 +4399,23 @@
           <w:sz w:val="19"/>
           <w:szCs w:val="19"/>
         </w:rPr>
-        <w:t xml:space="preserve">　③ 立方メートル単価であっても、運搬距離に応じて単価が変わる場合は通達ⅲの「名目の如何を問わず運送の対価」に当たるか。</w:t>
+        <w:t xml:space="preserve">　A-10　立方メートル単価であっても、運搬距離に応じて単価が変わる場合は1.(2)ⅲの有償性に当たるか。</w:t>
+      </w:r>
+    </w:p>
+    <w:p>
+      <w:pPr>
+        <w:spacing w:after="0" w:before="0" w:line="280" w:lineRule="auto"/>
+        <w:ind w:left="180"/>
+      </w:pPr>
+      <w:r>
+        <w:rPr>
+          <w:rFonts w:ascii="ＭＳ 明朝" w:eastAsia="ＭＳ 明朝" w:hAnsi="ＭＳ 明朝"/>
+          <w:b w:val="false"/>
+          <w:bCs w:val="false"/>
+          <w:sz w:val="19"/>
+          <w:szCs w:val="19"/>
+        </w:rPr>
+        <w:t xml:space="preserve">　A-11　積込み時に所有権を移す定めにより1.(1)で判断されるか、それとも1.(2)で判断されるか。契約書案を持参して確認してもらえるか。</w:t>
       </w:r>
     </w:p>
     <w:p>
